--- a/batch5/ml-dl-nlp-project/Project2-Rare Disease Signal using Multivariate Anomaly Detection.docx
+++ b/batch5/ml-dl-nlp-project/Project2-Rare Disease Signal using Multivariate Anomaly Detection.docx
@@ -4,20 +4,21 @@
   <w:body>
     <w:p>
       <w:pPr>
-        <w:rPr>
-          <w:b/>
-          <w:bCs/>
-        </w:rPr>
-      </w:pPr>
-      <w:r>
-        <w:rPr>
-          <w:b/>
-          <w:bCs/>
-        </w:rPr>
+        <w:pStyle w:val="Heading1"/>
+      </w:pPr>
+      <w:r>
         <w:t>Rare Disease Signal Detection using Multivariate Anomaly Detection and Clinical Notes</w:t>
       </w:r>
     </w:p>
     <w:p>
+      <w:pPr>
+        <w:pStyle w:val="Heading2"/>
+      </w:pPr>
+      <w:r>
+        <w:t>Project Brief</w:t>
+      </w:r>
+    </w:p>
+    <w:p>
       <w:r>
         <w:t>Hospitals often see patients whose symptoms and test results do not clearly match common disease patterns. Rare disease cases are especially difficult because the abnormality may not appear in a single lab value or vital sign. Instead, the signal may exist in the relationship between multiple features. For example, WBC may be elevated while CRP remains normal, lactate may be high while glucose is low and SpO₂ is only slightly reduced, or heart rate and blood pressure may show an unusual relationship along with troponin elevation.</w:t>
       </w:r>
@@ -68,9 +69,6278 @@
     </w:p>
     <w:p>
       <w:r>
-        <w:t>The value proposition is to help hospitals detect rare disease signals earlier by identifying unusual combinations of clinical features that may be missed by threshold-based alerts or manual review. The system is not intended to diagnose rare diseases automatically. It is a clinical decision-support tool that helps prioritize patients for specialist review, reduce diagnostic delay, and surface hidden patterns across structured records and clinical notes.</w:t>
-      </w:r>
-    </w:p>
+        <w:t xml:space="preserve">The value proposition is to help hospitals detect rare disease signals earlier by identifying unusual combinations of clinical features that may be missed by threshold-based alerts or manual review. The system is not intended to diagnose rare diseases </w:t>
+      </w:r>
+      <w:r>
+        <w:lastRenderedPageBreak/>
+        <w:t>automatically. It is a clinical decision-support tool that helps prioritize patients for specialist review, reduce diagnostic delay, and surface hidden patterns across structured records and clinical notes.</w:t>
+      </w:r>
+    </w:p>
+    <w:p>
+      <w:pPr>
+        <w:pStyle w:val="Heading2"/>
+      </w:pPr>
+      <w:r>
+        <w:t>BUSINESS PROBLEM</w:t>
+      </w:r>
+    </w:p>
+    <w:p>
+      <w:r>
+        <w:t xml:space="preserve">In rare disease cases, individual lab values may look normal or only mildly abnormal, but the </w:t>
+      </w:r>
+      <w:r>
+        <w:rPr>
+          <w:b/>
+          <w:bCs/>
+        </w:rPr>
+        <w:t>combination</w:t>
+      </w:r>
+      <w:r>
+        <w:t xml:space="preserve"> of values may be unusual.</w:t>
+      </w:r>
+    </w:p>
+    <w:p>
+      <w:r>
+        <w:t>So the model should not ask only:</w:t>
+      </w:r>
+    </w:p>
+    <w:p>
+      <w:r>
+        <w:t>“Is WBC high?”</w:t>
+      </w:r>
+      <w:r>
+        <w:br/>
+        <w:t>“Is lactate high?”</w:t>
+      </w:r>
+      <w:r>
+        <w:br/>
+        <w:t>“Is BP low?”</w:t>
+      </w:r>
+    </w:p>
+    <w:p>
+      <w:r>
+        <w:t>It should ask:</w:t>
+      </w:r>
+    </w:p>
+    <w:p>
+      <w:r>
+        <w:t>“Is this pattern of labs, vitals, and notes unusual compared with the typical patient population?”</w:t>
+      </w:r>
+    </w:p>
+    <w:p>
+      <w:pPr>
+        <w:rPr>
+          <w:b/>
+          <w:bCs/>
+        </w:rPr>
+      </w:pPr>
+      <w:r>
+        <w:rPr>
+          <w:b/>
+          <w:bCs/>
+        </w:rPr>
+        <w:t>Why this is a strong hospital AI use-case</w:t>
+      </w:r>
+    </w:p>
+    <w:p>
+      <w:r>
+        <w:t>Rare diseases are hard to detect because they may not present with obvious single-feature abnormalities. Patients may visit multiple departments, have repeated investigations, and still remain undiagnosed because the signal is subtle.</w:t>
+      </w:r>
+    </w:p>
+    <w:p>
+      <w:r>
+        <w:t>A hospital with 5,000 patient records may have only around 9% rare-condition cases. That means the rare condition is underrepresented, easy to miss, and often hidden in unusual feature combinations.</w:t>
+      </w:r>
+    </w:p>
+    <w:p>
+      <w:r>
+        <w:t>This PoC is valuable because it mimics a real clinical problem:</w:t>
+      </w:r>
+    </w:p>
+    <w:p>
+      <w:pPr>
+        <w:numPr>
+          <w:ilvl w:val="0"/>
+          <w:numId w:val="1"/>
+        </w:numPr>
+      </w:pPr>
+      <w:r>
+        <w:t xml:space="preserve">Rare disease cases are low-prevalence. </w:t>
+      </w:r>
+    </w:p>
+    <w:p>
+      <w:pPr>
+        <w:numPr>
+          <w:ilvl w:val="0"/>
+          <w:numId w:val="1"/>
+        </w:numPr>
+      </w:pPr>
+      <w:r>
+        <w:t xml:space="preserve">Individual features may look normal. </w:t>
+      </w:r>
+    </w:p>
+    <w:p>
+      <w:pPr>
+        <w:numPr>
+          <w:ilvl w:val="0"/>
+          <w:numId w:val="1"/>
+        </w:numPr>
+      </w:pPr>
+      <w:r>
+        <w:t xml:space="preserve">Clinical suspicion depends on patterns. </w:t>
+      </w:r>
+    </w:p>
+    <w:p>
+      <w:pPr>
+        <w:numPr>
+          <w:ilvl w:val="0"/>
+          <w:numId w:val="1"/>
+        </w:numPr>
+      </w:pPr>
+      <w:r>
+        <w:t xml:space="preserve">Notes may contain weak signals. </w:t>
+      </w:r>
+    </w:p>
+    <w:p>
+      <w:pPr>
+        <w:numPr>
+          <w:ilvl w:val="0"/>
+          <w:numId w:val="1"/>
+        </w:numPr>
+      </w:pPr>
+      <w:r>
+        <w:t xml:space="preserve">Doctors need explainable evidence, not just a black-box alert. </w:t>
+      </w:r>
+    </w:p>
+    <w:p>
+      <w:r>
+        <w:t xml:space="preserve">The AI system should act as a </w:t>
+      </w:r>
+      <w:r>
+        <w:rPr>
+          <w:b/>
+          <w:bCs/>
+        </w:rPr>
+        <w:t>rare disease screening assistant</w:t>
+      </w:r>
+      <w:r>
+        <w:t>, not a diagnostic authority.</w:t>
+      </w:r>
+    </w:p>
+    <w:p>
+      <w:r>
+        <w:t>Its job is to flag patients who deserve further review.</w:t>
+      </w:r>
+    </w:p>
+    <w:p>
+      <w:r>
+        <w:pict w14:anchorId="58E6E098">
+          <v:rect id="_x0000_i1145" style="width:0;height:1.5pt" o:hralign="center" o:hrstd="t" o:hr="t" fillcolor="#a0a0a0" stroked="f"/>
+        </w:pict>
+      </w:r>
+    </w:p>
+    <w:p>
+      <w:pPr>
+        <w:rPr>
+          <w:b/>
+          <w:bCs/>
+        </w:rPr>
+      </w:pPr>
+      <w:r>
+        <w:rPr>
+          <w:b/>
+          <w:bCs/>
+        </w:rPr>
+        <w:t>2. Real-world scenario</w:t>
+      </w:r>
+    </w:p>
+    <w:p>
+      <w:r>
+        <w:lastRenderedPageBreak/>
+        <w:t>A hospital has 5,000 patient records containing:</w:t>
+      </w:r>
+    </w:p>
+    <w:p>
+      <w:pPr>
+        <w:rPr>
+          <w:b/>
+          <w:bCs/>
+        </w:rPr>
+      </w:pPr>
+      <w:r>
+        <w:rPr>
+          <w:b/>
+          <w:bCs/>
+        </w:rPr>
+        <w:t>Structured data</w:t>
+      </w:r>
+    </w:p>
+    <w:p>
+      <w:pPr>
+        <w:numPr>
+          <w:ilvl w:val="0"/>
+          <w:numId w:val="2"/>
+        </w:numPr>
+      </w:pPr>
+      <w:r>
+        <w:t xml:space="preserve">Vitals: HR, BP, SpO₂, temperature, respiratory rate </w:t>
+      </w:r>
+    </w:p>
+    <w:p>
+      <w:pPr>
+        <w:numPr>
+          <w:ilvl w:val="0"/>
+          <w:numId w:val="2"/>
+        </w:numPr>
+      </w:pPr>
+      <w:r>
+        <w:t xml:space="preserve">Labs: WBC, CRP, lactate, glucose, troponin, HGB, platelets, creatinine </w:t>
+      </w:r>
+    </w:p>
+    <w:p>
+      <w:pPr>
+        <w:numPr>
+          <w:ilvl w:val="0"/>
+          <w:numId w:val="2"/>
+        </w:numPr>
+      </w:pPr>
+      <w:r>
+        <w:t xml:space="preserve">Demographics: age, sex, comorbidities </w:t>
+      </w:r>
+    </w:p>
+    <w:p>
+      <w:pPr>
+        <w:numPr>
+          <w:ilvl w:val="0"/>
+          <w:numId w:val="2"/>
+        </w:numPr>
+      </w:pPr>
+      <w:r>
+        <w:t xml:space="preserve">Encounter details: OPD, emergency, inpatient, ICU </w:t>
+      </w:r>
+    </w:p>
+    <w:p>
+      <w:pPr>
+        <w:numPr>
+          <w:ilvl w:val="0"/>
+          <w:numId w:val="2"/>
+        </w:numPr>
+      </w:pPr>
+      <w:r>
+        <w:t xml:space="preserve">Repeated visits or admissions </w:t>
+      </w:r>
+    </w:p>
+    <w:p>
+      <w:pPr>
+        <w:rPr>
+          <w:b/>
+          <w:bCs/>
+        </w:rPr>
+      </w:pPr>
+      <w:r>
+        <w:rPr>
+          <w:b/>
+          <w:bCs/>
+        </w:rPr>
+        <w:t>Unstructured data</w:t>
+      </w:r>
+    </w:p>
+    <w:p>
+      <w:pPr>
+        <w:numPr>
+          <w:ilvl w:val="0"/>
+          <w:numId w:val="3"/>
+        </w:numPr>
+      </w:pPr>
+      <w:r>
+        <w:t xml:space="preserve">Doctor notes </w:t>
+      </w:r>
+    </w:p>
+    <w:p>
+      <w:pPr>
+        <w:numPr>
+          <w:ilvl w:val="0"/>
+          <w:numId w:val="3"/>
+        </w:numPr>
+      </w:pPr>
+      <w:r>
+        <w:t xml:space="preserve">Discharge summaries </w:t>
+      </w:r>
+    </w:p>
+    <w:p>
+      <w:pPr>
+        <w:numPr>
+          <w:ilvl w:val="0"/>
+          <w:numId w:val="3"/>
+        </w:numPr>
+      </w:pPr>
+      <w:r>
+        <w:t xml:space="preserve">Progress notes </w:t>
+      </w:r>
+    </w:p>
+    <w:p>
+      <w:pPr>
+        <w:numPr>
+          <w:ilvl w:val="0"/>
+          <w:numId w:val="3"/>
+        </w:numPr>
+      </w:pPr>
+      <w:r>
+        <w:t xml:space="preserve">Nurse notes </w:t>
+      </w:r>
+    </w:p>
+    <w:p>
+      <w:pPr>
+        <w:numPr>
+          <w:ilvl w:val="0"/>
+          <w:numId w:val="3"/>
+        </w:numPr>
+      </w:pPr>
+      <w:r>
+        <w:t xml:space="preserve">Referral notes </w:t>
+      </w:r>
+    </w:p>
+    <w:p>
+      <w:pPr>
+        <w:numPr>
+          <w:ilvl w:val="0"/>
+          <w:numId w:val="3"/>
+        </w:numPr>
+      </w:pPr>
+      <w:r>
+        <w:t xml:space="preserve">Investigation comments </w:t>
+      </w:r>
+    </w:p>
+    <w:p>
+      <w:r>
+        <w:t xml:space="preserve">Around </w:t>
+      </w:r>
+      <w:r>
+        <w:rPr>
+          <w:b/>
+          <w:bCs/>
+        </w:rPr>
+        <w:t>9%</w:t>
+      </w:r>
+      <w:r>
+        <w:t xml:space="preserve"> of patients have a rare condition distributed across different archetypes.</w:t>
+      </w:r>
+    </w:p>
+    <w:tbl>
+      <w:tblPr>
+        <w:tblW w:w="0" w:type="auto"/>
+        <w:tblCellSpacing w:w="15" w:type="dxa"/>
+        <w:tblCellMar>
+          <w:top w:w="15" w:type="dxa"/>
+          <w:left w:w="15" w:type="dxa"/>
+          <w:bottom w:w="15" w:type="dxa"/>
+          <w:right w:w="15" w:type="dxa"/>
+        </w:tblCellMar>
+        <w:tblLook w:val="04A0" w:firstRow="1" w:lastRow="0" w:firstColumn="1" w:lastColumn="0" w:noHBand="0" w:noVBand="1"/>
+      </w:tblPr>
+      <w:tblGrid>
+        <w:gridCol w:w="2897"/>
+        <w:gridCol w:w="4745"/>
+      </w:tblGrid>
+      <w:tr>
+        <w:trPr>
+          <w:tblHeader/>
+          <w:tblCellSpacing w:w="15" w:type="dxa"/>
+        </w:trPr>
+        <w:tc>
+          <w:tcPr>
+            <w:tcW w:w="0" w:type="auto"/>
+            <w:vAlign w:val="center"/>
+            <w:hideMark/>
+          </w:tcPr>
+          <w:p>
+            <w:pPr>
+              <w:rPr>
+                <w:b/>
+                <w:bCs/>
+              </w:rPr>
+            </w:pPr>
+            <w:r>
+              <w:rPr>
+                <w:b/>
+                <w:bCs/>
+              </w:rPr>
+              <w:t>Disease Archetype</w:t>
+            </w:r>
+          </w:p>
+        </w:tc>
+        <w:tc>
+          <w:tcPr>
+            <w:tcW w:w="0" w:type="auto"/>
+            <w:vAlign w:val="center"/>
+            <w:hideMark/>
+          </w:tcPr>
+          <w:p>
+            <w:pPr>
+              <w:rPr>
+                <w:b/>
+                <w:bCs/>
+              </w:rPr>
+            </w:pPr>
+            <w:r>
+              <w:rPr>
+                <w:b/>
+                <w:bCs/>
+              </w:rPr>
+              <w:t>Key Hidden Pattern</w:t>
+            </w:r>
+          </w:p>
+        </w:tc>
+      </w:tr>
+      <w:tr>
+        <w:trPr>
+          <w:tblCellSpacing w:w="15" w:type="dxa"/>
+        </w:trPr>
+        <w:tc>
+          <w:tcPr>
+            <w:tcW w:w="0" w:type="auto"/>
+            <w:vAlign w:val="center"/>
+            <w:hideMark/>
+          </w:tcPr>
+          <w:p>
+            <w:r>
+              <w:t>Autoimmune Dysregulation</w:t>
+            </w:r>
+          </w:p>
+        </w:tc>
+        <w:tc>
+          <w:tcPr>
+            <w:tcW w:w="0" w:type="auto"/>
+            <w:vAlign w:val="center"/>
+            <w:hideMark/>
+          </w:tcPr>
+          <w:p>
+            <w:r>
+              <w:t>WBC high + CRP normal</w:t>
+            </w:r>
+          </w:p>
+        </w:tc>
+      </w:tr>
+      <w:tr>
+        <w:trPr>
+          <w:tblCellSpacing w:w="15" w:type="dxa"/>
+        </w:trPr>
+        <w:tc>
+          <w:tcPr>
+            <w:tcW w:w="0" w:type="auto"/>
+            <w:vAlign w:val="center"/>
+            <w:hideMark/>
+          </w:tcPr>
+          <w:p>
+            <w:r>
+              <w:t>Mitochondrial Disorder</w:t>
+            </w:r>
+          </w:p>
+        </w:tc>
+        <w:tc>
+          <w:tcPr>
+            <w:tcW w:w="0" w:type="auto"/>
+            <w:vAlign w:val="center"/>
+            <w:hideMark/>
+          </w:tcPr>
+          <w:p>
+            <w:r>
+              <w:t>Lactate high + glucose low + SpO₂ slightly low</w:t>
+            </w:r>
+          </w:p>
+        </w:tc>
+      </w:tr>
+      <w:tr>
+        <w:trPr>
+          <w:tblCellSpacing w:w="15" w:type="dxa"/>
+        </w:trPr>
+        <w:tc>
+          <w:tcPr>
+            <w:tcW w:w="0" w:type="auto"/>
+            <w:vAlign w:val="center"/>
+            <w:hideMark/>
+          </w:tcPr>
+          <w:p>
+            <w:r>
+              <w:t>Rare Cardiac Syndrome</w:t>
+            </w:r>
+          </w:p>
+        </w:tc>
+        <w:tc>
+          <w:tcPr>
+            <w:tcW w:w="0" w:type="auto"/>
+            <w:vAlign w:val="center"/>
+            <w:hideMark/>
+          </w:tcPr>
+          <w:p>
+            <w:r>
+              <w:t>HR–BP dissociation + troponin elevation</w:t>
+            </w:r>
+          </w:p>
+        </w:tc>
+      </w:tr>
+      <w:tr>
+        <w:trPr>
+          <w:tblCellSpacing w:w="15" w:type="dxa"/>
+        </w:trPr>
+        <w:tc>
+          <w:tcPr>
+            <w:tcW w:w="0" w:type="auto"/>
+            <w:vAlign w:val="center"/>
+            <w:hideMark/>
+          </w:tcPr>
+          <w:p>
+            <w:r>
+              <w:t>Hematologic Anomaly</w:t>
+            </w:r>
+          </w:p>
+        </w:tc>
+        <w:tc>
+          <w:tcPr>
+            <w:tcW w:w="0" w:type="auto"/>
+            <w:vAlign w:val="center"/>
+            <w:hideMark/>
+          </w:tcPr>
+          <w:p>
+            <w:r>
+              <w:t>HGB low + WBC high + CRP normal</w:t>
+            </w:r>
+          </w:p>
+        </w:tc>
+      </w:tr>
+    </w:tbl>
+    <w:p>
+      <w:r>
+        <w:t>The trap is that no single value may be extreme enough to trigger a rule-based alert.</w:t>
+      </w:r>
+    </w:p>
+    <w:p>
+      <w:r>
+        <w:t>For example:</w:t>
+      </w:r>
+    </w:p>
+    <w:tbl>
+      <w:tblPr>
+        <w:tblW w:w="0" w:type="auto"/>
+        <w:tblCellSpacing w:w="15" w:type="dxa"/>
+        <w:tblCellMar>
+          <w:top w:w="15" w:type="dxa"/>
+          <w:left w:w="15" w:type="dxa"/>
+          <w:bottom w:w="15" w:type="dxa"/>
+          <w:right w:w="15" w:type="dxa"/>
+        </w:tblCellMar>
+        <w:tblLook w:val="04A0" w:firstRow="1" w:lastRow="0" w:firstColumn="1" w:lastColumn="0" w:noHBand="0" w:noVBand="1"/>
+      </w:tblPr>
+      <w:tblGrid>
+        <w:gridCol w:w="852"/>
+        <w:gridCol w:w="603"/>
+        <w:gridCol w:w="527"/>
+        <w:gridCol w:w="4710"/>
+      </w:tblGrid>
+      <w:tr>
+        <w:trPr>
+          <w:tblHeader/>
+          <w:tblCellSpacing w:w="15" w:type="dxa"/>
+        </w:trPr>
+        <w:tc>
+          <w:tcPr>
+            <w:tcW w:w="0" w:type="auto"/>
+            <w:vAlign w:val="center"/>
+            <w:hideMark/>
+          </w:tcPr>
+          <w:p>
+            <w:pPr>
+              <w:rPr>
+                <w:b/>
+                <w:bCs/>
+              </w:rPr>
+            </w:pPr>
+            <w:r>
+              <w:rPr>
+                <w:b/>
+                <w:bCs/>
+              </w:rPr>
+              <w:t>Patient</w:t>
+            </w:r>
+          </w:p>
+        </w:tc>
+        <w:tc>
+          <w:tcPr>
+            <w:tcW w:w="0" w:type="auto"/>
+            <w:vAlign w:val="center"/>
+            <w:hideMark/>
+          </w:tcPr>
+          <w:p>
+            <w:pPr>
+              <w:rPr>
+                <w:b/>
+                <w:bCs/>
+              </w:rPr>
+            </w:pPr>
+            <w:r>
+              <w:rPr>
+                <w:b/>
+                <w:bCs/>
+              </w:rPr>
+              <w:t>WBC</w:t>
+            </w:r>
+          </w:p>
+        </w:tc>
+        <w:tc>
+          <w:tcPr>
+            <w:tcW w:w="0" w:type="auto"/>
+            <w:vAlign w:val="center"/>
+            <w:hideMark/>
+          </w:tcPr>
+          <w:p>
+            <w:pPr>
+              <w:rPr>
+                <w:b/>
+                <w:bCs/>
+              </w:rPr>
+            </w:pPr>
+            <w:r>
+              <w:rPr>
+                <w:b/>
+                <w:bCs/>
+              </w:rPr>
+              <w:t>CRP</w:t>
+            </w:r>
+          </w:p>
+        </w:tc>
+        <w:tc>
+          <w:tcPr>
+            <w:tcW w:w="0" w:type="auto"/>
+            <w:vAlign w:val="center"/>
+            <w:hideMark/>
+          </w:tcPr>
+          <w:p>
+            <w:pPr>
+              <w:rPr>
+                <w:b/>
+                <w:bCs/>
+              </w:rPr>
+            </w:pPr>
+            <w:r>
+              <w:rPr>
+                <w:b/>
+                <w:bCs/>
+              </w:rPr>
+              <w:t>Clinical interpretation</w:t>
+            </w:r>
+          </w:p>
+        </w:tc>
+      </w:tr>
+      <w:tr>
+        <w:trPr>
+          <w:tblCellSpacing w:w="15" w:type="dxa"/>
+        </w:trPr>
+        <w:tc>
+          <w:tcPr>
+            <w:tcW w:w="0" w:type="auto"/>
+            <w:vAlign w:val="center"/>
+            <w:hideMark/>
+          </w:tcPr>
+          <w:p>
+            <w:r>
+              <w:t>A</w:t>
+            </w:r>
+          </w:p>
+        </w:tc>
+        <w:tc>
+          <w:tcPr>
+            <w:tcW w:w="0" w:type="auto"/>
+            <w:vAlign w:val="center"/>
+            <w:hideMark/>
+          </w:tcPr>
+          <w:p>
+            <w:r>
+              <w:t>12.5</w:t>
+            </w:r>
+          </w:p>
+        </w:tc>
+        <w:tc>
+          <w:tcPr>
+            <w:tcW w:w="0" w:type="auto"/>
+            <w:vAlign w:val="center"/>
+            <w:hideMark/>
+          </w:tcPr>
+          <w:p>
+            <w:r>
+              <w:t>4</w:t>
+            </w:r>
+          </w:p>
+        </w:tc>
+        <w:tc>
+          <w:tcPr>
+            <w:tcW w:w="0" w:type="auto"/>
+            <w:vAlign w:val="center"/>
+            <w:hideMark/>
+          </w:tcPr>
+          <w:p>
+            <w:r>
+              <w:t>Mildly high WBC, CRP normal</w:t>
+            </w:r>
+          </w:p>
+        </w:tc>
+      </w:tr>
+      <w:tr>
+        <w:trPr>
+          <w:tblCellSpacing w:w="15" w:type="dxa"/>
+        </w:trPr>
+        <w:tc>
+          <w:tcPr>
+            <w:tcW w:w="0" w:type="auto"/>
+            <w:vAlign w:val="center"/>
+            <w:hideMark/>
+          </w:tcPr>
+          <w:p>
+            <w:r>
+              <w:t>B</w:t>
+            </w:r>
+          </w:p>
+        </w:tc>
+        <w:tc>
+          <w:tcPr>
+            <w:tcW w:w="0" w:type="auto"/>
+            <w:vAlign w:val="center"/>
+            <w:hideMark/>
+          </w:tcPr>
+          <w:p>
+            <w:r>
+              <w:t>12.5</w:t>
+            </w:r>
+          </w:p>
+        </w:tc>
+        <w:tc>
+          <w:tcPr>
+            <w:tcW w:w="0" w:type="auto"/>
+            <w:vAlign w:val="center"/>
+            <w:hideMark/>
+          </w:tcPr>
+          <w:p>
+            <w:r>
+              <w:t>48</w:t>
+            </w:r>
+          </w:p>
+        </w:tc>
+        <w:tc>
+          <w:tcPr>
+            <w:tcW w:w="0" w:type="auto"/>
+            <w:vAlign w:val="center"/>
+            <w:hideMark/>
+          </w:tcPr>
+          <w:p>
+            <w:r>
+              <w:t>Infection/inflammation pattern more obvious</w:t>
+            </w:r>
+          </w:p>
+        </w:tc>
+      </w:tr>
+    </w:tbl>
+    <w:p>
+      <w:r>
+        <w:t>Patient A may be more suspicious for autoimmune dysregulation because the combination is paradoxical:</w:t>
+      </w:r>
+    </w:p>
+    <w:p>
+      <w:r>
+        <w:lastRenderedPageBreak/>
+        <w:t>WBC is elevated, but CRP is not elevated as expected.</w:t>
+      </w:r>
+    </w:p>
+    <w:p>
+      <w:r>
+        <w:t>A rule-based system may miss this.</w:t>
+      </w:r>
+      <w:r>
+        <w:br/>
+        <w:t>A multivariate anomaly detection system can flag it.</w:t>
+      </w:r>
+    </w:p>
+    <w:p>
+      <w:r>
+        <w:pict w14:anchorId="2C431969">
+          <v:rect id="_x0000_i1146" style="width:0;height:1.5pt" o:hralign="center" o:hrstd="t" o:hr="t" fillcolor="#a0a0a0" stroked="f"/>
+        </w:pict>
+      </w:r>
+    </w:p>
+    <w:p>
+      <w:pPr>
+        <w:rPr>
+          <w:b/>
+          <w:bCs/>
+        </w:rPr>
+      </w:pPr>
+      <w:r>
+        <w:rPr>
+          <w:b/>
+          <w:bCs/>
+        </w:rPr>
+        <w:t>3. Why simple rules are insufficient</w:t>
+      </w:r>
+    </w:p>
+    <w:p>
+      <w:r>
+        <w:t>A basic rules engine might say:</w:t>
+      </w:r>
+    </w:p>
+    <w:p>
+      <w:r>
+        <w:t>IF lactate &gt; threshold THEN flag</w:t>
+      </w:r>
+      <w:r>
+        <w:br/>
+        <w:t>IF troponin &gt; threshold THEN flag</w:t>
+      </w:r>
+      <w:r>
+        <w:br/>
+        <w:t>IF HGB &lt; threshold THEN flag</w:t>
+      </w:r>
+    </w:p>
+    <w:p>
+      <w:r>
+        <w:t>But rare disease detection often requires pattern logic such as:</w:t>
+      </w:r>
+    </w:p>
+    <w:p>
+      <w:r>
+        <w:t>Lactate is high relative to glucose and SpO₂</w:t>
+      </w:r>
+      <w:r>
+        <w:br/>
+        <w:t>WBC is high relative to CRP</w:t>
+      </w:r>
+      <w:r>
+        <w:br/>
+        <w:t>Heart rate is abnormal relative to blood pressure</w:t>
+      </w:r>
+      <w:r>
+        <w:br/>
+        <w:t>HGB is low while WBC is high but CRP remains normal</w:t>
+      </w:r>
+    </w:p>
+    <w:p>
+      <w:r>
+        <w:t>That is not only single-feature abnormality.</w:t>
+      </w:r>
+      <w:r>
+        <w:br/>
+        <w:t xml:space="preserve">It is </w:t>
+      </w:r>
+      <w:r>
+        <w:rPr>
+          <w:b/>
+          <w:bCs/>
+        </w:rPr>
+        <w:t>relationship abnormality</w:t>
+      </w:r>
+      <w:r>
+        <w:t>.</w:t>
+      </w:r>
+    </w:p>
+    <w:p>
+      <w:r>
+        <w:t>This makes the PoC useful for teaching:</w:t>
+      </w:r>
+    </w:p>
+    <w:p>
+      <w:pPr>
+        <w:numPr>
+          <w:ilvl w:val="0"/>
+          <w:numId w:val="4"/>
+        </w:numPr>
+      </w:pPr>
+      <w:r>
+        <w:t xml:space="preserve">PCA </w:t>
+      </w:r>
+    </w:p>
+    <w:p>
+      <w:pPr>
+        <w:numPr>
+          <w:ilvl w:val="0"/>
+          <w:numId w:val="4"/>
+        </w:numPr>
+      </w:pPr>
+      <w:r>
+        <w:t xml:space="preserve">One-Class SVM </w:t>
+      </w:r>
+    </w:p>
+    <w:p>
+      <w:pPr>
+        <w:numPr>
+          <w:ilvl w:val="0"/>
+          <w:numId w:val="4"/>
+        </w:numPr>
+      </w:pPr>
+      <w:r>
+        <w:t xml:space="preserve">Isolation Forest </w:t>
+      </w:r>
+    </w:p>
+    <w:p>
+      <w:pPr>
+        <w:numPr>
+          <w:ilvl w:val="0"/>
+          <w:numId w:val="4"/>
+        </w:numPr>
+      </w:pPr>
+      <w:r>
+        <w:t xml:space="preserve">Clustering </w:t>
+      </w:r>
+    </w:p>
+    <w:p>
+      <w:pPr>
+        <w:numPr>
+          <w:ilvl w:val="0"/>
+          <w:numId w:val="4"/>
+        </w:numPr>
+      </w:pPr>
+      <w:r>
+        <w:t xml:space="preserve">Feature correlation </w:t>
+      </w:r>
+    </w:p>
+    <w:p>
+      <w:pPr>
+        <w:numPr>
+          <w:ilvl w:val="0"/>
+          <w:numId w:val="4"/>
+        </w:numPr>
+      </w:pPr>
+      <w:r>
+        <w:t xml:space="preserve">Embeddings from notes </w:t>
+      </w:r>
+    </w:p>
+    <w:p>
+      <w:pPr>
+        <w:numPr>
+          <w:ilvl w:val="0"/>
+          <w:numId w:val="4"/>
+        </w:numPr>
+      </w:pPr>
+      <w:r>
+        <w:t xml:space="preserve">Explainable anomaly detection </w:t>
+      </w:r>
+    </w:p>
+    <w:p>
+      <w:pPr>
+        <w:numPr>
+          <w:ilvl w:val="0"/>
+          <w:numId w:val="4"/>
+        </w:numPr>
+      </w:pPr>
+      <w:r>
+        <w:t xml:space="preserve">Human-in-the-loop review </w:t>
+      </w:r>
+    </w:p>
+    <w:p>
+      <w:r>
+        <w:pict w14:anchorId="2532A418">
+          <v:rect id="_x0000_i1147" style="width:0;height:1.5pt" o:hralign="center" o:hrstd="t" o:hr="t" fillcolor="#a0a0a0" stroked="f"/>
+        </w:pict>
+      </w:r>
+    </w:p>
+    <w:p>
+      <w:pPr>
+        <w:rPr>
+          <w:b/>
+          <w:bCs/>
+        </w:rPr>
+      </w:pPr>
+      <w:r>
+        <w:rPr>
+          <w:b/>
+          <w:bCs/>
+        </w:rPr>
+        <w:t>4. Correct AI framing</w:t>
+      </w:r>
+    </w:p>
+    <w:p>
+      <w:r>
+        <w:t>The PoC should not be framed as:</w:t>
+      </w:r>
+    </w:p>
+    <w:p>
+      <w:r>
+        <w:t>“Predict rare disease: yes/no.”</w:t>
+      </w:r>
+    </w:p>
+    <w:p>
+      <w:r>
+        <w:t>That may become a simple imbalanced classification problem.</w:t>
+      </w:r>
+    </w:p>
+    <w:p>
+      <w:r>
+        <w:lastRenderedPageBreak/>
+        <w:t>A better framing is:</w:t>
+      </w:r>
+    </w:p>
+    <w:p>
+      <w:r>
+        <w:rPr>
+          <w:b/>
+          <w:bCs/>
+        </w:rPr>
+        <w:t>Detect patients whose structured clinical profile and notes show unusual multivariate patterns that may indicate rare disease and prioritize them for specialist review.</w:t>
+      </w:r>
+    </w:p>
+    <w:p>
+      <w:r>
+        <w:t>The output should be:</w:t>
+      </w:r>
+    </w:p>
+    <w:p>
+      <w:pPr>
+        <w:numPr>
+          <w:ilvl w:val="0"/>
+          <w:numId w:val="5"/>
+        </w:numPr>
+      </w:pPr>
+      <w:r>
+        <w:t xml:space="preserve">Rare disease suspicion score </w:t>
+      </w:r>
+    </w:p>
+    <w:p>
+      <w:pPr>
+        <w:numPr>
+          <w:ilvl w:val="0"/>
+          <w:numId w:val="5"/>
+        </w:numPr>
+      </w:pPr>
+      <w:r>
+        <w:t xml:space="preserve">Anomaly score </w:t>
+      </w:r>
+    </w:p>
+    <w:p>
+      <w:pPr>
+        <w:numPr>
+          <w:ilvl w:val="0"/>
+          <w:numId w:val="5"/>
+        </w:numPr>
+      </w:pPr>
+      <w:r>
+        <w:t xml:space="preserve">Most likely archetype </w:t>
+      </w:r>
+    </w:p>
+    <w:p>
+      <w:pPr>
+        <w:numPr>
+          <w:ilvl w:val="0"/>
+          <w:numId w:val="5"/>
+        </w:numPr>
+      </w:pPr>
+      <w:r>
+        <w:t xml:space="preserve">Key pattern drivers </w:t>
+      </w:r>
+    </w:p>
+    <w:p>
+      <w:pPr>
+        <w:numPr>
+          <w:ilvl w:val="0"/>
+          <w:numId w:val="5"/>
+        </w:numPr>
+      </w:pPr>
+      <w:r>
+        <w:t xml:space="preserve">Supporting note evidence </w:t>
+      </w:r>
+    </w:p>
+    <w:p>
+      <w:pPr>
+        <w:numPr>
+          <w:ilvl w:val="0"/>
+          <w:numId w:val="5"/>
+        </w:numPr>
+      </w:pPr>
+      <w:r>
+        <w:t xml:space="preserve">Recommended routing department </w:t>
+      </w:r>
+    </w:p>
+    <w:p>
+      <w:r>
+        <w:t>Example:</w:t>
+      </w:r>
+    </w:p>
+    <w:p>
+      <w:r>
+        <w:t>{</w:t>
+      </w:r>
+      <w:r>
+        <w:br/>
+        <w:t xml:space="preserve">  "</w:t>
+      </w:r>
+      <w:proofErr w:type="spellStart"/>
+      <w:r>
+        <w:t>patient_id</w:t>
+      </w:r>
+      <w:proofErr w:type="spellEnd"/>
+      <w:r>
+        <w:t>": "P-1042",</w:t>
+      </w:r>
+      <w:r>
+        <w:br/>
+        <w:t xml:space="preserve">  "</w:t>
+      </w:r>
+      <w:proofErr w:type="spellStart"/>
+      <w:r>
+        <w:t>rare_disease_suspicion_score</w:t>
+      </w:r>
+      <w:proofErr w:type="spellEnd"/>
+      <w:r>
+        <w:t>": 0.86,</w:t>
+      </w:r>
+      <w:r>
+        <w:br/>
+        <w:t xml:space="preserve">  "</w:t>
+      </w:r>
+      <w:proofErr w:type="spellStart"/>
+      <w:r>
+        <w:t>anomaly_method</w:t>
+      </w:r>
+      <w:proofErr w:type="spellEnd"/>
+      <w:r>
+        <w:t>": "Isolation Forest",</w:t>
+      </w:r>
+      <w:r>
+        <w:br/>
+        <w:t xml:space="preserve">  "</w:t>
+      </w:r>
+      <w:proofErr w:type="spellStart"/>
+      <w:r>
+        <w:t>likely_archetype</w:t>
+      </w:r>
+      <w:proofErr w:type="spellEnd"/>
+      <w:r>
+        <w:t>": "Mitochondrial Disorder",</w:t>
+      </w:r>
+      <w:r>
+        <w:br/>
+        <w:t xml:space="preserve">  "</w:t>
+      </w:r>
+      <w:proofErr w:type="spellStart"/>
+      <w:r>
+        <w:t>pattern_drivers</w:t>
+      </w:r>
+      <w:proofErr w:type="spellEnd"/>
+      <w:r>
+        <w:t>": [</w:t>
+      </w:r>
+      <w:r>
+        <w:br/>
+        <w:t xml:space="preserve">    "Lactate is elevated relative to cohort baseline",</w:t>
+      </w:r>
+      <w:r>
+        <w:br/>
+        <w:t xml:space="preserve">    "Glucose is lower than expected for the lactate level",</w:t>
+      </w:r>
+      <w:r>
+        <w:br/>
+        <w:t xml:space="preserve">    "SpO2 is mildly low but not critically abnormal",</w:t>
+      </w:r>
+      <w:r>
+        <w:br/>
+        <w:t xml:space="preserve">    "Combined lactate-glucose-SpO2 relationship is unusual"</w:t>
+      </w:r>
+      <w:r>
+        <w:br/>
+        <w:t xml:space="preserve">  ],</w:t>
+      </w:r>
+      <w:r>
+        <w:br/>
+        <w:t xml:space="preserve">  "</w:t>
+      </w:r>
+      <w:proofErr w:type="spellStart"/>
+      <w:r>
+        <w:t>note_evidence</w:t>
+      </w:r>
+      <w:proofErr w:type="spellEnd"/>
+      <w:r>
+        <w:t>": [</w:t>
+      </w:r>
+      <w:r>
+        <w:br/>
+        <w:t xml:space="preserve">    "recurrent fatigue",</w:t>
+      </w:r>
+      <w:r>
+        <w:br/>
+        <w:t xml:space="preserve">    "exercise intolerance",</w:t>
+      </w:r>
+      <w:r>
+        <w:br/>
+        <w:t xml:space="preserve">    "unexplained weakness"</w:t>
+      </w:r>
+      <w:r>
+        <w:br/>
+        <w:t xml:space="preserve">  ],</w:t>
+      </w:r>
+      <w:r>
+        <w:br/>
+        <w:t xml:space="preserve">  "</w:t>
+      </w:r>
+      <w:proofErr w:type="spellStart"/>
+      <w:r>
+        <w:t>recommended_route</w:t>
+      </w:r>
+      <w:proofErr w:type="spellEnd"/>
+      <w:r>
+        <w:t>": "Metabolic / neurology specialist review",</w:t>
+      </w:r>
+      <w:r>
+        <w:br/>
+        <w:t xml:space="preserve">  "priority": "High"</w:t>
+      </w:r>
+      <w:r>
+        <w:br/>
+        <w:t>}</w:t>
+      </w:r>
+    </w:p>
+    <w:p>
+      <w:r>
+        <w:pict w14:anchorId="22CDE31E">
+          <v:rect id="_x0000_i1148" style="width:0;height:1.5pt" o:hralign="center" o:hrstd="t" o:hr="t" fillcolor="#a0a0a0" stroked="f"/>
+        </w:pict>
+      </w:r>
+    </w:p>
+    <w:p>
+      <w:pPr>
+        <w:rPr>
+          <w:b/>
+          <w:bCs/>
+        </w:rPr>
+      </w:pPr>
+      <w:r>
+        <w:rPr>
+          <w:b/>
+          <w:bCs/>
+        </w:rPr>
+        <w:t>5. Known archetypes and hidden patterns</w:t>
+      </w:r>
+    </w:p>
+    <w:p>
+      <w:r>
+        <w:t>Participants can be given four rare disease archetypes.</w:t>
+      </w:r>
+    </w:p>
+    <w:p>
+      <w:pPr>
+        <w:rPr>
+          <w:b/>
+          <w:bCs/>
+        </w:rPr>
+      </w:pPr>
+      <w:r>
+        <w:rPr>
+          <w:b/>
+          <w:bCs/>
+        </w:rPr>
+        <w:lastRenderedPageBreak/>
+        <w:t>Archetype 1: Autoimmune Dysregulation</w:t>
+      </w:r>
+    </w:p>
+    <w:p>
+      <w:pPr>
+        <w:rPr>
+          <w:b/>
+          <w:bCs/>
+        </w:rPr>
+      </w:pPr>
+      <w:r>
+        <w:rPr>
+          <w:b/>
+          <w:bCs/>
+        </w:rPr>
+        <w:t>Pattern</w:t>
+      </w:r>
+    </w:p>
+    <w:p>
+      <w:r>
+        <w:t>WBC ↑ + CRP normal</w:t>
+      </w:r>
+    </w:p>
+    <w:p>
+      <w:pPr>
+        <w:rPr>
+          <w:b/>
+          <w:bCs/>
+        </w:rPr>
+      </w:pPr>
+      <w:r>
+        <w:rPr>
+          <w:b/>
+          <w:bCs/>
+        </w:rPr>
+        <w:t>Why it is subtle</w:t>
+      </w:r>
+    </w:p>
+    <w:p>
+      <w:r>
+        <w:t>Normally, when WBC rises due to infection or inflammation, CRP may also rise. If WBC is high but CRP remains normal, the combination may be unusual.</w:t>
+      </w:r>
+    </w:p>
+    <w:p>
+      <w:pPr>
+        <w:rPr>
+          <w:b/>
+          <w:bCs/>
+        </w:rPr>
+      </w:pPr>
+      <w:r>
+        <w:rPr>
+          <w:b/>
+          <w:bCs/>
+        </w:rPr>
+        <w:t>Structured signal</w:t>
+      </w:r>
+    </w:p>
+    <w:tbl>
+      <w:tblPr>
+        <w:tblW w:w="0" w:type="auto"/>
+        <w:tblCellSpacing w:w="15" w:type="dxa"/>
+        <w:tblCellMar>
+          <w:top w:w="15" w:type="dxa"/>
+          <w:left w:w="15" w:type="dxa"/>
+          <w:bottom w:w="15" w:type="dxa"/>
+          <w:right w:w="15" w:type="dxa"/>
+        </w:tblCellMar>
+        <w:tblLook w:val="04A0" w:firstRow="1" w:lastRow="0" w:firstColumn="1" w:lastColumn="0" w:noHBand="0" w:noVBand="1"/>
+      </w:tblPr>
+      <w:tblGrid>
+        <w:gridCol w:w="1377"/>
+        <w:gridCol w:w="4024"/>
+      </w:tblGrid>
+      <w:tr>
+        <w:trPr>
+          <w:tblHeader/>
+          <w:tblCellSpacing w:w="15" w:type="dxa"/>
+        </w:trPr>
+        <w:tc>
+          <w:tcPr>
+            <w:tcW w:w="0" w:type="auto"/>
+            <w:vAlign w:val="center"/>
+            <w:hideMark/>
+          </w:tcPr>
+          <w:p>
+            <w:pPr>
+              <w:rPr>
+                <w:b/>
+                <w:bCs/>
+              </w:rPr>
+            </w:pPr>
+            <w:r>
+              <w:rPr>
+                <w:b/>
+                <w:bCs/>
+              </w:rPr>
+              <w:t>Feature</w:t>
+            </w:r>
+          </w:p>
+        </w:tc>
+        <w:tc>
+          <w:tcPr>
+            <w:tcW w:w="0" w:type="auto"/>
+            <w:vAlign w:val="center"/>
+            <w:hideMark/>
+          </w:tcPr>
+          <w:p>
+            <w:pPr>
+              <w:rPr>
+                <w:b/>
+                <w:bCs/>
+              </w:rPr>
+            </w:pPr>
+            <w:r>
+              <w:rPr>
+                <w:b/>
+                <w:bCs/>
+              </w:rPr>
+              <w:t>Expected pattern</w:t>
+            </w:r>
+          </w:p>
+        </w:tc>
+      </w:tr>
+      <w:tr>
+        <w:trPr>
+          <w:tblCellSpacing w:w="15" w:type="dxa"/>
+        </w:trPr>
+        <w:tc>
+          <w:tcPr>
+            <w:tcW w:w="0" w:type="auto"/>
+            <w:vAlign w:val="center"/>
+            <w:hideMark/>
+          </w:tcPr>
+          <w:p>
+            <w:r>
+              <w:t>WBC</w:t>
+            </w:r>
+          </w:p>
+        </w:tc>
+        <w:tc>
+          <w:tcPr>
+            <w:tcW w:w="0" w:type="auto"/>
+            <w:vAlign w:val="center"/>
+            <w:hideMark/>
+          </w:tcPr>
+          <w:p>
+            <w:r>
+              <w:t>High or high-normal</w:t>
+            </w:r>
+          </w:p>
+        </w:tc>
+      </w:tr>
+      <w:tr>
+        <w:trPr>
+          <w:tblCellSpacing w:w="15" w:type="dxa"/>
+        </w:trPr>
+        <w:tc>
+          <w:tcPr>
+            <w:tcW w:w="0" w:type="auto"/>
+            <w:vAlign w:val="center"/>
+            <w:hideMark/>
+          </w:tcPr>
+          <w:p>
+            <w:r>
+              <w:t>CRP</w:t>
+            </w:r>
+          </w:p>
+        </w:tc>
+        <w:tc>
+          <w:tcPr>
+            <w:tcW w:w="0" w:type="auto"/>
+            <w:vAlign w:val="center"/>
+            <w:hideMark/>
+          </w:tcPr>
+          <w:p>
+            <w:r>
+              <w:t>Normal</w:t>
+            </w:r>
+          </w:p>
+        </w:tc>
+      </w:tr>
+      <w:tr>
+        <w:trPr>
+          <w:tblCellSpacing w:w="15" w:type="dxa"/>
+        </w:trPr>
+        <w:tc>
+          <w:tcPr>
+            <w:tcW w:w="0" w:type="auto"/>
+            <w:vAlign w:val="center"/>
+            <w:hideMark/>
+          </w:tcPr>
+          <w:p>
+            <w:r>
+              <w:t>Temperature</w:t>
+            </w:r>
+          </w:p>
+        </w:tc>
+        <w:tc>
+          <w:tcPr>
+            <w:tcW w:w="0" w:type="auto"/>
+            <w:vAlign w:val="center"/>
+            <w:hideMark/>
+          </w:tcPr>
+          <w:p>
+            <w:r>
+              <w:t>Normal or mildly elevated</w:t>
+            </w:r>
+          </w:p>
+        </w:tc>
+      </w:tr>
+      <w:tr>
+        <w:trPr>
+          <w:tblCellSpacing w:w="15" w:type="dxa"/>
+        </w:trPr>
+        <w:tc>
+          <w:tcPr>
+            <w:tcW w:w="0" w:type="auto"/>
+            <w:vAlign w:val="center"/>
+            <w:hideMark/>
+          </w:tcPr>
+          <w:p>
+            <w:r>
+              <w:t>Platelets</w:t>
+            </w:r>
+          </w:p>
+        </w:tc>
+        <w:tc>
+          <w:tcPr>
+            <w:tcW w:w="0" w:type="auto"/>
+            <w:vAlign w:val="center"/>
+            <w:hideMark/>
+          </w:tcPr>
+          <w:p>
+            <w:r>
+              <w:t>May be normal</w:t>
+            </w:r>
+          </w:p>
+        </w:tc>
+      </w:tr>
+      <w:tr>
+        <w:trPr>
+          <w:tblCellSpacing w:w="15" w:type="dxa"/>
+        </w:trPr>
+        <w:tc>
+          <w:tcPr>
+            <w:tcW w:w="0" w:type="auto"/>
+            <w:vAlign w:val="center"/>
+            <w:hideMark/>
+          </w:tcPr>
+          <w:p>
+            <w:r>
+              <w:t>Notes</w:t>
+            </w:r>
+          </w:p>
+        </w:tc>
+        <w:tc>
+          <w:tcPr>
+            <w:tcW w:w="0" w:type="auto"/>
+            <w:vAlign w:val="center"/>
+            <w:hideMark/>
+          </w:tcPr>
+          <w:p>
+            <w:r>
+              <w:t>recurrent fever, rash, fatigue, joint pain</w:t>
+            </w:r>
+          </w:p>
+        </w:tc>
+      </w:tr>
+    </w:tbl>
+    <w:p>
+      <w:pPr>
+        <w:rPr>
+          <w:b/>
+          <w:bCs/>
+        </w:rPr>
+      </w:pPr>
+      <w:r>
+        <w:rPr>
+          <w:b/>
+          <w:bCs/>
+        </w:rPr>
+        <w:t>Routing</w:t>
+      </w:r>
+    </w:p>
+    <w:p>
+      <w:r>
+        <w:t>Rheumatology / immunology review.</w:t>
+      </w:r>
+    </w:p>
+    <w:p>
+      <w:r>
+        <w:pict w14:anchorId="4F8ECACB">
+          <v:rect id="_x0000_i1149" style="width:0;height:1.5pt" o:hralign="center" o:hrstd="t" o:hr="t" fillcolor="#a0a0a0" stroked="f"/>
+        </w:pict>
+      </w:r>
+    </w:p>
+    <w:p>
+      <w:pPr>
+        <w:rPr>
+          <w:b/>
+          <w:bCs/>
+        </w:rPr>
+      </w:pPr>
+      <w:r>
+        <w:rPr>
+          <w:b/>
+          <w:bCs/>
+        </w:rPr>
+        <w:t>Archetype 2: Mitochondrial Disorder</w:t>
+      </w:r>
+    </w:p>
+    <w:p>
+      <w:pPr>
+        <w:rPr>
+          <w:b/>
+          <w:bCs/>
+        </w:rPr>
+      </w:pPr>
+      <w:r>
+        <w:rPr>
+          <w:b/>
+          <w:bCs/>
+        </w:rPr>
+        <w:t>Pattern</w:t>
+      </w:r>
+    </w:p>
+    <w:p>
+      <w:r>
+        <w:t>Lactate ↑ + Glucose ↓ + SpO₂ slightly low</w:t>
+      </w:r>
+    </w:p>
+    <w:p>
+      <w:pPr>
+        <w:rPr>
+          <w:b/>
+          <w:bCs/>
+        </w:rPr>
+      </w:pPr>
+      <w:r>
+        <w:rPr>
+          <w:b/>
+          <w:bCs/>
+        </w:rPr>
+        <w:t>Why it is subtle</w:t>
+      </w:r>
+    </w:p>
+    <w:p>
+      <w:r>
+        <w:t>Each value may be only mildly abnormal. But together, the pattern suggests abnormal energy metabolism or oxygen utilization.</w:t>
+      </w:r>
+    </w:p>
+    <w:p>
+      <w:pPr>
+        <w:rPr>
+          <w:b/>
+          <w:bCs/>
+        </w:rPr>
+      </w:pPr>
+      <w:r>
+        <w:rPr>
+          <w:b/>
+          <w:bCs/>
+        </w:rPr>
+        <w:t>Structured signal</w:t>
+      </w:r>
+    </w:p>
+    <w:tbl>
+      <w:tblPr>
+        <w:tblW w:w="0" w:type="auto"/>
+        <w:tblCellSpacing w:w="15" w:type="dxa"/>
+        <w:tblCellMar>
+          <w:top w:w="15" w:type="dxa"/>
+          <w:left w:w="15" w:type="dxa"/>
+          <w:bottom w:w="15" w:type="dxa"/>
+          <w:right w:w="15" w:type="dxa"/>
+        </w:tblCellMar>
+        <w:tblLook w:val="04A0" w:firstRow="1" w:lastRow="0" w:firstColumn="1" w:lastColumn="0" w:noHBand="0" w:noVBand="1"/>
+      </w:tblPr>
+      <w:tblGrid>
+        <w:gridCol w:w="941"/>
+        <w:gridCol w:w="6165"/>
+      </w:tblGrid>
+      <w:tr>
+        <w:trPr>
+          <w:tblHeader/>
+          <w:tblCellSpacing w:w="15" w:type="dxa"/>
+        </w:trPr>
+        <w:tc>
+          <w:tcPr>
+            <w:tcW w:w="0" w:type="auto"/>
+            <w:vAlign w:val="center"/>
+            <w:hideMark/>
+          </w:tcPr>
+          <w:p>
+            <w:pPr>
+              <w:rPr>
+                <w:b/>
+                <w:bCs/>
+              </w:rPr>
+            </w:pPr>
+            <w:r>
+              <w:rPr>
+                <w:b/>
+                <w:bCs/>
+              </w:rPr>
+              <w:t>Feature</w:t>
+            </w:r>
+          </w:p>
+        </w:tc>
+        <w:tc>
+          <w:tcPr>
+            <w:tcW w:w="0" w:type="auto"/>
+            <w:vAlign w:val="center"/>
+            <w:hideMark/>
+          </w:tcPr>
+          <w:p>
+            <w:pPr>
+              <w:rPr>
+                <w:b/>
+                <w:bCs/>
+              </w:rPr>
+            </w:pPr>
+            <w:r>
+              <w:rPr>
+                <w:b/>
+                <w:bCs/>
+              </w:rPr>
+              <w:t>Expected pattern</w:t>
+            </w:r>
+          </w:p>
+        </w:tc>
+      </w:tr>
+      <w:tr>
+        <w:trPr>
+          <w:tblCellSpacing w:w="15" w:type="dxa"/>
+        </w:trPr>
+        <w:tc>
+          <w:tcPr>
+            <w:tcW w:w="0" w:type="auto"/>
+            <w:vAlign w:val="center"/>
+            <w:hideMark/>
+          </w:tcPr>
+          <w:p>
+            <w:r>
+              <w:t>Lactate</w:t>
+            </w:r>
+          </w:p>
+        </w:tc>
+        <w:tc>
+          <w:tcPr>
+            <w:tcW w:w="0" w:type="auto"/>
+            <w:vAlign w:val="center"/>
+            <w:hideMark/>
+          </w:tcPr>
+          <w:p>
+            <w:r>
+              <w:t>High or high-normal</w:t>
+            </w:r>
+          </w:p>
+        </w:tc>
+      </w:tr>
+      <w:tr>
+        <w:trPr>
+          <w:tblCellSpacing w:w="15" w:type="dxa"/>
+        </w:trPr>
+        <w:tc>
+          <w:tcPr>
+            <w:tcW w:w="0" w:type="auto"/>
+            <w:vAlign w:val="center"/>
+            <w:hideMark/>
+          </w:tcPr>
+          <w:p>
+            <w:r>
+              <w:t>Glucose</w:t>
+            </w:r>
+          </w:p>
+        </w:tc>
+        <w:tc>
+          <w:tcPr>
+            <w:tcW w:w="0" w:type="auto"/>
+            <w:vAlign w:val="center"/>
+            <w:hideMark/>
+          </w:tcPr>
+          <w:p>
+            <w:r>
+              <w:t>Low or low-normal</w:t>
+            </w:r>
+          </w:p>
+        </w:tc>
+      </w:tr>
+      <w:tr>
+        <w:trPr>
+          <w:tblCellSpacing w:w="15" w:type="dxa"/>
+        </w:trPr>
+        <w:tc>
+          <w:tcPr>
+            <w:tcW w:w="0" w:type="auto"/>
+            <w:vAlign w:val="center"/>
+            <w:hideMark/>
+          </w:tcPr>
+          <w:p>
+            <w:r>
+              <w:t>SpO₂</w:t>
+            </w:r>
+          </w:p>
+        </w:tc>
+        <w:tc>
+          <w:tcPr>
+            <w:tcW w:w="0" w:type="auto"/>
+            <w:vAlign w:val="center"/>
+            <w:hideMark/>
+          </w:tcPr>
+          <w:p>
+            <w:r>
+              <w:t>Slightly low</w:t>
+            </w:r>
+          </w:p>
+        </w:tc>
+      </w:tr>
+      <w:tr>
+        <w:trPr>
+          <w:tblCellSpacing w:w="15" w:type="dxa"/>
+        </w:trPr>
+        <w:tc>
+          <w:tcPr>
+            <w:tcW w:w="0" w:type="auto"/>
+            <w:vAlign w:val="center"/>
+            <w:hideMark/>
+          </w:tcPr>
+          <w:p>
+            <w:r>
+              <w:lastRenderedPageBreak/>
+              <w:t>HR</w:t>
+            </w:r>
+          </w:p>
+        </w:tc>
+        <w:tc>
+          <w:tcPr>
+            <w:tcW w:w="0" w:type="auto"/>
+            <w:vAlign w:val="center"/>
+            <w:hideMark/>
+          </w:tcPr>
+          <w:p>
+            <w:r>
+              <w:t>May be mildly elevated</w:t>
+            </w:r>
+          </w:p>
+        </w:tc>
+      </w:tr>
+      <w:tr>
+        <w:trPr>
+          <w:tblCellSpacing w:w="15" w:type="dxa"/>
+        </w:trPr>
+        <w:tc>
+          <w:tcPr>
+            <w:tcW w:w="0" w:type="auto"/>
+            <w:vAlign w:val="center"/>
+            <w:hideMark/>
+          </w:tcPr>
+          <w:p>
+            <w:r>
+              <w:t>Notes</w:t>
+            </w:r>
+          </w:p>
+        </w:tc>
+        <w:tc>
+          <w:tcPr>
+            <w:tcW w:w="0" w:type="auto"/>
+            <w:vAlign w:val="center"/>
+            <w:hideMark/>
+          </w:tcPr>
+          <w:p>
+            <w:r>
+              <w:t>fatigue, weakness, exercise intolerance, recurrent episodes</w:t>
+            </w:r>
+          </w:p>
+        </w:tc>
+      </w:tr>
+    </w:tbl>
+    <w:p>
+      <w:pPr>
+        <w:rPr>
+          <w:b/>
+          <w:bCs/>
+        </w:rPr>
+      </w:pPr>
+      <w:r>
+        <w:rPr>
+          <w:b/>
+          <w:bCs/>
+        </w:rPr>
+        <w:t>Routing</w:t>
+      </w:r>
+    </w:p>
+    <w:p>
+      <w:r>
+        <w:t>Metabolic medicine / neurology review.</w:t>
+      </w:r>
+    </w:p>
+    <w:p>
+      <w:r>
+        <w:pict w14:anchorId="34069FDE">
+          <v:rect id="_x0000_i1150" style="width:0;height:1.5pt" o:hralign="center" o:hrstd="t" o:hr="t" fillcolor="#a0a0a0" stroked="f"/>
+        </w:pict>
+      </w:r>
+    </w:p>
+    <w:p>
+      <w:pPr>
+        <w:rPr>
+          <w:b/>
+          <w:bCs/>
+        </w:rPr>
+      </w:pPr>
+      <w:r>
+        <w:rPr>
+          <w:b/>
+          <w:bCs/>
+        </w:rPr>
+        <w:t>Archetype 3: Rare Cardiac Syndrome</w:t>
+      </w:r>
+    </w:p>
+    <w:p>
+      <w:pPr>
+        <w:rPr>
+          <w:b/>
+          <w:bCs/>
+        </w:rPr>
+      </w:pPr>
+      <w:r>
+        <w:rPr>
+          <w:b/>
+          <w:bCs/>
+        </w:rPr>
+        <w:t>Pattern</w:t>
+      </w:r>
+    </w:p>
+    <w:p>
+      <w:r>
+        <w:t>HR–BP dissociation + troponin elevation</w:t>
+      </w:r>
+    </w:p>
+    <w:p>
+      <w:pPr>
+        <w:rPr>
+          <w:b/>
+          <w:bCs/>
+        </w:rPr>
+      </w:pPr>
+      <w:r>
+        <w:rPr>
+          <w:b/>
+          <w:bCs/>
+        </w:rPr>
+        <w:t>Why it is subtle</w:t>
+      </w:r>
+    </w:p>
+    <w:p>
+      <w:r>
+        <w:t>The patient may not have classic shock or severe chest pain. But the relationship between heart rate, blood pressure, and troponin may look unusual.</w:t>
+      </w:r>
+    </w:p>
+    <w:p>
+      <w:pPr>
+        <w:rPr>
+          <w:b/>
+          <w:bCs/>
+        </w:rPr>
+      </w:pPr>
+      <w:r>
+        <w:rPr>
+          <w:b/>
+          <w:bCs/>
+        </w:rPr>
+        <w:t>Structured signal</w:t>
+      </w:r>
+    </w:p>
+    <w:tbl>
+      <w:tblPr>
+        <w:tblW w:w="0" w:type="auto"/>
+        <w:tblCellSpacing w:w="15" w:type="dxa"/>
+        <w:tblCellMar>
+          <w:top w:w="15" w:type="dxa"/>
+          <w:left w:w="15" w:type="dxa"/>
+          <w:bottom w:w="15" w:type="dxa"/>
+          <w:right w:w="15" w:type="dxa"/>
+        </w:tblCellMar>
+        <w:tblLook w:val="04A0" w:firstRow="1" w:lastRow="0" w:firstColumn="1" w:lastColumn="0" w:noHBand="0" w:noVBand="1"/>
+      </w:tblPr>
+      <w:tblGrid>
+        <w:gridCol w:w="978"/>
+        <w:gridCol w:w="6574"/>
+      </w:tblGrid>
+      <w:tr>
+        <w:trPr>
+          <w:tblHeader/>
+          <w:tblCellSpacing w:w="15" w:type="dxa"/>
+        </w:trPr>
+        <w:tc>
+          <w:tcPr>
+            <w:tcW w:w="0" w:type="auto"/>
+            <w:vAlign w:val="center"/>
+            <w:hideMark/>
+          </w:tcPr>
+          <w:p>
+            <w:pPr>
+              <w:rPr>
+                <w:b/>
+                <w:bCs/>
+              </w:rPr>
+            </w:pPr>
+            <w:r>
+              <w:rPr>
+                <w:b/>
+                <w:bCs/>
+              </w:rPr>
+              <w:t>Feature</w:t>
+            </w:r>
+          </w:p>
+        </w:tc>
+        <w:tc>
+          <w:tcPr>
+            <w:tcW w:w="0" w:type="auto"/>
+            <w:vAlign w:val="center"/>
+            <w:hideMark/>
+          </w:tcPr>
+          <w:p>
+            <w:pPr>
+              <w:rPr>
+                <w:b/>
+                <w:bCs/>
+              </w:rPr>
+            </w:pPr>
+            <w:r>
+              <w:rPr>
+                <w:b/>
+                <w:bCs/>
+              </w:rPr>
+              <w:t>Expected pattern</w:t>
+            </w:r>
+          </w:p>
+        </w:tc>
+      </w:tr>
+      <w:tr>
+        <w:trPr>
+          <w:tblCellSpacing w:w="15" w:type="dxa"/>
+        </w:trPr>
+        <w:tc>
+          <w:tcPr>
+            <w:tcW w:w="0" w:type="auto"/>
+            <w:vAlign w:val="center"/>
+            <w:hideMark/>
+          </w:tcPr>
+          <w:p>
+            <w:r>
+              <w:t>HR</w:t>
+            </w:r>
+          </w:p>
+        </w:tc>
+        <w:tc>
+          <w:tcPr>
+            <w:tcW w:w="0" w:type="auto"/>
+            <w:vAlign w:val="center"/>
+            <w:hideMark/>
+          </w:tcPr>
+          <w:p>
+            <w:r>
+              <w:t>High despite relatively preserved BP, or unexpectedly low for BP</w:t>
+            </w:r>
+          </w:p>
+        </w:tc>
+      </w:tr>
+      <w:tr>
+        <w:trPr>
+          <w:tblCellSpacing w:w="15" w:type="dxa"/>
+        </w:trPr>
+        <w:tc>
+          <w:tcPr>
+            <w:tcW w:w="0" w:type="auto"/>
+            <w:vAlign w:val="center"/>
+            <w:hideMark/>
+          </w:tcPr>
+          <w:p>
+            <w:r>
+              <w:t>BP</w:t>
+            </w:r>
+          </w:p>
+        </w:tc>
+        <w:tc>
+          <w:tcPr>
+            <w:tcW w:w="0" w:type="auto"/>
+            <w:vAlign w:val="center"/>
+            <w:hideMark/>
+          </w:tcPr>
+          <w:p>
+            <w:r>
+              <w:t>Pattern does not match HR response</w:t>
+            </w:r>
+          </w:p>
+        </w:tc>
+      </w:tr>
+      <w:tr>
+        <w:trPr>
+          <w:tblCellSpacing w:w="15" w:type="dxa"/>
+        </w:trPr>
+        <w:tc>
+          <w:tcPr>
+            <w:tcW w:w="0" w:type="auto"/>
+            <w:vAlign w:val="center"/>
+            <w:hideMark/>
+          </w:tcPr>
+          <w:p>
+            <w:r>
+              <w:t>Troponin</w:t>
+            </w:r>
+          </w:p>
+        </w:tc>
+        <w:tc>
+          <w:tcPr>
+            <w:tcW w:w="0" w:type="auto"/>
+            <w:vAlign w:val="center"/>
+            <w:hideMark/>
+          </w:tcPr>
+          <w:p>
+            <w:r>
+              <w:t>Elevated or high-normal</w:t>
+            </w:r>
+          </w:p>
+        </w:tc>
+      </w:tr>
+      <w:tr>
+        <w:trPr>
+          <w:tblCellSpacing w:w="15" w:type="dxa"/>
+        </w:trPr>
+        <w:tc>
+          <w:tcPr>
+            <w:tcW w:w="0" w:type="auto"/>
+            <w:vAlign w:val="center"/>
+            <w:hideMark/>
+          </w:tcPr>
+          <w:p>
+            <w:r>
+              <w:t>SpO₂</w:t>
+            </w:r>
+          </w:p>
+        </w:tc>
+        <w:tc>
+          <w:tcPr>
+            <w:tcW w:w="0" w:type="auto"/>
+            <w:vAlign w:val="center"/>
+            <w:hideMark/>
+          </w:tcPr>
+          <w:p>
+            <w:r>
+              <w:t>May be normal</w:t>
+            </w:r>
+          </w:p>
+        </w:tc>
+      </w:tr>
+      <w:tr>
+        <w:trPr>
+          <w:tblCellSpacing w:w="15" w:type="dxa"/>
+        </w:trPr>
+        <w:tc>
+          <w:tcPr>
+            <w:tcW w:w="0" w:type="auto"/>
+            <w:vAlign w:val="center"/>
+            <w:hideMark/>
+          </w:tcPr>
+          <w:p>
+            <w:r>
+              <w:t>Notes</w:t>
+            </w:r>
+          </w:p>
+        </w:tc>
+        <w:tc>
+          <w:tcPr>
+            <w:tcW w:w="0" w:type="auto"/>
+            <w:vAlign w:val="center"/>
+            <w:hideMark/>
+          </w:tcPr>
+          <w:p>
+            <w:r>
+              <w:t>palpitations, syncope, chest discomfort, family history</w:t>
+            </w:r>
+          </w:p>
+        </w:tc>
+      </w:tr>
+    </w:tbl>
+    <w:p>
+      <w:pPr>
+        <w:rPr>
+          <w:b/>
+          <w:bCs/>
+        </w:rPr>
+      </w:pPr>
+      <w:r>
+        <w:rPr>
+          <w:b/>
+          <w:bCs/>
+        </w:rPr>
+        <w:t>Routing</w:t>
+      </w:r>
+    </w:p>
+    <w:p>
+      <w:r>
+        <w:t>Cardiology review.</w:t>
+      </w:r>
+    </w:p>
+    <w:p>
+      <w:r>
+        <w:pict w14:anchorId="7D2FE47B">
+          <v:rect id="_x0000_i1151" style="width:0;height:1.5pt" o:hralign="center" o:hrstd="t" o:hr="t" fillcolor="#a0a0a0" stroked="f"/>
+        </w:pict>
+      </w:r>
+    </w:p>
+    <w:p>
+      <w:pPr>
+        <w:rPr>
+          <w:b/>
+          <w:bCs/>
+        </w:rPr>
+      </w:pPr>
+      <w:r>
+        <w:rPr>
+          <w:b/>
+          <w:bCs/>
+        </w:rPr>
+        <w:t>Archetype 4: Hematologic Anomaly</w:t>
+      </w:r>
+    </w:p>
+    <w:p>
+      <w:pPr>
+        <w:rPr>
+          <w:b/>
+          <w:bCs/>
+        </w:rPr>
+      </w:pPr>
+      <w:r>
+        <w:rPr>
+          <w:b/>
+          <w:bCs/>
+        </w:rPr>
+        <w:t>Pattern</w:t>
+      </w:r>
+    </w:p>
+    <w:p>
+      <w:r>
+        <w:t>HGB ↓ + WBC ↑ + CRP normal</w:t>
+      </w:r>
+    </w:p>
+    <w:p>
+      <w:pPr>
+        <w:rPr>
+          <w:b/>
+          <w:bCs/>
+        </w:rPr>
+      </w:pPr>
+      <w:r>
+        <w:rPr>
+          <w:b/>
+          <w:bCs/>
+        </w:rPr>
+        <w:t>Why it is subtle</w:t>
+      </w:r>
+    </w:p>
+    <w:p>
+      <w:r>
+        <w:lastRenderedPageBreak/>
+        <w:t xml:space="preserve">Low </w:t>
+      </w:r>
+      <w:proofErr w:type="spellStart"/>
+      <w:r>
+        <w:t>hemoglobin</w:t>
+      </w:r>
+      <w:proofErr w:type="spellEnd"/>
+      <w:r>
+        <w:t xml:space="preserve"> and high WBC may be investigated separately. But the combination with normal CRP may suggest a non-infectious hematologic process.</w:t>
+      </w:r>
+    </w:p>
+    <w:p>
+      <w:pPr>
+        <w:rPr>
+          <w:b/>
+          <w:bCs/>
+        </w:rPr>
+      </w:pPr>
+      <w:r>
+        <w:rPr>
+          <w:b/>
+          <w:bCs/>
+        </w:rPr>
+        <w:t>Structured signal</w:t>
+      </w:r>
+    </w:p>
+    <w:tbl>
+      <w:tblPr>
+        <w:tblW w:w="0" w:type="auto"/>
+        <w:tblCellSpacing w:w="15" w:type="dxa"/>
+        <w:tblCellMar>
+          <w:top w:w="15" w:type="dxa"/>
+          <w:left w:w="15" w:type="dxa"/>
+          <w:bottom w:w="15" w:type="dxa"/>
+          <w:right w:w="15" w:type="dxa"/>
+        </w:tblCellMar>
+        <w:tblLook w:val="04A0" w:firstRow="1" w:lastRow="0" w:firstColumn="1" w:lastColumn="0" w:noHBand="0" w:noVBand="1"/>
+      </w:tblPr>
+      <w:tblGrid>
+        <w:gridCol w:w="980"/>
+        <w:gridCol w:w="5136"/>
+      </w:tblGrid>
+      <w:tr>
+        <w:trPr>
+          <w:tblHeader/>
+          <w:tblCellSpacing w:w="15" w:type="dxa"/>
+        </w:trPr>
+        <w:tc>
+          <w:tcPr>
+            <w:tcW w:w="0" w:type="auto"/>
+            <w:vAlign w:val="center"/>
+            <w:hideMark/>
+          </w:tcPr>
+          <w:p>
+            <w:pPr>
+              <w:rPr>
+                <w:b/>
+                <w:bCs/>
+              </w:rPr>
+            </w:pPr>
+            <w:r>
+              <w:rPr>
+                <w:b/>
+                <w:bCs/>
+              </w:rPr>
+              <w:t>Feature</w:t>
+            </w:r>
+          </w:p>
+        </w:tc>
+        <w:tc>
+          <w:tcPr>
+            <w:tcW w:w="0" w:type="auto"/>
+            <w:vAlign w:val="center"/>
+            <w:hideMark/>
+          </w:tcPr>
+          <w:p>
+            <w:pPr>
+              <w:rPr>
+                <w:b/>
+                <w:bCs/>
+              </w:rPr>
+            </w:pPr>
+            <w:r>
+              <w:rPr>
+                <w:b/>
+                <w:bCs/>
+              </w:rPr>
+              <w:t>Expected pattern</w:t>
+            </w:r>
+          </w:p>
+        </w:tc>
+      </w:tr>
+      <w:tr>
+        <w:trPr>
+          <w:tblCellSpacing w:w="15" w:type="dxa"/>
+        </w:trPr>
+        <w:tc>
+          <w:tcPr>
+            <w:tcW w:w="0" w:type="auto"/>
+            <w:vAlign w:val="center"/>
+            <w:hideMark/>
+          </w:tcPr>
+          <w:p>
+            <w:r>
+              <w:t>HGB</w:t>
+            </w:r>
+          </w:p>
+        </w:tc>
+        <w:tc>
+          <w:tcPr>
+            <w:tcW w:w="0" w:type="auto"/>
+            <w:vAlign w:val="center"/>
+            <w:hideMark/>
+          </w:tcPr>
+          <w:p>
+            <w:r>
+              <w:t>Low or low-normal</w:t>
+            </w:r>
+          </w:p>
+        </w:tc>
+      </w:tr>
+      <w:tr>
+        <w:trPr>
+          <w:tblCellSpacing w:w="15" w:type="dxa"/>
+        </w:trPr>
+        <w:tc>
+          <w:tcPr>
+            <w:tcW w:w="0" w:type="auto"/>
+            <w:vAlign w:val="center"/>
+            <w:hideMark/>
+          </w:tcPr>
+          <w:p>
+            <w:r>
+              <w:t>WBC</w:t>
+            </w:r>
+          </w:p>
+        </w:tc>
+        <w:tc>
+          <w:tcPr>
+            <w:tcW w:w="0" w:type="auto"/>
+            <w:vAlign w:val="center"/>
+            <w:hideMark/>
+          </w:tcPr>
+          <w:p>
+            <w:r>
+              <w:t>High or high-normal</w:t>
+            </w:r>
+          </w:p>
+        </w:tc>
+      </w:tr>
+      <w:tr>
+        <w:trPr>
+          <w:tblCellSpacing w:w="15" w:type="dxa"/>
+        </w:trPr>
+        <w:tc>
+          <w:tcPr>
+            <w:tcW w:w="0" w:type="auto"/>
+            <w:vAlign w:val="center"/>
+            <w:hideMark/>
+          </w:tcPr>
+          <w:p>
+            <w:r>
+              <w:t>CRP</w:t>
+            </w:r>
+          </w:p>
+        </w:tc>
+        <w:tc>
+          <w:tcPr>
+            <w:tcW w:w="0" w:type="auto"/>
+            <w:vAlign w:val="center"/>
+            <w:hideMark/>
+          </w:tcPr>
+          <w:p>
+            <w:r>
+              <w:t>Normal</w:t>
+            </w:r>
+          </w:p>
+        </w:tc>
+      </w:tr>
+      <w:tr>
+        <w:trPr>
+          <w:tblCellSpacing w:w="15" w:type="dxa"/>
+        </w:trPr>
+        <w:tc>
+          <w:tcPr>
+            <w:tcW w:w="0" w:type="auto"/>
+            <w:vAlign w:val="center"/>
+            <w:hideMark/>
+          </w:tcPr>
+          <w:p>
+            <w:r>
+              <w:t>Platelets</w:t>
+            </w:r>
+          </w:p>
+        </w:tc>
+        <w:tc>
+          <w:tcPr>
+            <w:tcW w:w="0" w:type="auto"/>
+            <w:vAlign w:val="center"/>
+            <w:hideMark/>
+          </w:tcPr>
+          <w:p>
+            <w:r>
+              <w:t>May be abnormal</w:t>
+            </w:r>
+          </w:p>
+        </w:tc>
+      </w:tr>
+      <w:tr>
+        <w:trPr>
+          <w:tblCellSpacing w:w="15" w:type="dxa"/>
+        </w:trPr>
+        <w:tc>
+          <w:tcPr>
+            <w:tcW w:w="0" w:type="auto"/>
+            <w:vAlign w:val="center"/>
+            <w:hideMark/>
+          </w:tcPr>
+          <w:p>
+            <w:r>
+              <w:t>Notes</w:t>
+            </w:r>
+          </w:p>
+        </w:tc>
+        <w:tc>
+          <w:tcPr>
+            <w:tcW w:w="0" w:type="auto"/>
+            <w:vAlign w:val="center"/>
+            <w:hideMark/>
+          </w:tcPr>
+          <w:p>
+            <w:r>
+              <w:t>fatigue, bruising, recurrent infections, weight loss</w:t>
+            </w:r>
+          </w:p>
+        </w:tc>
+      </w:tr>
+    </w:tbl>
+    <w:p>
+      <w:pPr>
+        <w:rPr>
+          <w:b/>
+          <w:bCs/>
+        </w:rPr>
+      </w:pPr>
+      <w:r>
+        <w:rPr>
+          <w:b/>
+          <w:bCs/>
+        </w:rPr>
+        <w:t>Routing</w:t>
+      </w:r>
+    </w:p>
+    <w:p>
+      <w:proofErr w:type="spellStart"/>
+      <w:r>
+        <w:t>Hematology</w:t>
+      </w:r>
+      <w:proofErr w:type="spellEnd"/>
+      <w:r>
+        <w:t xml:space="preserve"> review.</w:t>
+      </w:r>
+    </w:p>
+    <w:p>
+      <w:r>
+        <w:pict w14:anchorId="315D44E9">
+          <v:rect id="_x0000_i1152" style="width:0;height:1.5pt" o:hralign="center" o:hrstd="t" o:hr="t" fillcolor="#a0a0a0" stroked="f"/>
+        </w:pict>
+      </w:r>
+    </w:p>
+    <w:p>
+      <w:pPr>
+        <w:rPr>
+          <w:b/>
+          <w:bCs/>
+        </w:rPr>
+      </w:pPr>
+      <w:r>
+        <w:rPr>
+          <w:b/>
+          <w:bCs/>
+        </w:rPr>
+        <w:t>6. Dataset design for participants</w:t>
+      </w:r>
+    </w:p>
+    <w:p>
+      <w:r>
+        <w:t>For classroom implementation, synthetic data is ideal.</w:t>
+      </w:r>
+    </w:p>
+    <w:p>
+      <w:r>
+        <w:t xml:space="preserve">Create </w:t>
+      </w:r>
+      <w:r>
+        <w:rPr>
+          <w:b/>
+          <w:bCs/>
+        </w:rPr>
+        <w:t>5,000 patient records</w:t>
+      </w:r>
+      <w:r>
+        <w:t>.</w:t>
+      </w:r>
+    </w:p>
+    <w:p>
+      <w:r>
+        <w:t>Suggested distribution:</w:t>
+      </w:r>
+    </w:p>
+    <w:tbl>
+      <w:tblPr>
+        <w:tblW w:w="0" w:type="auto"/>
+        <w:tblCellSpacing w:w="15" w:type="dxa"/>
+        <w:tblCellMar>
+          <w:top w:w="15" w:type="dxa"/>
+          <w:left w:w="15" w:type="dxa"/>
+          <w:bottom w:w="15" w:type="dxa"/>
+          <w:right w:w="15" w:type="dxa"/>
+        </w:tblCellMar>
+        <w:tblLook w:val="04A0" w:firstRow="1" w:lastRow="0" w:firstColumn="1" w:lastColumn="0" w:noHBand="0" w:noVBand="1"/>
+      </w:tblPr>
+      <w:tblGrid>
+        <w:gridCol w:w="3735"/>
+        <w:gridCol w:w="1583"/>
+        <w:gridCol w:w="1307"/>
+      </w:tblGrid>
+      <w:tr>
+        <w:trPr>
+          <w:tblHeader/>
+          <w:tblCellSpacing w:w="15" w:type="dxa"/>
+        </w:trPr>
+        <w:tc>
+          <w:tcPr>
+            <w:tcW w:w="0" w:type="auto"/>
+            <w:vAlign w:val="center"/>
+            <w:hideMark/>
+          </w:tcPr>
+          <w:p>
+            <w:pPr>
+              <w:rPr>
+                <w:b/>
+                <w:bCs/>
+              </w:rPr>
+            </w:pPr>
+            <w:r>
+              <w:rPr>
+                <w:b/>
+                <w:bCs/>
+              </w:rPr>
+              <w:t>Group</w:t>
+            </w:r>
+          </w:p>
+        </w:tc>
+        <w:tc>
+          <w:tcPr>
+            <w:tcW w:w="0" w:type="auto"/>
+            <w:vAlign w:val="center"/>
+            <w:hideMark/>
+          </w:tcPr>
+          <w:p>
+            <w:pPr>
+              <w:rPr>
+                <w:b/>
+                <w:bCs/>
+              </w:rPr>
+            </w:pPr>
+            <w:r>
+              <w:rPr>
+                <w:b/>
+                <w:bCs/>
+              </w:rPr>
+              <w:t>Approx. count</w:t>
+            </w:r>
+          </w:p>
+        </w:tc>
+        <w:tc>
+          <w:tcPr>
+            <w:tcW w:w="0" w:type="auto"/>
+            <w:vAlign w:val="center"/>
+            <w:hideMark/>
+          </w:tcPr>
+          <w:p>
+            <w:pPr>
+              <w:rPr>
+                <w:b/>
+                <w:bCs/>
+              </w:rPr>
+            </w:pPr>
+            <w:r>
+              <w:rPr>
+                <w:b/>
+                <w:bCs/>
+              </w:rPr>
+              <w:t>Percentage</w:t>
+            </w:r>
+          </w:p>
+        </w:tc>
+      </w:tr>
+      <w:tr>
+        <w:trPr>
+          <w:tblCellSpacing w:w="15" w:type="dxa"/>
+        </w:trPr>
+        <w:tc>
+          <w:tcPr>
+            <w:tcW w:w="0" w:type="auto"/>
+            <w:vAlign w:val="center"/>
+            <w:hideMark/>
+          </w:tcPr>
+          <w:p>
+            <w:r>
+              <w:t>Common / normal disease patterns</w:t>
+            </w:r>
+          </w:p>
+        </w:tc>
+        <w:tc>
+          <w:tcPr>
+            <w:tcW w:w="0" w:type="auto"/>
+            <w:vAlign w:val="center"/>
+            <w:hideMark/>
+          </w:tcPr>
+          <w:p>
+            <w:r>
+              <w:t>4,550</w:t>
+            </w:r>
+          </w:p>
+        </w:tc>
+        <w:tc>
+          <w:tcPr>
+            <w:tcW w:w="0" w:type="auto"/>
+            <w:vAlign w:val="center"/>
+            <w:hideMark/>
+          </w:tcPr>
+          <w:p>
+            <w:r>
+              <w:t>91%</w:t>
+            </w:r>
+          </w:p>
+        </w:tc>
+      </w:tr>
+      <w:tr>
+        <w:trPr>
+          <w:tblCellSpacing w:w="15" w:type="dxa"/>
+        </w:trPr>
+        <w:tc>
+          <w:tcPr>
+            <w:tcW w:w="0" w:type="auto"/>
+            <w:vAlign w:val="center"/>
+            <w:hideMark/>
+          </w:tcPr>
+          <w:p>
+            <w:r>
+              <w:t>Rare disease cases</w:t>
+            </w:r>
+          </w:p>
+        </w:tc>
+        <w:tc>
+          <w:tcPr>
+            <w:tcW w:w="0" w:type="auto"/>
+            <w:vAlign w:val="center"/>
+            <w:hideMark/>
+          </w:tcPr>
+          <w:p>
+            <w:r>
+              <w:t>450</w:t>
+            </w:r>
+          </w:p>
+        </w:tc>
+        <w:tc>
+          <w:tcPr>
+            <w:tcW w:w="0" w:type="auto"/>
+            <w:vAlign w:val="center"/>
+            <w:hideMark/>
+          </w:tcPr>
+          <w:p>
+            <w:r>
+              <w:t>9%</w:t>
+            </w:r>
+          </w:p>
+        </w:tc>
+      </w:tr>
+    </w:tbl>
+    <w:p>
+      <w:r>
+        <w:t>Rare cases can be distributed as:</w:t>
+      </w:r>
+    </w:p>
+    <w:tbl>
+      <w:tblPr>
+        <w:tblW w:w="0" w:type="auto"/>
+        <w:tblCellSpacing w:w="15" w:type="dxa"/>
+        <w:tblCellMar>
+          <w:top w:w="15" w:type="dxa"/>
+          <w:left w:w="15" w:type="dxa"/>
+          <w:bottom w:w="15" w:type="dxa"/>
+          <w:right w:w="15" w:type="dxa"/>
+        </w:tblCellMar>
+        <w:tblLook w:val="04A0" w:firstRow="1" w:lastRow="0" w:firstColumn="1" w:lastColumn="0" w:noHBand="0" w:noVBand="1"/>
+      </w:tblPr>
+      <w:tblGrid>
+        <w:gridCol w:w="2897"/>
+        <w:gridCol w:w="1598"/>
+      </w:tblGrid>
+      <w:tr>
+        <w:trPr>
+          <w:tblHeader/>
+          <w:tblCellSpacing w:w="15" w:type="dxa"/>
+        </w:trPr>
+        <w:tc>
+          <w:tcPr>
+            <w:tcW w:w="0" w:type="auto"/>
+            <w:vAlign w:val="center"/>
+            <w:hideMark/>
+          </w:tcPr>
+          <w:p>
+            <w:pPr>
+              <w:rPr>
+                <w:b/>
+                <w:bCs/>
+              </w:rPr>
+            </w:pPr>
+            <w:r>
+              <w:rPr>
+                <w:b/>
+                <w:bCs/>
+              </w:rPr>
+              <w:t>Rare Archetype</w:t>
+            </w:r>
+          </w:p>
+        </w:tc>
+        <w:tc>
+          <w:tcPr>
+            <w:tcW w:w="0" w:type="auto"/>
+            <w:vAlign w:val="center"/>
+            <w:hideMark/>
+          </w:tcPr>
+          <w:p>
+            <w:pPr>
+              <w:rPr>
+                <w:b/>
+                <w:bCs/>
+              </w:rPr>
+            </w:pPr>
+            <w:r>
+              <w:rPr>
+                <w:b/>
+                <w:bCs/>
+              </w:rPr>
+              <w:t>Approx. count</w:t>
+            </w:r>
+          </w:p>
+        </w:tc>
+      </w:tr>
+      <w:tr>
+        <w:trPr>
+          <w:tblCellSpacing w:w="15" w:type="dxa"/>
+        </w:trPr>
+        <w:tc>
+          <w:tcPr>
+            <w:tcW w:w="0" w:type="auto"/>
+            <w:vAlign w:val="center"/>
+            <w:hideMark/>
+          </w:tcPr>
+          <w:p>
+            <w:r>
+              <w:t>Autoimmune Dysregulation</w:t>
+            </w:r>
+          </w:p>
+        </w:tc>
+        <w:tc>
+          <w:tcPr>
+            <w:tcW w:w="0" w:type="auto"/>
+            <w:vAlign w:val="center"/>
+            <w:hideMark/>
+          </w:tcPr>
+          <w:p>
+            <w:r>
+              <w:t>110</w:t>
+            </w:r>
+          </w:p>
+        </w:tc>
+      </w:tr>
+      <w:tr>
+        <w:trPr>
+          <w:tblCellSpacing w:w="15" w:type="dxa"/>
+        </w:trPr>
+        <w:tc>
+          <w:tcPr>
+            <w:tcW w:w="0" w:type="auto"/>
+            <w:vAlign w:val="center"/>
+            <w:hideMark/>
+          </w:tcPr>
+          <w:p>
+            <w:r>
+              <w:t>Mitochondrial Disorder</w:t>
+            </w:r>
+          </w:p>
+        </w:tc>
+        <w:tc>
+          <w:tcPr>
+            <w:tcW w:w="0" w:type="auto"/>
+            <w:vAlign w:val="center"/>
+            <w:hideMark/>
+          </w:tcPr>
+          <w:p>
+            <w:r>
+              <w:t>110</w:t>
+            </w:r>
+          </w:p>
+        </w:tc>
+      </w:tr>
+      <w:tr>
+        <w:trPr>
+          <w:tblCellSpacing w:w="15" w:type="dxa"/>
+        </w:trPr>
+        <w:tc>
+          <w:tcPr>
+            <w:tcW w:w="0" w:type="auto"/>
+            <w:vAlign w:val="center"/>
+            <w:hideMark/>
+          </w:tcPr>
+          <w:p>
+            <w:r>
+              <w:t>Rare Cardiac Syndrome</w:t>
+            </w:r>
+          </w:p>
+        </w:tc>
+        <w:tc>
+          <w:tcPr>
+            <w:tcW w:w="0" w:type="auto"/>
+            <w:vAlign w:val="center"/>
+            <w:hideMark/>
+          </w:tcPr>
+          <w:p>
+            <w:r>
+              <w:t>110</w:t>
+            </w:r>
+          </w:p>
+        </w:tc>
+      </w:tr>
+      <w:tr>
+        <w:trPr>
+          <w:tblCellSpacing w:w="15" w:type="dxa"/>
+        </w:trPr>
+        <w:tc>
+          <w:tcPr>
+            <w:tcW w:w="0" w:type="auto"/>
+            <w:vAlign w:val="center"/>
+            <w:hideMark/>
+          </w:tcPr>
+          <w:p>
+            <w:r>
+              <w:t>Hematologic Anomaly</w:t>
+            </w:r>
+          </w:p>
+        </w:tc>
+        <w:tc>
+          <w:tcPr>
+            <w:tcW w:w="0" w:type="auto"/>
+            <w:vAlign w:val="center"/>
+            <w:hideMark/>
+          </w:tcPr>
+          <w:p>
+            <w:r>
+              <w:t>120</w:t>
+            </w:r>
+          </w:p>
+        </w:tc>
+      </w:tr>
+    </w:tbl>
+    <w:p>
+      <w:r>
+        <w:t>Each record should contain:</w:t>
+      </w:r>
+    </w:p>
+    <w:tbl>
+      <w:tblPr>
+        <w:tblW w:w="0" w:type="auto"/>
+        <w:tblCellSpacing w:w="15" w:type="dxa"/>
+        <w:tblCellMar>
+          <w:top w:w="15" w:type="dxa"/>
+          <w:left w:w="15" w:type="dxa"/>
+          <w:bottom w:w="15" w:type="dxa"/>
+          <w:right w:w="15" w:type="dxa"/>
+        </w:tblCellMar>
+        <w:tblLook w:val="04A0" w:firstRow="1" w:lastRow="0" w:firstColumn="1" w:lastColumn="0" w:noHBand="0" w:noVBand="1"/>
+      </w:tblPr>
+      <w:tblGrid>
+        <w:gridCol w:w="1742"/>
+        <w:gridCol w:w="7284"/>
+      </w:tblGrid>
+      <w:tr>
+        <w:trPr>
+          <w:tblHeader/>
+          <w:tblCellSpacing w:w="15" w:type="dxa"/>
+        </w:trPr>
+        <w:tc>
+          <w:tcPr>
+            <w:tcW w:w="0" w:type="auto"/>
+            <w:vAlign w:val="center"/>
+            <w:hideMark/>
+          </w:tcPr>
+          <w:p>
+            <w:pPr>
+              <w:rPr>
+                <w:b/>
+                <w:bCs/>
+              </w:rPr>
+            </w:pPr>
+            <w:r>
+              <w:rPr>
+                <w:b/>
+                <w:bCs/>
+              </w:rPr>
+              <w:lastRenderedPageBreak/>
+              <w:t>Feature group</w:t>
+            </w:r>
+          </w:p>
+        </w:tc>
+        <w:tc>
+          <w:tcPr>
+            <w:tcW w:w="0" w:type="auto"/>
+            <w:vAlign w:val="center"/>
+            <w:hideMark/>
+          </w:tcPr>
+          <w:p>
+            <w:pPr>
+              <w:rPr>
+                <w:b/>
+                <w:bCs/>
+              </w:rPr>
+            </w:pPr>
+            <w:r>
+              <w:rPr>
+                <w:b/>
+                <w:bCs/>
+              </w:rPr>
+              <w:t>Example fields</w:t>
+            </w:r>
+          </w:p>
+        </w:tc>
+      </w:tr>
+      <w:tr>
+        <w:trPr>
+          <w:tblCellSpacing w:w="15" w:type="dxa"/>
+        </w:trPr>
+        <w:tc>
+          <w:tcPr>
+            <w:tcW w:w="0" w:type="auto"/>
+            <w:vAlign w:val="center"/>
+            <w:hideMark/>
+          </w:tcPr>
+          <w:p>
+            <w:r>
+              <w:t>Demographics</w:t>
+            </w:r>
+          </w:p>
+        </w:tc>
+        <w:tc>
+          <w:tcPr>
+            <w:tcW w:w="0" w:type="auto"/>
+            <w:vAlign w:val="center"/>
+            <w:hideMark/>
+          </w:tcPr>
+          <w:p>
+            <w:r>
+              <w:t>age, gender, comorbidity count</w:t>
+            </w:r>
+          </w:p>
+        </w:tc>
+      </w:tr>
+      <w:tr>
+        <w:trPr>
+          <w:tblCellSpacing w:w="15" w:type="dxa"/>
+        </w:trPr>
+        <w:tc>
+          <w:tcPr>
+            <w:tcW w:w="0" w:type="auto"/>
+            <w:vAlign w:val="center"/>
+            <w:hideMark/>
+          </w:tcPr>
+          <w:p>
+            <w:r>
+              <w:t>Vitals</w:t>
+            </w:r>
+          </w:p>
+        </w:tc>
+        <w:tc>
+          <w:tcPr>
+            <w:tcW w:w="0" w:type="auto"/>
+            <w:vAlign w:val="center"/>
+            <w:hideMark/>
+          </w:tcPr>
+          <w:p>
+            <w:r>
+              <w:t>HR, systolic BP, diastolic BP, MAP, SpO₂, temperature</w:t>
+            </w:r>
+          </w:p>
+        </w:tc>
+      </w:tr>
+      <w:tr>
+        <w:trPr>
+          <w:tblCellSpacing w:w="15" w:type="dxa"/>
+        </w:trPr>
+        <w:tc>
+          <w:tcPr>
+            <w:tcW w:w="0" w:type="auto"/>
+            <w:vAlign w:val="center"/>
+            <w:hideMark/>
+          </w:tcPr>
+          <w:p>
+            <w:r>
+              <w:t>Labs</w:t>
+            </w:r>
+          </w:p>
+        </w:tc>
+        <w:tc>
+          <w:tcPr>
+            <w:tcW w:w="0" w:type="auto"/>
+            <w:vAlign w:val="center"/>
+            <w:hideMark/>
+          </w:tcPr>
+          <w:p>
+            <w:r>
+              <w:t>WBC, CRP, lactate, glucose, troponin, HGB, platelets, creatinine</w:t>
+            </w:r>
+          </w:p>
+        </w:tc>
+      </w:tr>
+      <w:tr>
+        <w:trPr>
+          <w:tblCellSpacing w:w="15" w:type="dxa"/>
+        </w:trPr>
+        <w:tc>
+          <w:tcPr>
+            <w:tcW w:w="0" w:type="auto"/>
+            <w:vAlign w:val="center"/>
+            <w:hideMark/>
+          </w:tcPr>
+          <w:p>
+            <w:r>
+              <w:t>Derived features</w:t>
+            </w:r>
+          </w:p>
+        </w:tc>
+        <w:tc>
+          <w:tcPr>
+            <w:tcW w:w="0" w:type="auto"/>
+            <w:vAlign w:val="center"/>
+            <w:hideMark/>
+          </w:tcPr>
+          <w:p>
+            <w:r>
+              <w:t>HR/BP ratio, lactate-glucose ratio, WBC-CRP mismatch, HGB-WBC relationship</w:t>
+            </w:r>
+          </w:p>
+        </w:tc>
+      </w:tr>
+      <w:tr>
+        <w:trPr>
+          <w:tblCellSpacing w:w="15" w:type="dxa"/>
+        </w:trPr>
+        <w:tc>
+          <w:tcPr>
+            <w:tcW w:w="0" w:type="auto"/>
+            <w:vAlign w:val="center"/>
+            <w:hideMark/>
+          </w:tcPr>
+          <w:p>
+            <w:r>
+              <w:t>Notes</w:t>
+            </w:r>
+          </w:p>
+        </w:tc>
+        <w:tc>
+          <w:tcPr>
+            <w:tcW w:w="0" w:type="auto"/>
+            <w:vAlign w:val="center"/>
+            <w:hideMark/>
+          </w:tcPr>
+          <w:p>
+            <w:r>
+              <w:t>doctor note, discharge note, symptom description</w:t>
+            </w:r>
+          </w:p>
+        </w:tc>
+      </w:tr>
+      <w:tr>
+        <w:trPr>
+          <w:tblCellSpacing w:w="15" w:type="dxa"/>
+        </w:trPr>
+        <w:tc>
+          <w:tcPr>
+            <w:tcW w:w="0" w:type="auto"/>
+            <w:vAlign w:val="center"/>
+            <w:hideMark/>
+          </w:tcPr>
+          <w:p>
+            <w:r>
+              <w:t>Target labels</w:t>
+            </w:r>
+          </w:p>
+        </w:tc>
+        <w:tc>
+          <w:tcPr>
+            <w:tcW w:w="0" w:type="auto"/>
+            <w:vAlign w:val="center"/>
+            <w:hideMark/>
+          </w:tcPr>
+          <w:p>
+            <w:proofErr w:type="spellStart"/>
+            <w:r>
+              <w:t>rare_condition_flag</w:t>
+            </w:r>
+            <w:proofErr w:type="spellEnd"/>
+            <w:r>
+              <w:t xml:space="preserve">, </w:t>
+            </w:r>
+            <w:proofErr w:type="spellStart"/>
+            <w:r>
+              <w:t>rare_archetype</w:t>
+            </w:r>
+            <w:proofErr w:type="spellEnd"/>
+          </w:p>
+        </w:tc>
+      </w:tr>
+    </w:tbl>
+    <w:p>
+      <w:r>
+        <w:pict w14:anchorId="62296CCB">
+          <v:rect id="_x0000_i1153" style="width:0;height:1.5pt" o:hralign="center" o:hrstd="t" o:hr="t" fillcolor="#a0a0a0" stroked="f"/>
+        </w:pict>
+      </w:r>
+    </w:p>
+    <w:p>
+      <w:pPr>
+        <w:rPr>
+          <w:b/>
+          <w:bCs/>
+        </w:rPr>
+      </w:pPr>
+      <w:r>
+        <w:rPr>
+          <w:b/>
+          <w:bCs/>
+        </w:rPr>
+        <w:t>7. The most important teaching point</w:t>
+      </w:r>
+    </w:p>
+    <w:p>
+      <w:r>
+        <w:t xml:space="preserve">The synthetic data should be designed so that </w:t>
+      </w:r>
+      <w:r>
+        <w:rPr>
+          <w:b/>
+          <w:bCs/>
+        </w:rPr>
+        <w:t>individual features overlap heavily</w:t>
+      </w:r>
+      <w:r>
+        <w:t xml:space="preserve"> between common and rare cases.</w:t>
+      </w:r>
+    </w:p>
+    <w:p>
+      <w:r>
+        <w:t>For example:</w:t>
+      </w:r>
+    </w:p>
+    <w:tbl>
+      <w:tblPr>
+        <w:tblW w:w="0" w:type="auto"/>
+        <w:tblCellSpacing w:w="15" w:type="dxa"/>
+        <w:tblCellMar>
+          <w:top w:w="15" w:type="dxa"/>
+          <w:left w:w="15" w:type="dxa"/>
+          <w:bottom w:w="15" w:type="dxa"/>
+          <w:right w:w="15" w:type="dxa"/>
+        </w:tblCellMar>
+        <w:tblLook w:val="04A0" w:firstRow="1" w:lastRow="0" w:firstColumn="1" w:lastColumn="0" w:noHBand="0" w:noVBand="1"/>
+      </w:tblPr>
+      <w:tblGrid>
+        <w:gridCol w:w="941"/>
+        <w:gridCol w:w="2021"/>
+        <w:gridCol w:w="1531"/>
+      </w:tblGrid>
+      <w:tr>
+        <w:trPr>
+          <w:tblHeader/>
+          <w:tblCellSpacing w:w="15" w:type="dxa"/>
+        </w:trPr>
+        <w:tc>
+          <w:tcPr>
+            <w:tcW w:w="0" w:type="auto"/>
+            <w:vAlign w:val="center"/>
+            <w:hideMark/>
+          </w:tcPr>
+          <w:p>
+            <w:pPr>
+              <w:rPr>
+                <w:b/>
+                <w:bCs/>
+              </w:rPr>
+            </w:pPr>
+            <w:r>
+              <w:rPr>
+                <w:b/>
+                <w:bCs/>
+              </w:rPr>
+              <w:t>Feature</w:t>
+            </w:r>
+          </w:p>
+        </w:tc>
+        <w:tc>
+          <w:tcPr>
+            <w:tcW w:w="0" w:type="auto"/>
+            <w:vAlign w:val="center"/>
+            <w:hideMark/>
+          </w:tcPr>
+          <w:p>
+            <w:pPr>
+              <w:rPr>
+                <w:b/>
+                <w:bCs/>
+              </w:rPr>
+            </w:pPr>
+            <w:r>
+              <w:rPr>
+                <w:b/>
+                <w:bCs/>
+              </w:rPr>
+              <w:t>Common patients</w:t>
+            </w:r>
+          </w:p>
+        </w:tc>
+        <w:tc>
+          <w:tcPr>
+            <w:tcW w:w="0" w:type="auto"/>
+            <w:vAlign w:val="center"/>
+            <w:hideMark/>
+          </w:tcPr>
+          <w:p>
+            <w:pPr>
+              <w:rPr>
+                <w:b/>
+                <w:bCs/>
+              </w:rPr>
+            </w:pPr>
+            <w:r>
+              <w:rPr>
+                <w:b/>
+                <w:bCs/>
+              </w:rPr>
+              <w:t>Rare patients</w:t>
+            </w:r>
+          </w:p>
+        </w:tc>
+      </w:tr>
+      <w:tr>
+        <w:trPr>
+          <w:tblCellSpacing w:w="15" w:type="dxa"/>
+        </w:trPr>
+        <w:tc>
+          <w:tcPr>
+            <w:tcW w:w="0" w:type="auto"/>
+            <w:vAlign w:val="center"/>
+            <w:hideMark/>
+          </w:tcPr>
+          <w:p>
+            <w:r>
+              <w:t>WBC</w:t>
+            </w:r>
+          </w:p>
+        </w:tc>
+        <w:tc>
+          <w:tcPr>
+            <w:tcW w:w="0" w:type="auto"/>
+            <w:vAlign w:val="center"/>
+            <w:hideMark/>
+          </w:tcPr>
+          <w:p>
+            <w:r>
+              <w:t>7–13</w:t>
+            </w:r>
+          </w:p>
+        </w:tc>
+        <w:tc>
+          <w:tcPr>
+            <w:tcW w:w="0" w:type="auto"/>
+            <w:vAlign w:val="center"/>
+            <w:hideMark/>
+          </w:tcPr>
+          <w:p>
+            <w:r>
+              <w:t>9–14</w:t>
+            </w:r>
+          </w:p>
+        </w:tc>
+      </w:tr>
+      <w:tr>
+        <w:trPr>
+          <w:tblCellSpacing w:w="15" w:type="dxa"/>
+        </w:trPr>
+        <w:tc>
+          <w:tcPr>
+            <w:tcW w:w="0" w:type="auto"/>
+            <w:vAlign w:val="center"/>
+            <w:hideMark/>
+          </w:tcPr>
+          <w:p>
+            <w:r>
+              <w:t>CRP</w:t>
+            </w:r>
+          </w:p>
+        </w:tc>
+        <w:tc>
+          <w:tcPr>
+            <w:tcW w:w="0" w:type="auto"/>
+            <w:vAlign w:val="center"/>
+            <w:hideMark/>
+          </w:tcPr>
+          <w:p>
+            <w:r>
+              <w:t>3–40</w:t>
+            </w:r>
+          </w:p>
+        </w:tc>
+        <w:tc>
+          <w:tcPr>
+            <w:tcW w:w="0" w:type="auto"/>
+            <w:vAlign w:val="center"/>
+            <w:hideMark/>
+          </w:tcPr>
+          <w:p>
+            <w:r>
+              <w:t>2–8</w:t>
+            </w:r>
+          </w:p>
+        </w:tc>
+      </w:tr>
+      <w:tr>
+        <w:trPr>
+          <w:tblCellSpacing w:w="15" w:type="dxa"/>
+        </w:trPr>
+        <w:tc>
+          <w:tcPr>
+            <w:tcW w:w="0" w:type="auto"/>
+            <w:vAlign w:val="center"/>
+            <w:hideMark/>
+          </w:tcPr>
+          <w:p>
+            <w:r>
+              <w:t>Lactate</w:t>
+            </w:r>
+          </w:p>
+        </w:tc>
+        <w:tc>
+          <w:tcPr>
+            <w:tcW w:w="0" w:type="auto"/>
+            <w:vAlign w:val="center"/>
+            <w:hideMark/>
+          </w:tcPr>
+          <w:p>
+            <w:r>
+              <w:t>1.2–3.5</w:t>
+            </w:r>
+          </w:p>
+        </w:tc>
+        <w:tc>
+          <w:tcPr>
+            <w:tcW w:w="0" w:type="auto"/>
+            <w:vAlign w:val="center"/>
+            <w:hideMark/>
+          </w:tcPr>
+          <w:p>
+            <w:r>
+              <w:t>2.0–4.0</w:t>
+            </w:r>
+          </w:p>
+        </w:tc>
+      </w:tr>
+      <w:tr>
+        <w:trPr>
+          <w:tblCellSpacing w:w="15" w:type="dxa"/>
+        </w:trPr>
+        <w:tc>
+          <w:tcPr>
+            <w:tcW w:w="0" w:type="auto"/>
+            <w:vAlign w:val="center"/>
+            <w:hideMark/>
+          </w:tcPr>
+          <w:p>
+            <w:r>
+              <w:t>Glucose</w:t>
+            </w:r>
+          </w:p>
+        </w:tc>
+        <w:tc>
+          <w:tcPr>
+            <w:tcW w:w="0" w:type="auto"/>
+            <w:vAlign w:val="center"/>
+            <w:hideMark/>
+          </w:tcPr>
+          <w:p>
+            <w:r>
+              <w:t>70–130</w:t>
+            </w:r>
+          </w:p>
+        </w:tc>
+        <w:tc>
+          <w:tcPr>
+            <w:tcW w:w="0" w:type="auto"/>
+            <w:vAlign w:val="center"/>
+            <w:hideMark/>
+          </w:tcPr>
+          <w:p>
+            <w:r>
+              <w:t>60–95</w:t>
+            </w:r>
+          </w:p>
+        </w:tc>
+      </w:tr>
+      <w:tr>
+        <w:trPr>
+          <w:tblCellSpacing w:w="15" w:type="dxa"/>
+        </w:trPr>
+        <w:tc>
+          <w:tcPr>
+            <w:tcW w:w="0" w:type="auto"/>
+            <w:vAlign w:val="center"/>
+            <w:hideMark/>
+          </w:tcPr>
+          <w:p>
+            <w:r>
+              <w:t>SpO₂</w:t>
+            </w:r>
+          </w:p>
+        </w:tc>
+        <w:tc>
+          <w:tcPr>
+            <w:tcW w:w="0" w:type="auto"/>
+            <w:vAlign w:val="center"/>
+            <w:hideMark/>
+          </w:tcPr>
+          <w:p>
+            <w:r>
+              <w:t>92–99</w:t>
+            </w:r>
+          </w:p>
+        </w:tc>
+        <w:tc>
+          <w:tcPr>
+            <w:tcW w:w="0" w:type="auto"/>
+            <w:vAlign w:val="center"/>
+            <w:hideMark/>
+          </w:tcPr>
+          <w:p>
+            <w:r>
+              <w:t>91–96</w:t>
+            </w:r>
+          </w:p>
+        </w:tc>
+      </w:tr>
+    </w:tbl>
+    <w:p>
+      <w:r>
+        <w:t>There is overlap.</w:t>
+      </w:r>
+    </w:p>
+    <w:p>
+      <w:r>
+        <w:t>So participants should observe:</w:t>
+      </w:r>
+    </w:p>
+    <w:p>
+      <w:pPr>
+        <w:numPr>
+          <w:ilvl w:val="0"/>
+          <w:numId w:val="6"/>
+        </w:numPr>
+      </w:pPr>
+      <w:r>
+        <w:t xml:space="preserve">A single threshold on WBC is weak. </w:t>
+      </w:r>
+    </w:p>
+    <w:p>
+      <w:pPr>
+        <w:numPr>
+          <w:ilvl w:val="0"/>
+          <w:numId w:val="6"/>
+        </w:numPr>
+      </w:pPr>
+      <w:r>
+        <w:t xml:space="preserve">A single threshold on lactate is weak. </w:t>
+      </w:r>
+    </w:p>
+    <w:p>
+      <w:pPr>
+        <w:numPr>
+          <w:ilvl w:val="0"/>
+          <w:numId w:val="6"/>
+        </w:numPr>
+      </w:pPr>
+      <w:r>
+        <w:t xml:space="preserve">A single threshold on SpO₂ is weak. </w:t>
+      </w:r>
+    </w:p>
+    <w:p>
+      <w:pPr>
+        <w:numPr>
+          <w:ilvl w:val="0"/>
+          <w:numId w:val="6"/>
+        </w:numPr>
+      </w:pPr>
+      <w:r>
+        <w:t xml:space="preserve">Combined pattern detection works better. </w:t>
+      </w:r>
+    </w:p>
+    <w:p>
+      <w:r>
+        <w:t>This is where PCA, One-Class SVM, and Isolation Forest become meaningful.</w:t>
+      </w:r>
+    </w:p>
+    <w:p>
+      <w:r>
+        <w:pict w14:anchorId="6A3F92E4">
+          <v:rect id="_x0000_i1154" style="width:0;height:1.5pt" o:hralign="center" o:hrstd="t" o:hr="t" fillcolor="#a0a0a0" stroked="f"/>
+        </w:pict>
+      </w:r>
+    </w:p>
+    <w:p>
+      <w:pPr>
+        <w:rPr>
+          <w:b/>
+          <w:bCs/>
+        </w:rPr>
+      </w:pPr>
+      <w:r>
+        <w:rPr>
+          <w:b/>
+          <w:bCs/>
+        </w:rPr>
+        <w:lastRenderedPageBreak/>
+        <w:t>8. Recommended AI architecture</w:t>
+      </w:r>
+    </w:p>
+    <w:p>
+      <w:pPr>
+        <w:rPr>
+          <w:b/>
+          <w:bCs/>
+        </w:rPr>
+      </w:pPr>
+      <w:r>
+        <w:rPr>
+          <w:b/>
+          <w:bCs/>
+        </w:rPr>
+        <w:t>Pipeline</w:t>
+      </w:r>
+    </w:p>
+    <w:p>
+      <w:r>
+        <w:t>Structured labs/vitals + clinical notes</w:t>
+      </w:r>
+      <w:r>
+        <w:br/>
+        <w:t xml:space="preserve">        ↓</w:t>
+      </w:r>
+      <w:r>
+        <w:br/>
+        <w:t>Data cleaning and standardization</w:t>
+      </w:r>
+      <w:r>
+        <w:br/>
+        <w:t xml:space="preserve">        ↓</w:t>
+      </w:r>
+      <w:r>
+        <w:br/>
+        <w:t>Feature engineering</w:t>
+      </w:r>
+      <w:r>
+        <w:br/>
+        <w:t>ratios, deltas, paradox features, correlation features</w:t>
+      </w:r>
+      <w:r>
+        <w:br/>
+        <w:t xml:space="preserve">        ↓</w:t>
+      </w:r>
+      <w:r>
+        <w:br/>
+        <w:t>Anomaly detection models</w:t>
+      </w:r>
+      <w:r>
+        <w:br/>
+        <w:t>PCA reconstruction error / One-Class SVM / Isolation Forest</w:t>
+      </w:r>
+      <w:r>
+        <w:br/>
+        <w:t xml:space="preserve">        ↓</w:t>
+      </w:r>
+      <w:r>
+        <w:br/>
+        <w:t>Optional supervised classifier</w:t>
+      </w:r>
+      <w:r>
+        <w:br/>
+        <w:t>rare vs non-rare / archetype classification</w:t>
+      </w:r>
+      <w:r>
+        <w:br/>
+        <w:t xml:space="preserve">        ↓</w:t>
+      </w:r>
+      <w:r>
+        <w:br/>
+        <w:t>Clinical note signal extraction</w:t>
+      </w:r>
+      <w:r>
+        <w:br/>
+        <w:t>symptoms, family history, recurrent unexplained episodes</w:t>
+      </w:r>
+      <w:r>
+        <w:br/>
+        <w:t xml:space="preserve">        ↓</w:t>
+      </w:r>
+      <w:r>
+        <w:br/>
+        <w:t>Combined rare disease suspicion score</w:t>
+      </w:r>
+      <w:r>
+        <w:br/>
+        <w:t xml:space="preserve">        ↓</w:t>
+      </w:r>
+      <w:r>
+        <w:br/>
+        <w:t>Explainability and routing</w:t>
+      </w:r>
+      <w:r>
+        <w:br/>
+        <w:t>specialist review recommendation</w:t>
+      </w:r>
+    </w:p>
+    <w:p>
+      <w:r>
+        <w:pict w14:anchorId="23F32B4B">
+          <v:rect id="_x0000_i1155" style="width:0;height:1.5pt" o:hralign="center" o:hrstd="t" o:hr="t" fillcolor="#a0a0a0" stroked="f"/>
+        </w:pict>
+      </w:r>
+    </w:p>
+    <w:p>
+      <w:pPr>
+        <w:rPr>
+          <w:b/>
+          <w:bCs/>
+        </w:rPr>
+      </w:pPr>
+      <w:r>
+        <w:rPr>
+          <w:b/>
+          <w:bCs/>
+        </w:rPr>
+        <w:t>9. Models participants should implement</w:t>
+      </w:r>
+    </w:p>
+    <w:p>
+      <w:pPr>
+        <w:rPr>
+          <w:b/>
+          <w:bCs/>
+        </w:rPr>
+      </w:pPr>
+      <w:r>
+        <w:rPr>
+          <w:b/>
+          <w:bCs/>
+        </w:rPr>
+        <w:t>Level 1: Rule-based baseline</w:t>
+      </w:r>
+    </w:p>
+    <w:p>
+      <w:r>
+        <w:t>Start with simple rules.</w:t>
+      </w:r>
+    </w:p>
+    <w:p>
+      <w:r>
+        <w:t>Examples:</w:t>
+      </w:r>
+    </w:p>
+    <w:p>
+      <w:r>
+        <w:t>IF WBC high AND CRP normal → autoimmune suspicion</w:t>
+      </w:r>
+      <w:r>
+        <w:br/>
+        <w:t>IF lactate high AND glucose low AND SpO2 slightly low → mitochondrial suspicion</w:t>
+      </w:r>
+      <w:r>
+        <w:br/>
+        <w:t>IF troponin high AND HR/BP mismatch → cardiac suspicion</w:t>
+      </w:r>
+      <w:r>
+        <w:br/>
+        <w:t>IF HGB low AND WBC high AND CRP normal → hematologic suspicion</w:t>
+      </w:r>
+    </w:p>
+    <w:p>
+      <w:r>
+        <w:t>This gives a baseline.</w:t>
+      </w:r>
+    </w:p>
+    <w:p>
+      <w:r>
+        <w:t>But it should not perform perfectly because the values overlap.</w:t>
+      </w:r>
+    </w:p>
+    <w:p>
+      <w:r>
+        <w:pict w14:anchorId="42D09664">
+          <v:rect id="_x0000_i1156" style="width:0;height:1.5pt" o:hralign="center" o:hrstd="t" o:hr="t" fillcolor="#a0a0a0" stroked="f"/>
+        </w:pict>
+      </w:r>
+    </w:p>
+    <w:p>
+      <w:pPr>
+        <w:rPr>
+          <w:b/>
+          <w:bCs/>
+        </w:rPr>
+      </w:pPr>
+      <w:r>
+        <w:rPr>
+          <w:b/>
+          <w:bCs/>
+        </w:rPr>
+        <w:t>Level 2: PCA-based anomaly detection</w:t>
+      </w:r>
+    </w:p>
+    <w:p>
+      <w:r>
+        <w:lastRenderedPageBreak/>
+        <w:t>Use PCA to learn the normal structure of common patients.</w:t>
+      </w:r>
+    </w:p>
+    <w:p>
+      <w:r>
+        <w:t>Basic idea:</w:t>
+      </w:r>
+    </w:p>
+    <w:p>
+      <w:pPr>
+        <w:numPr>
+          <w:ilvl w:val="0"/>
+          <w:numId w:val="7"/>
+        </w:numPr>
+      </w:pPr>
+      <w:r>
+        <w:t xml:space="preserve">Train PCA mostly on normal/common patients. </w:t>
+      </w:r>
+    </w:p>
+    <w:p>
+      <w:pPr>
+        <w:numPr>
+          <w:ilvl w:val="0"/>
+          <w:numId w:val="7"/>
+        </w:numPr>
+      </w:pPr>
+      <w:r>
+        <w:t xml:space="preserve">Reconstruct patient records from principal components. </w:t>
+      </w:r>
+    </w:p>
+    <w:p>
+      <w:pPr>
+        <w:numPr>
+          <w:ilvl w:val="0"/>
+          <w:numId w:val="7"/>
+        </w:numPr>
+      </w:pPr>
+      <w:r>
+        <w:t xml:space="preserve">Calculate reconstruction error. </w:t>
+      </w:r>
+    </w:p>
+    <w:p>
+      <w:pPr>
+        <w:numPr>
+          <w:ilvl w:val="0"/>
+          <w:numId w:val="7"/>
+        </w:numPr>
+      </w:pPr>
+      <w:r>
+        <w:t xml:space="preserve">High reconstruction error means the patient does not fit normal patterns. </w:t>
+      </w:r>
+    </w:p>
+    <w:p>
+      <w:r>
+        <w:t>Why it works here:</w:t>
+      </w:r>
+    </w:p>
+    <w:p>
+      <w:r>
+        <w:t>If normal patients have typical relationships between WBC, CRP, lactate, glucose, SpO₂, HR, BP, and HGB, then rare patients may violate those relationships.</w:t>
+      </w:r>
+    </w:p>
+    <w:p>
+      <w:r>
+        <w:t>Example:</w:t>
+      </w:r>
+    </w:p>
+    <w:p>
+      <w:r>
+        <w:t>A patient has WBC and CRP values that are both individually plausible, but their relationship is unusual. PCA may reconstruct this poorly and produce high error.</w:t>
+      </w:r>
+    </w:p>
+    <w:p>
+      <w:r>
+        <w:t>Output:</w:t>
+      </w:r>
+    </w:p>
+    <w:p>
+      <w:r>
+        <w:t>{</w:t>
+      </w:r>
+      <w:r>
+        <w:br/>
+        <w:t xml:space="preserve">  "</w:t>
+      </w:r>
+      <w:proofErr w:type="spellStart"/>
+      <w:r>
+        <w:t>patient_id</w:t>
+      </w:r>
+      <w:proofErr w:type="spellEnd"/>
+      <w:r>
+        <w:t>": "P-2109",</w:t>
+      </w:r>
+      <w:r>
+        <w:br/>
+        <w:t xml:space="preserve">  "</w:t>
+      </w:r>
+      <w:proofErr w:type="spellStart"/>
+      <w:r>
+        <w:t>pca_reconstruction_error</w:t>
+      </w:r>
+      <w:proofErr w:type="spellEnd"/>
+      <w:r>
+        <w:t>": 2.87,</w:t>
+      </w:r>
+      <w:r>
+        <w:br/>
+        <w:t xml:space="preserve">  "</w:t>
+      </w:r>
+      <w:proofErr w:type="spellStart"/>
+      <w:r>
+        <w:t>anomaly_flag</w:t>
+      </w:r>
+      <w:proofErr w:type="spellEnd"/>
+      <w:r>
+        <w:t>": true,</w:t>
+      </w:r>
+      <w:r>
+        <w:br/>
+        <w:t xml:space="preserve">  "</w:t>
+      </w:r>
+      <w:proofErr w:type="spellStart"/>
+      <w:r>
+        <w:t>main_reconstruction_errors</w:t>
+      </w:r>
+      <w:proofErr w:type="spellEnd"/>
+      <w:r>
+        <w:t>": [</w:t>
+      </w:r>
+      <w:r>
+        <w:br/>
+        <w:t xml:space="preserve">    "CRP lower than expected given WBC",</w:t>
+      </w:r>
+      <w:r>
+        <w:br/>
+        <w:t xml:space="preserve">    "HGB lower than expected given WBC and CRP"</w:t>
+      </w:r>
+      <w:r>
+        <w:br/>
+        <w:t xml:space="preserve">  ]</w:t>
+      </w:r>
+      <w:r>
+        <w:br/>
+        <w:t>}</w:t>
+      </w:r>
+    </w:p>
+    <w:p>
+      <w:r>
+        <w:pict w14:anchorId="5726525E">
+          <v:rect id="_x0000_i1157" style="width:0;height:1.5pt" o:hralign="center" o:hrstd="t" o:hr="t" fillcolor="#a0a0a0" stroked="f"/>
+        </w:pict>
+      </w:r>
+    </w:p>
+    <w:p>
+      <w:pPr>
+        <w:rPr>
+          <w:b/>
+          <w:bCs/>
+        </w:rPr>
+      </w:pPr>
+      <w:r>
+        <w:rPr>
+          <w:b/>
+          <w:bCs/>
+        </w:rPr>
+        <w:t>Level 3: Isolation Forest</w:t>
+      </w:r>
+    </w:p>
+    <w:p>
+      <w:r>
+        <w:t>Isolation Forest works well when rare cases are easier to isolate from the main data distribution.</w:t>
+      </w:r>
+    </w:p>
+    <w:p>
+      <w:r>
+        <w:t>It can detect unusual combinations such as:</w:t>
+      </w:r>
+    </w:p>
+    <w:p>
+      <w:pPr>
+        <w:numPr>
+          <w:ilvl w:val="0"/>
+          <w:numId w:val="8"/>
+        </w:numPr>
+      </w:pPr>
+      <w:r>
+        <w:t xml:space="preserve">High WBC + normal CRP </w:t>
+      </w:r>
+    </w:p>
+    <w:p>
+      <w:pPr>
+        <w:numPr>
+          <w:ilvl w:val="0"/>
+          <w:numId w:val="8"/>
+        </w:numPr>
+      </w:pPr>
+      <w:r>
+        <w:t xml:space="preserve">High lactate + low glucose </w:t>
+      </w:r>
+    </w:p>
+    <w:p>
+      <w:pPr>
+        <w:numPr>
+          <w:ilvl w:val="0"/>
+          <w:numId w:val="8"/>
+        </w:numPr>
+      </w:pPr>
+      <w:r>
+        <w:t xml:space="preserve">Troponin elevation with unusual HR/BP relation </w:t>
+      </w:r>
+    </w:p>
+    <w:p>
+      <w:pPr>
+        <w:numPr>
+          <w:ilvl w:val="0"/>
+          <w:numId w:val="8"/>
+        </w:numPr>
+      </w:pPr>
+      <w:r>
+        <w:t xml:space="preserve">Low HGB + high WBC + normal CRP </w:t>
+      </w:r>
+    </w:p>
+    <w:p>
+      <w:r>
+        <w:lastRenderedPageBreak/>
+        <w:t>Expected output:</w:t>
+      </w:r>
+    </w:p>
+    <w:p>
+      <w:r>
+        <w:t>{</w:t>
+      </w:r>
+      <w:r>
+        <w:br/>
+        <w:t xml:space="preserve">  "</w:t>
+      </w:r>
+      <w:proofErr w:type="spellStart"/>
+      <w:r>
+        <w:t>patient_id</w:t>
+      </w:r>
+      <w:proofErr w:type="spellEnd"/>
+      <w:r>
+        <w:t>": "P-0873",</w:t>
+      </w:r>
+      <w:r>
+        <w:br/>
+        <w:t xml:space="preserve">  "</w:t>
+      </w:r>
+      <w:proofErr w:type="spellStart"/>
+      <w:r>
+        <w:t>isolation_forest_score</w:t>
+      </w:r>
+      <w:proofErr w:type="spellEnd"/>
+      <w:r>
+        <w:t>": 0.91,</w:t>
+      </w:r>
+      <w:r>
+        <w:br/>
+        <w:t xml:space="preserve">  "</w:t>
+      </w:r>
+      <w:proofErr w:type="spellStart"/>
+      <w:r>
+        <w:t>anomaly_flag</w:t>
+      </w:r>
+      <w:proofErr w:type="spellEnd"/>
+      <w:r>
+        <w:t>": true,</w:t>
+      </w:r>
+      <w:r>
+        <w:br/>
+        <w:t xml:space="preserve">  "</w:t>
+      </w:r>
+      <w:proofErr w:type="spellStart"/>
+      <w:r>
+        <w:t>likely_archetype</w:t>
+      </w:r>
+      <w:proofErr w:type="spellEnd"/>
+      <w:r>
+        <w:t>": "Autoimmune Dysregulation",</w:t>
+      </w:r>
+      <w:r>
+        <w:br/>
+        <w:t xml:space="preserve">  "reason": "WBC is elevated but CRP remains normal, which is uncommon in the reference population."</w:t>
+      </w:r>
+      <w:r>
+        <w:br/>
+        <w:t>}</w:t>
+      </w:r>
+    </w:p>
+    <w:p>
+      <w:r>
+        <w:pict w14:anchorId="7432CA65">
+          <v:rect id="_x0000_i1158" style="width:0;height:1.5pt" o:hralign="center" o:hrstd="t" o:hr="t" fillcolor="#a0a0a0" stroked="f"/>
+        </w:pict>
+      </w:r>
+    </w:p>
+    <w:p>
+      <w:pPr>
+        <w:rPr>
+          <w:b/>
+          <w:bCs/>
+        </w:rPr>
+      </w:pPr>
+      <w:r>
+        <w:rPr>
+          <w:b/>
+          <w:bCs/>
+        </w:rPr>
+        <w:t>Level 4: One-Class SVM</w:t>
+      </w:r>
+    </w:p>
+    <w:p>
+      <w:r>
+        <w:t>One-Class SVM can be trained on mostly normal cases to learn a boundary around typical patients.</w:t>
+      </w:r>
+    </w:p>
+    <w:p>
+      <w:r>
+        <w:t>It is useful for teaching the concept:</w:t>
+      </w:r>
+    </w:p>
+    <w:p>
+      <w:r>
+        <w:t>“Learn what normal looks like; flag what does not fit.”</w:t>
+      </w:r>
+    </w:p>
+    <w:p>
+      <w:r>
+        <w:t>However, participants should also understand its limitations:</w:t>
+      </w:r>
+    </w:p>
+    <w:p>
+      <w:pPr>
+        <w:numPr>
+          <w:ilvl w:val="0"/>
+          <w:numId w:val="9"/>
+        </w:numPr>
+      </w:pPr>
+      <w:r>
+        <w:t xml:space="preserve">Sensitive to feature scaling </w:t>
+      </w:r>
+    </w:p>
+    <w:p>
+      <w:pPr>
+        <w:numPr>
+          <w:ilvl w:val="0"/>
+          <w:numId w:val="9"/>
+        </w:numPr>
+      </w:pPr>
+      <w:r>
+        <w:t xml:space="preserve">Sensitive to hyperparameters </w:t>
+      </w:r>
+    </w:p>
+    <w:p>
+      <w:pPr>
+        <w:numPr>
+          <w:ilvl w:val="0"/>
+          <w:numId w:val="9"/>
+        </w:numPr>
+      </w:pPr>
+      <w:r>
+        <w:t xml:space="preserve">May not scale as easily as Isolation Forest </w:t>
+      </w:r>
+    </w:p>
+    <w:p>
+      <w:pPr>
+        <w:numPr>
+          <w:ilvl w:val="0"/>
+          <w:numId w:val="9"/>
+        </w:numPr>
+      </w:pPr>
+      <w:r>
+        <w:t xml:space="preserve">Can be harder to interpret </w:t>
+      </w:r>
+    </w:p>
+    <w:p>
+      <w:r>
+        <w:pict w14:anchorId="5B8B7442">
+          <v:rect id="_x0000_i1159" style="width:0;height:1.5pt" o:hralign="center" o:hrstd="t" o:hr="t" fillcolor="#a0a0a0" stroked="f"/>
+        </w:pict>
+      </w:r>
+    </w:p>
+    <w:p>
+      <w:pPr>
+        <w:rPr>
+          <w:b/>
+          <w:bCs/>
+        </w:rPr>
+      </w:pPr>
+      <w:r>
+        <w:rPr>
+          <w:b/>
+          <w:bCs/>
+        </w:rPr>
+        <w:t>Level 5: Supervised classifier</w:t>
+      </w:r>
+    </w:p>
+    <w:p>
+      <w:r>
+        <w:t>Since the dataset has labels, participants can also build a supervised model:</w:t>
+      </w:r>
+    </w:p>
+    <w:p>
+      <w:pPr>
+        <w:numPr>
+          <w:ilvl w:val="0"/>
+          <w:numId w:val="10"/>
+        </w:numPr>
+      </w:pPr>
+      <w:r>
+        <w:t xml:space="preserve">Logistic Regression </w:t>
+      </w:r>
+    </w:p>
+    <w:p>
+      <w:pPr>
+        <w:numPr>
+          <w:ilvl w:val="0"/>
+          <w:numId w:val="10"/>
+        </w:numPr>
+      </w:pPr>
+      <w:r>
+        <w:t xml:space="preserve">Random Forest </w:t>
+      </w:r>
+    </w:p>
+    <w:p>
+      <w:pPr>
+        <w:numPr>
+          <w:ilvl w:val="0"/>
+          <w:numId w:val="10"/>
+        </w:numPr>
+      </w:pPr>
+      <w:proofErr w:type="spellStart"/>
+      <w:r>
+        <w:t>XGBoost</w:t>
+      </w:r>
+      <w:proofErr w:type="spellEnd"/>
+      <w:r>
+        <w:t xml:space="preserve"> </w:t>
+      </w:r>
+    </w:p>
+    <w:p>
+      <w:pPr>
+        <w:numPr>
+          <w:ilvl w:val="0"/>
+          <w:numId w:val="10"/>
+        </w:numPr>
+      </w:pPr>
+      <w:proofErr w:type="spellStart"/>
+      <w:r>
+        <w:t>LightGBM</w:t>
+      </w:r>
+      <w:proofErr w:type="spellEnd"/>
+      <w:r>
+        <w:t xml:space="preserve"> </w:t>
+      </w:r>
+    </w:p>
+    <w:p>
+      <w:r>
+        <w:t>Targets:</w:t>
+      </w:r>
+    </w:p>
+    <w:p>
+      <w:pPr>
+        <w:numPr>
+          <w:ilvl w:val="0"/>
+          <w:numId w:val="11"/>
+        </w:numPr>
+      </w:pPr>
+      <w:proofErr w:type="spellStart"/>
+      <w:r>
+        <w:t>rare_condition_flag</w:t>
+      </w:r>
+      <w:proofErr w:type="spellEnd"/>
+      <w:r>
+        <w:t xml:space="preserve">: rare vs common </w:t>
+      </w:r>
+    </w:p>
+    <w:p>
+      <w:pPr>
+        <w:numPr>
+          <w:ilvl w:val="0"/>
+          <w:numId w:val="11"/>
+        </w:numPr>
+      </w:pPr>
+      <w:proofErr w:type="spellStart"/>
+      <w:r>
+        <w:t>rare_archetype</w:t>
+      </w:r>
+      <w:proofErr w:type="spellEnd"/>
+      <w:r>
+        <w:t xml:space="preserve">: autoimmune, mitochondrial, cardiac, hematologic </w:t>
+      </w:r>
+    </w:p>
+    <w:p>
+      <w:r>
+        <w:lastRenderedPageBreak/>
+        <w:t>This lets them compare:</w:t>
+      </w:r>
+    </w:p>
+    <w:tbl>
+      <w:tblPr>
+        <w:tblW w:w="0" w:type="auto"/>
+        <w:tblCellSpacing w:w="15" w:type="dxa"/>
+        <w:tblCellMar>
+          <w:top w:w="15" w:type="dxa"/>
+          <w:left w:w="15" w:type="dxa"/>
+          <w:bottom w:w="15" w:type="dxa"/>
+          <w:right w:w="15" w:type="dxa"/>
+        </w:tblCellMar>
+        <w:tblLook w:val="04A0" w:firstRow="1" w:lastRow="0" w:firstColumn="1" w:lastColumn="0" w:noHBand="0" w:noVBand="1"/>
+      </w:tblPr>
+      <w:tblGrid>
+        <w:gridCol w:w="2500"/>
+        <w:gridCol w:w="3817"/>
+      </w:tblGrid>
+      <w:tr>
+        <w:trPr>
+          <w:tblHeader/>
+          <w:tblCellSpacing w:w="15" w:type="dxa"/>
+        </w:trPr>
+        <w:tc>
+          <w:tcPr>
+            <w:tcW w:w="0" w:type="auto"/>
+            <w:vAlign w:val="center"/>
+            <w:hideMark/>
+          </w:tcPr>
+          <w:p>
+            <w:pPr>
+              <w:rPr>
+                <w:b/>
+                <w:bCs/>
+              </w:rPr>
+            </w:pPr>
+            <w:r>
+              <w:rPr>
+                <w:b/>
+                <w:bCs/>
+              </w:rPr>
+              <w:t>Approach</w:t>
+            </w:r>
+          </w:p>
+        </w:tc>
+        <w:tc>
+          <w:tcPr>
+            <w:tcW w:w="0" w:type="auto"/>
+            <w:vAlign w:val="center"/>
+            <w:hideMark/>
+          </w:tcPr>
+          <w:p>
+            <w:pPr>
+              <w:rPr>
+                <w:b/>
+                <w:bCs/>
+              </w:rPr>
+            </w:pPr>
+            <w:r>
+              <w:rPr>
+                <w:b/>
+                <w:bCs/>
+              </w:rPr>
+              <w:t>Purpose</w:t>
+            </w:r>
+          </w:p>
+        </w:tc>
+      </w:tr>
+      <w:tr>
+        <w:trPr>
+          <w:tblCellSpacing w:w="15" w:type="dxa"/>
+        </w:trPr>
+        <w:tc>
+          <w:tcPr>
+            <w:tcW w:w="0" w:type="auto"/>
+            <w:vAlign w:val="center"/>
+            <w:hideMark/>
+          </w:tcPr>
+          <w:p>
+            <w:r>
+              <w:t>Rule-based baseline</w:t>
+            </w:r>
+          </w:p>
+        </w:tc>
+        <w:tc>
+          <w:tcPr>
+            <w:tcW w:w="0" w:type="auto"/>
+            <w:vAlign w:val="center"/>
+            <w:hideMark/>
+          </w:tcPr>
+          <w:p>
+            <w:r>
+              <w:t>Simple clinical logic</w:t>
+            </w:r>
+          </w:p>
+        </w:tc>
+      </w:tr>
+      <w:tr>
+        <w:trPr>
+          <w:tblCellSpacing w:w="15" w:type="dxa"/>
+        </w:trPr>
+        <w:tc>
+          <w:tcPr>
+            <w:tcW w:w="0" w:type="auto"/>
+            <w:vAlign w:val="center"/>
+            <w:hideMark/>
+          </w:tcPr>
+          <w:p>
+            <w:r>
+              <w:t>PCA anomaly detection</w:t>
+            </w:r>
+          </w:p>
+        </w:tc>
+        <w:tc>
+          <w:tcPr>
+            <w:tcW w:w="0" w:type="auto"/>
+            <w:vAlign w:val="center"/>
+            <w:hideMark/>
+          </w:tcPr>
+          <w:p>
+            <w:r>
+              <w:t>Finds unusual correlation structures</w:t>
+            </w:r>
+          </w:p>
+        </w:tc>
+      </w:tr>
+      <w:tr>
+        <w:trPr>
+          <w:tblCellSpacing w:w="15" w:type="dxa"/>
+        </w:trPr>
+        <w:tc>
+          <w:tcPr>
+            <w:tcW w:w="0" w:type="auto"/>
+            <w:vAlign w:val="center"/>
+            <w:hideMark/>
+          </w:tcPr>
+          <w:p>
+            <w:r>
+              <w:t>Isolation Forest</w:t>
+            </w:r>
+          </w:p>
+        </w:tc>
+        <w:tc>
+          <w:tcPr>
+            <w:tcW w:w="0" w:type="auto"/>
+            <w:vAlign w:val="center"/>
+            <w:hideMark/>
+          </w:tcPr>
+          <w:p>
+            <w:r>
+              <w:t>Finds isolated multivariate patterns</w:t>
+            </w:r>
+          </w:p>
+        </w:tc>
+      </w:tr>
+      <w:tr>
+        <w:trPr>
+          <w:tblCellSpacing w:w="15" w:type="dxa"/>
+        </w:trPr>
+        <w:tc>
+          <w:tcPr>
+            <w:tcW w:w="0" w:type="auto"/>
+            <w:vAlign w:val="center"/>
+            <w:hideMark/>
+          </w:tcPr>
+          <w:p>
+            <w:r>
+              <w:t>One-Class SVM</w:t>
+            </w:r>
+          </w:p>
+        </w:tc>
+        <w:tc>
+          <w:tcPr>
+            <w:tcW w:w="0" w:type="auto"/>
+            <w:vAlign w:val="center"/>
+            <w:hideMark/>
+          </w:tcPr>
+          <w:p>
+            <w:r>
+              <w:t>Learns normal boundary</w:t>
+            </w:r>
+          </w:p>
+        </w:tc>
+      </w:tr>
+      <w:tr>
+        <w:trPr>
+          <w:tblCellSpacing w:w="15" w:type="dxa"/>
+        </w:trPr>
+        <w:tc>
+          <w:tcPr>
+            <w:tcW w:w="0" w:type="auto"/>
+            <w:vAlign w:val="center"/>
+            <w:hideMark/>
+          </w:tcPr>
+          <w:p>
+            <w:r>
+              <w:t>Supervised classifier</w:t>
+            </w:r>
+          </w:p>
+        </w:tc>
+        <w:tc>
+          <w:tcPr>
+            <w:tcW w:w="0" w:type="auto"/>
+            <w:vAlign w:val="center"/>
+            <w:hideMark/>
+          </w:tcPr>
+          <w:p>
+            <w:r>
+              <w:t>Uses labels directly</w:t>
+            </w:r>
+          </w:p>
+        </w:tc>
+      </w:tr>
+    </w:tbl>
+    <w:p>
+      <w:r>
+        <w:t>This is a nice teaching design because participants can compare unsupervised, semi-supervised, and supervised methods.</w:t>
+      </w:r>
+    </w:p>
+    <w:p>
+      <w:r>
+        <w:pict w14:anchorId="0FF7F3A7">
+          <v:rect id="_x0000_i1160" style="width:0;height:1.5pt" o:hralign="center" o:hrstd="t" o:hr="t" fillcolor="#a0a0a0" stroked="f"/>
+        </w:pict>
+      </w:r>
+    </w:p>
+    <w:p>
+      <w:pPr>
+        <w:rPr>
+          <w:b/>
+          <w:bCs/>
+        </w:rPr>
+      </w:pPr>
+      <w:r>
+        <w:rPr>
+          <w:b/>
+          <w:bCs/>
+        </w:rPr>
+        <w:t>10. Clinical notes intelligence</w:t>
+      </w:r>
+    </w:p>
+    <w:p>
+      <w:r>
+        <w:t>Structured data alone may not be enough.</w:t>
+      </w:r>
+    </w:p>
+    <w:p>
+      <w:r>
+        <w:t>Clinical notes can contain important weak signals:</w:t>
+      </w:r>
+    </w:p>
+    <w:tbl>
+      <w:tblPr>
+        <w:tblW w:w="0" w:type="auto"/>
+        <w:tblCellSpacing w:w="15" w:type="dxa"/>
+        <w:tblCellMar>
+          <w:top w:w="15" w:type="dxa"/>
+          <w:left w:w="15" w:type="dxa"/>
+          <w:bottom w:w="15" w:type="dxa"/>
+          <w:right w:w="15" w:type="dxa"/>
+        </w:tblCellMar>
+        <w:tblLook w:val="04A0" w:firstRow="1" w:lastRow="0" w:firstColumn="1" w:lastColumn="0" w:noHBand="0" w:noVBand="1"/>
+      </w:tblPr>
+      <w:tblGrid>
+        <w:gridCol w:w="4329"/>
+        <w:gridCol w:w="3132"/>
+      </w:tblGrid>
+      <w:tr>
+        <w:trPr>
+          <w:tblHeader/>
+          <w:tblCellSpacing w:w="15" w:type="dxa"/>
+        </w:trPr>
+        <w:tc>
+          <w:tcPr>
+            <w:tcW w:w="0" w:type="auto"/>
+            <w:vAlign w:val="center"/>
+            <w:hideMark/>
+          </w:tcPr>
+          <w:p>
+            <w:pPr>
+              <w:rPr>
+                <w:b/>
+                <w:bCs/>
+              </w:rPr>
+            </w:pPr>
+            <w:r>
+              <w:rPr>
+                <w:b/>
+                <w:bCs/>
+              </w:rPr>
+              <w:t>Note phrase</w:t>
+            </w:r>
+          </w:p>
+        </w:tc>
+        <w:tc>
+          <w:tcPr>
+            <w:tcW w:w="0" w:type="auto"/>
+            <w:vAlign w:val="center"/>
+            <w:hideMark/>
+          </w:tcPr>
+          <w:p>
+            <w:pPr>
+              <w:rPr>
+                <w:b/>
+                <w:bCs/>
+              </w:rPr>
+            </w:pPr>
+            <w:r>
+              <w:rPr>
+                <w:b/>
+                <w:bCs/>
+              </w:rPr>
+              <w:t>Possible signal</w:t>
+            </w:r>
+          </w:p>
+        </w:tc>
+      </w:tr>
+      <w:tr>
+        <w:trPr>
+          <w:tblCellSpacing w:w="15" w:type="dxa"/>
+        </w:trPr>
+        <w:tc>
+          <w:tcPr>
+            <w:tcW w:w="0" w:type="auto"/>
+            <w:vAlign w:val="center"/>
+            <w:hideMark/>
+          </w:tcPr>
+          <w:p>
+            <w:r>
+              <w:t>“recurrent unexplained fever”</w:t>
+            </w:r>
+          </w:p>
+        </w:tc>
+        <w:tc>
+          <w:tcPr>
+            <w:tcW w:w="0" w:type="auto"/>
+            <w:vAlign w:val="center"/>
+            <w:hideMark/>
+          </w:tcPr>
+          <w:p>
+            <w:r>
+              <w:t>autoimmune / inflammatory</w:t>
+            </w:r>
+          </w:p>
+        </w:tc>
+      </w:tr>
+      <w:tr>
+        <w:trPr>
+          <w:tblCellSpacing w:w="15" w:type="dxa"/>
+        </w:trPr>
+        <w:tc>
+          <w:tcPr>
+            <w:tcW w:w="0" w:type="auto"/>
+            <w:vAlign w:val="center"/>
+            <w:hideMark/>
+          </w:tcPr>
+          <w:p>
+            <w:r>
+              <w:t>“exercise intolerance”</w:t>
+            </w:r>
+          </w:p>
+        </w:tc>
+        <w:tc>
+          <w:tcPr>
+            <w:tcW w:w="0" w:type="auto"/>
+            <w:vAlign w:val="center"/>
+            <w:hideMark/>
+          </w:tcPr>
+          <w:p>
+            <w:r>
+              <w:t>mitochondrial</w:t>
+            </w:r>
+          </w:p>
+        </w:tc>
+      </w:tr>
+      <w:tr>
+        <w:trPr>
+          <w:tblCellSpacing w:w="15" w:type="dxa"/>
+        </w:trPr>
+        <w:tc>
+          <w:tcPr>
+            <w:tcW w:w="0" w:type="auto"/>
+            <w:vAlign w:val="center"/>
+            <w:hideMark/>
+          </w:tcPr>
+          <w:p>
+            <w:r>
+              <w:t>“syncope episodes”</w:t>
+            </w:r>
+          </w:p>
+        </w:tc>
+        <w:tc>
+          <w:tcPr>
+            <w:tcW w:w="0" w:type="auto"/>
+            <w:vAlign w:val="center"/>
+            <w:hideMark/>
+          </w:tcPr>
+          <w:p>
+            <w:r>
+              <w:t>cardiac</w:t>
+            </w:r>
+          </w:p>
+        </w:tc>
+      </w:tr>
+      <w:tr>
+        <w:trPr>
+          <w:tblCellSpacing w:w="15" w:type="dxa"/>
+        </w:trPr>
+        <w:tc>
+          <w:tcPr>
+            <w:tcW w:w="0" w:type="auto"/>
+            <w:vAlign w:val="center"/>
+            <w:hideMark/>
+          </w:tcPr>
+          <w:p>
+            <w:r>
+              <w:t>“family history of sudden death”</w:t>
+            </w:r>
+          </w:p>
+        </w:tc>
+        <w:tc>
+          <w:tcPr>
+            <w:tcW w:w="0" w:type="auto"/>
+            <w:vAlign w:val="center"/>
+            <w:hideMark/>
+          </w:tcPr>
+          <w:p>
+            <w:r>
+              <w:t>cardiac</w:t>
+            </w:r>
+          </w:p>
+        </w:tc>
+      </w:tr>
+      <w:tr>
+        <w:trPr>
+          <w:tblCellSpacing w:w="15" w:type="dxa"/>
+        </w:trPr>
+        <w:tc>
+          <w:tcPr>
+            <w:tcW w:w="0" w:type="auto"/>
+            <w:vAlign w:val="center"/>
+            <w:hideMark/>
+          </w:tcPr>
+          <w:p>
+            <w:r>
+              <w:t>“easy bruising”</w:t>
+            </w:r>
+          </w:p>
+        </w:tc>
+        <w:tc>
+          <w:tcPr>
+            <w:tcW w:w="0" w:type="auto"/>
+            <w:vAlign w:val="center"/>
+            <w:hideMark/>
+          </w:tcPr>
+          <w:p>
+            <w:r>
+              <w:t>hematologic</w:t>
+            </w:r>
+          </w:p>
+        </w:tc>
+      </w:tr>
+      <w:tr>
+        <w:trPr>
+          <w:tblCellSpacing w:w="15" w:type="dxa"/>
+        </w:trPr>
+        <w:tc>
+          <w:tcPr>
+            <w:tcW w:w="0" w:type="auto"/>
+            <w:vAlign w:val="center"/>
+            <w:hideMark/>
+          </w:tcPr>
+          <w:p>
+            <w:r>
+              <w:t>“recurrent fatigue”</w:t>
+            </w:r>
+          </w:p>
+        </w:tc>
+        <w:tc>
+          <w:tcPr>
+            <w:tcW w:w="0" w:type="auto"/>
+            <w:vAlign w:val="center"/>
+            <w:hideMark/>
+          </w:tcPr>
+          <w:p>
+            <w:r>
+              <w:t>mitochondrial or hematologic</w:t>
+            </w:r>
+          </w:p>
+        </w:tc>
+      </w:tr>
+      <w:tr>
+        <w:trPr>
+          <w:tblCellSpacing w:w="15" w:type="dxa"/>
+        </w:trPr>
+        <w:tc>
+          <w:tcPr>
+            <w:tcW w:w="0" w:type="auto"/>
+            <w:vAlign w:val="center"/>
+            <w:hideMark/>
+          </w:tcPr>
+          <w:p>
+            <w:r>
+              <w:t>“symptoms unexplained by routine tests”</w:t>
+            </w:r>
+          </w:p>
+        </w:tc>
+        <w:tc>
+          <w:tcPr>
+            <w:tcW w:w="0" w:type="auto"/>
+            <w:vAlign w:val="center"/>
+            <w:hideMark/>
+          </w:tcPr>
+          <w:p>
+            <w:r>
+              <w:t>rare disease suspicion</w:t>
+            </w:r>
+          </w:p>
+        </w:tc>
+      </w:tr>
+      <w:tr>
+        <w:trPr>
+          <w:tblCellSpacing w:w="15" w:type="dxa"/>
+        </w:trPr>
+        <w:tc>
+          <w:tcPr>
+            <w:tcW w:w="0" w:type="auto"/>
+            <w:vAlign w:val="center"/>
+            <w:hideMark/>
+          </w:tcPr>
+          <w:p>
+            <w:r>
+              <w:t>“multiple prior visits”</w:t>
+            </w:r>
+          </w:p>
+        </w:tc>
+        <w:tc>
+          <w:tcPr>
+            <w:tcW w:w="0" w:type="auto"/>
+            <w:vAlign w:val="center"/>
+            <w:hideMark/>
+          </w:tcPr>
+          <w:p>
+            <w:r>
+              <w:t>diagnostic delay signal</w:t>
+            </w:r>
+          </w:p>
+        </w:tc>
+      </w:tr>
+    </w:tbl>
+    <w:p>
+      <w:r>
+        <w:t>Participants can use NLP or LLM extraction.</w:t>
+      </w:r>
+    </w:p>
+    <w:p>
+      <w:r>
+        <w:t>Example output:</w:t>
+      </w:r>
+    </w:p>
+    <w:p>
+      <w:r>
+        <w:t>{</w:t>
+      </w:r>
+      <w:r>
+        <w:br/>
+        <w:t xml:space="preserve">  "</w:t>
+      </w:r>
+      <w:proofErr w:type="spellStart"/>
+      <w:r>
+        <w:t>patient_id</w:t>
+      </w:r>
+      <w:proofErr w:type="spellEnd"/>
+      <w:r>
+        <w:t>": "P-3011",</w:t>
+      </w:r>
+      <w:r>
+        <w:br/>
+        <w:t xml:space="preserve">  "</w:t>
+      </w:r>
+      <w:proofErr w:type="spellStart"/>
+      <w:r>
+        <w:t>note_signals</w:t>
+      </w:r>
+      <w:proofErr w:type="spellEnd"/>
+      <w:r>
+        <w:t>": {</w:t>
+      </w:r>
+      <w:r>
+        <w:br/>
+      </w:r>
+      <w:r>
+        <w:lastRenderedPageBreak/>
+        <w:t xml:space="preserve">    "</w:t>
+      </w:r>
+      <w:proofErr w:type="spellStart"/>
+      <w:r>
+        <w:t>recurrent_unexplained_symptoms</w:t>
+      </w:r>
+      <w:proofErr w:type="spellEnd"/>
+      <w:r>
+        <w:t>": true,</w:t>
+      </w:r>
+      <w:r>
+        <w:br/>
+        <w:t xml:space="preserve">    "</w:t>
+      </w:r>
+      <w:proofErr w:type="spellStart"/>
+      <w:r>
+        <w:t>exercise_intolerance</w:t>
+      </w:r>
+      <w:proofErr w:type="spellEnd"/>
+      <w:r>
+        <w:t>": true,</w:t>
+      </w:r>
+      <w:r>
+        <w:br/>
+        <w:t xml:space="preserve">    "</w:t>
+      </w:r>
+      <w:proofErr w:type="spellStart"/>
+      <w:r>
+        <w:t>family_history</w:t>
+      </w:r>
+      <w:proofErr w:type="spellEnd"/>
+      <w:r>
+        <w:t>": false,</w:t>
+      </w:r>
+      <w:r>
+        <w:br/>
+        <w:t xml:space="preserve">    "</w:t>
+      </w:r>
+      <w:proofErr w:type="spellStart"/>
+      <w:r>
+        <w:t>bruising_or_bleeding</w:t>
+      </w:r>
+      <w:proofErr w:type="spellEnd"/>
+      <w:r>
+        <w:t>": false,</w:t>
+      </w:r>
+      <w:r>
+        <w:br/>
+        <w:t xml:space="preserve">    "syncope": false</w:t>
+      </w:r>
+      <w:r>
+        <w:br/>
+        <w:t xml:space="preserve">  },</w:t>
+      </w:r>
+      <w:r>
+        <w:br/>
+        <w:t xml:space="preserve">  "</w:t>
+      </w:r>
+      <w:proofErr w:type="spellStart"/>
+      <w:r>
+        <w:t>note_based_archetype_hint</w:t>
+      </w:r>
+      <w:proofErr w:type="spellEnd"/>
+      <w:r>
+        <w:t>": "Mitochondrial Disorder"</w:t>
+      </w:r>
+      <w:r>
+        <w:br/>
+        <w:t>}</w:t>
+      </w:r>
+    </w:p>
+    <w:p>
+      <w:r>
+        <w:pict w14:anchorId="364B01D2">
+          <v:rect id="_x0000_i1161" style="width:0;height:1.5pt" o:hralign="center" o:hrstd="t" o:hr="t" fillcolor="#a0a0a0" stroked="f"/>
+        </w:pict>
+      </w:r>
+    </w:p>
+    <w:p>
+      <w:pPr>
+        <w:rPr>
+          <w:b/>
+          <w:bCs/>
+        </w:rPr>
+      </w:pPr>
+      <w:r>
+        <w:rPr>
+          <w:b/>
+          <w:bCs/>
+        </w:rPr>
+        <w:t>11. Combining structured anomaly + note signals</w:t>
+      </w:r>
+    </w:p>
+    <w:p>
+      <w:r>
+        <w:t>The final score should combine:</w:t>
+      </w:r>
+    </w:p>
+    <w:p>
+      <w:r>
+        <w:t>Rare disease suspicion score =</w:t>
+      </w:r>
+      <w:r>
+        <w:br/>
+        <w:t>structured anomaly score</w:t>
+      </w:r>
+      <w:r>
+        <w:br/>
+        <w:t>+ archetype pattern score</w:t>
+      </w:r>
+      <w:r>
+        <w:br/>
+        <w:t>+ note evidence score</w:t>
+      </w:r>
+      <w:r>
+        <w:br/>
+        <w:t>+ repeated unexplained visit signal</w:t>
+      </w:r>
+    </w:p>
+    <w:p>
+      <w:r>
+        <w:t>Example:</w:t>
+      </w:r>
+    </w:p>
+    <w:p>
+      <w:r>
+        <w:t>{</w:t>
+      </w:r>
+      <w:r>
+        <w:br/>
+        <w:t xml:space="preserve">  "</w:t>
+      </w:r>
+      <w:proofErr w:type="spellStart"/>
+      <w:r>
+        <w:t>patient_id</w:t>
+      </w:r>
+      <w:proofErr w:type="spellEnd"/>
+      <w:r>
+        <w:t>": "P-3011",</w:t>
+      </w:r>
+      <w:r>
+        <w:br/>
+        <w:t xml:space="preserve">  "</w:t>
+      </w:r>
+      <w:proofErr w:type="spellStart"/>
+      <w:r>
+        <w:t>structured_anomaly_score</w:t>
+      </w:r>
+      <w:proofErr w:type="spellEnd"/>
+      <w:r>
+        <w:t>": 0.78,</w:t>
+      </w:r>
+      <w:r>
+        <w:br/>
+        <w:t xml:space="preserve">  "</w:t>
+      </w:r>
+      <w:proofErr w:type="spellStart"/>
+      <w:r>
+        <w:t>note_signal_score</w:t>
+      </w:r>
+      <w:proofErr w:type="spellEnd"/>
+      <w:r>
+        <w:t>": 0.64,</w:t>
+      </w:r>
+      <w:r>
+        <w:br/>
+        <w:t xml:space="preserve">  "</w:t>
+      </w:r>
+      <w:proofErr w:type="spellStart"/>
+      <w:r>
+        <w:t>final_rare_disease_suspicion_score</w:t>
+      </w:r>
+      <w:proofErr w:type="spellEnd"/>
+      <w:r>
+        <w:t>": 0.84,</w:t>
+      </w:r>
+      <w:r>
+        <w:br/>
+        <w:t xml:space="preserve">  "</w:t>
+      </w:r>
+      <w:proofErr w:type="spellStart"/>
+      <w:r>
+        <w:t>likely_archetype</w:t>
+      </w:r>
+      <w:proofErr w:type="spellEnd"/>
+      <w:r>
+        <w:t>": "Mitochondrial Disorder",</w:t>
+      </w:r>
+      <w:r>
+        <w:br/>
+        <w:t xml:space="preserve">  "priority": "High",</w:t>
+      </w:r>
+      <w:r>
+        <w:br/>
+        <w:t xml:space="preserve">  "</w:t>
+      </w:r>
+      <w:proofErr w:type="spellStart"/>
+      <w:r>
+        <w:t>route_to</w:t>
+      </w:r>
+      <w:proofErr w:type="spellEnd"/>
+      <w:r>
+        <w:t>": "Metabolic / Neurology clinic"</w:t>
+      </w:r>
+      <w:r>
+        <w:br/>
+        <w:t>}</w:t>
+      </w:r>
+    </w:p>
+    <w:p>
+      <w:r>
+        <w:pict w14:anchorId="769198F2">
+          <v:rect id="_x0000_i1162" style="width:0;height:1.5pt" o:hralign="center" o:hrstd="t" o:hr="t" fillcolor="#a0a0a0" stroked="f"/>
+        </w:pict>
+      </w:r>
+    </w:p>
+    <w:p>
+      <w:pPr>
+        <w:rPr>
+          <w:b/>
+          <w:bCs/>
+        </w:rPr>
+      </w:pPr>
+      <w:r>
+        <w:rPr>
+          <w:b/>
+          <w:bCs/>
+        </w:rPr>
+        <w:t>12. Dashboard concept</w:t>
+      </w:r>
+    </w:p>
+    <w:p>
+      <w:r>
+        <w:t xml:space="preserve">Participants can build a simple </w:t>
+      </w:r>
+      <w:proofErr w:type="spellStart"/>
+      <w:r>
+        <w:t>Streamlit</w:t>
+      </w:r>
+      <w:proofErr w:type="spellEnd"/>
+      <w:r>
+        <w:t xml:space="preserve"> dashboard.</w:t>
+      </w:r>
+    </w:p>
+    <w:p>
+      <w:pPr>
+        <w:rPr>
+          <w:b/>
+          <w:bCs/>
+        </w:rPr>
+      </w:pPr>
+      <w:r>
+        <w:rPr>
+          <w:b/>
+          <w:bCs/>
+        </w:rPr>
+        <w:t>A. Rare disease review queue</w:t>
+      </w:r>
+    </w:p>
+    <w:tbl>
+      <w:tblPr>
+        <w:tblW w:w="0" w:type="auto"/>
+        <w:tblCellSpacing w:w="15" w:type="dxa"/>
+        <w:tblCellMar>
+          <w:top w:w="15" w:type="dxa"/>
+          <w:left w:w="15" w:type="dxa"/>
+          <w:bottom w:w="15" w:type="dxa"/>
+          <w:right w:w="15" w:type="dxa"/>
+        </w:tblCellMar>
+        <w:tblLook w:val="04A0" w:firstRow="1" w:lastRow="0" w:firstColumn="1" w:lastColumn="0" w:noHBand="0" w:noVBand="1"/>
+      </w:tblPr>
+      <w:tblGrid>
+        <w:gridCol w:w="852"/>
+        <w:gridCol w:w="1543"/>
+        <w:gridCol w:w="1710"/>
+        <w:gridCol w:w="2887"/>
+        <w:gridCol w:w="2034"/>
+      </w:tblGrid>
+      <w:tr>
+        <w:trPr>
+          <w:tblHeader/>
+          <w:tblCellSpacing w:w="15" w:type="dxa"/>
+        </w:trPr>
+        <w:tc>
+          <w:tcPr>
+            <w:tcW w:w="0" w:type="auto"/>
+            <w:vAlign w:val="center"/>
+            <w:hideMark/>
+          </w:tcPr>
+          <w:p>
+            <w:pPr>
+              <w:rPr>
+                <w:b/>
+                <w:bCs/>
+              </w:rPr>
+            </w:pPr>
+            <w:r>
+              <w:rPr>
+                <w:b/>
+                <w:bCs/>
+              </w:rPr>
+              <w:t>Patient</w:t>
+            </w:r>
+          </w:p>
+        </w:tc>
+        <w:tc>
+          <w:tcPr>
+            <w:tcW w:w="0" w:type="auto"/>
+            <w:vAlign w:val="center"/>
+            <w:hideMark/>
+          </w:tcPr>
+          <w:p>
+            <w:pPr>
+              <w:rPr>
+                <w:b/>
+                <w:bCs/>
+              </w:rPr>
+            </w:pPr>
+            <w:r>
+              <w:rPr>
+                <w:b/>
+                <w:bCs/>
+              </w:rPr>
+              <w:t>Suspicion Score</w:t>
+            </w:r>
+          </w:p>
+        </w:tc>
+        <w:tc>
+          <w:tcPr>
+            <w:tcW w:w="0" w:type="auto"/>
+            <w:vAlign w:val="center"/>
+            <w:hideMark/>
+          </w:tcPr>
+          <w:p>
+            <w:pPr>
+              <w:rPr>
+                <w:b/>
+                <w:bCs/>
+              </w:rPr>
+            </w:pPr>
+            <w:r>
+              <w:rPr>
+                <w:b/>
+                <w:bCs/>
+              </w:rPr>
+              <w:t>Likely Archetype</w:t>
+            </w:r>
+          </w:p>
+        </w:tc>
+        <w:tc>
+          <w:tcPr>
+            <w:tcW w:w="0" w:type="auto"/>
+            <w:vAlign w:val="center"/>
+            <w:hideMark/>
+          </w:tcPr>
+          <w:p>
+            <w:pPr>
+              <w:rPr>
+                <w:b/>
+                <w:bCs/>
+              </w:rPr>
+            </w:pPr>
+            <w:r>
+              <w:rPr>
+                <w:b/>
+                <w:bCs/>
+              </w:rPr>
+              <w:t>Key Pattern</w:t>
+            </w:r>
+          </w:p>
+        </w:tc>
+        <w:tc>
+          <w:tcPr>
+            <w:tcW w:w="0" w:type="auto"/>
+            <w:vAlign w:val="center"/>
+            <w:hideMark/>
+          </w:tcPr>
+          <w:p>
+            <w:pPr>
+              <w:rPr>
+                <w:b/>
+                <w:bCs/>
+              </w:rPr>
+            </w:pPr>
+            <w:r>
+              <w:rPr>
+                <w:b/>
+                <w:bCs/>
+              </w:rPr>
+              <w:t>Route To</w:t>
+            </w:r>
+          </w:p>
+        </w:tc>
+      </w:tr>
+      <w:tr>
+        <w:trPr>
+          <w:tblCellSpacing w:w="15" w:type="dxa"/>
+        </w:trPr>
+        <w:tc>
+          <w:tcPr>
+            <w:tcW w:w="0" w:type="auto"/>
+            <w:vAlign w:val="center"/>
+            <w:hideMark/>
+          </w:tcPr>
+          <w:p>
+            <w:r>
+              <w:t>P-3011</w:t>
+            </w:r>
+          </w:p>
+        </w:tc>
+        <w:tc>
+          <w:tcPr>
+            <w:tcW w:w="0" w:type="auto"/>
+            <w:vAlign w:val="center"/>
+            <w:hideMark/>
+          </w:tcPr>
+          <w:p>
+            <w:r>
+              <w:t>0.84</w:t>
+            </w:r>
+          </w:p>
+        </w:tc>
+        <w:tc>
+          <w:tcPr>
+            <w:tcW w:w="0" w:type="auto"/>
+            <w:vAlign w:val="center"/>
+            <w:hideMark/>
+          </w:tcPr>
+          <w:p>
+            <w:r>
+              <w:t>Mitochondrial</w:t>
+            </w:r>
+          </w:p>
+        </w:tc>
+        <w:tc>
+          <w:tcPr>
+            <w:tcW w:w="0" w:type="auto"/>
+            <w:vAlign w:val="center"/>
+            <w:hideMark/>
+          </w:tcPr>
+          <w:p>
+            <w:r>
+              <w:t>Lactate↑ + glucose↓ + SpO₂ mildly low</w:t>
+            </w:r>
+          </w:p>
+        </w:tc>
+        <w:tc>
+          <w:tcPr>
+            <w:tcW w:w="0" w:type="auto"/>
+            <w:vAlign w:val="center"/>
+            <w:hideMark/>
+          </w:tcPr>
+          <w:p>
+            <w:r>
+              <w:t>Neurology / metabolic</w:t>
+            </w:r>
+          </w:p>
+        </w:tc>
+      </w:tr>
+      <w:tr>
+        <w:trPr>
+          <w:tblCellSpacing w:w="15" w:type="dxa"/>
+        </w:trPr>
+        <w:tc>
+          <w:tcPr>
+            <w:tcW w:w="0" w:type="auto"/>
+            <w:vAlign w:val="center"/>
+            <w:hideMark/>
+          </w:tcPr>
+          <w:p>
+            <w:r>
+              <w:lastRenderedPageBreak/>
+              <w:t>P-0873</w:t>
+            </w:r>
+          </w:p>
+        </w:tc>
+        <w:tc>
+          <w:tcPr>
+            <w:tcW w:w="0" w:type="auto"/>
+            <w:vAlign w:val="center"/>
+            <w:hideMark/>
+          </w:tcPr>
+          <w:p>
+            <w:r>
+              <w:t>0.81</w:t>
+            </w:r>
+          </w:p>
+        </w:tc>
+        <w:tc>
+          <w:tcPr>
+            <w:tcW w:w="0" w:type="auto"/>
+            <w:vAlign w:val="center"/>
+            <w:hideMark/>
+          </w:tcPr>
+          <w:p>
+            <w:r>
+              <w:t>Autoimmune</w:t>
+            </w:r>
+          </w:p>
+        </w:tc>
+        <w:tc>
+          <w:tcPr>
+            <w:tcW w:w="0" w:type="auto"/>
+            <w:vAlign w:val="center"/>
+            <w:hideMark/>
+          </w:tcPr>
+          <w:p>
+            <w:r>
+              <w:t>WBC↑ + CRP normal</w:t>
+            </w:r>
+          </w:p>
+        </w:tc>
+        <w:tc>
+          <w:tcPr>
+            <w:tcW w:w="0" w:type="auto"/>
+            <w:vAlign w:val="center"/>
+            <w:hideMark/>
+          </w:tcPr>
+          <w:p>
+            <w:r>
+              <w:t>Rheumatology</w:t>
+            </w:r>
+          </w:p>
+        </w:tc>
+      </w:tr>
+      <w:tr>
+        <w:trPr>
+          <w:tblCellSpacing w:w="15" w:type="dxa"/>
+        </w:trPr>
+        <w:tc>
+          <w:tcPr>
+            <w:tcW w:w="0" w:type="auto"/>
+            <w:vAlign w:val="center"/>
+            <w:hideMark/>
+          </w:tcPr>
+          <w:p>
+            <w:r>
+              <w:t>P-2109</w:t>
+            </w:r>
+          </w:p>
+        </w:tc>
+        <w:tc>
+          <w:tcPr>
+            <w:tcW w:w="0" w:type="auto"/>
+            <w:vAlign w:val="center"/>
+            <w:hideMark/>
+          </w:tcPr>
+          <w:p>
+            <w:r>
+              <w:t>0.77</w:t>
+            </w:r>
+          </w:p>
+        </w:tc>
+        <w:tc>
+          <w:tcPr>
+            <w:tcW w:w="0" w:type="auto"/>
+            <w:vAlign w:val="center"/>
+            <w:hideMark/>
+          </w:tcPr>
+          <w:p>
+            <w:r>
+              <w:t>Hematologic</w:t>
+            </w:r>
+          </w:p>
+        </w:tc>
+        <w:tc>
+          <w:tcPr>
+            <w:tcW w:w="0" w:type="auto"/>
+            <w:vAlign w:val="center"/>
+            <w:hideMark/>
+          </w:tcPr>
+          <w:p>
+            <w:r>
+              <w:t>HGB↓ + WBC↑ + CRP normal</w:t>
+            </w:r>
+          </w:p>
+        </w:tc>
+        <w:tc>
+          <w:tcPr>
+            <w:tcW w:w="0" w:type="auto"/>
+            <w:vAlign w:val="center"/>
+            <w:hideMark/>
+          </w:tcPr>
+          <w:p>
+            <w:proofErr w:type="spellStart"/>
+            <w:r>
+              <w:t>Hematology</w:t>
+            </w:r>
+            <w:proofErr w:type="spellEnd"/>
+          </w:p>
+        </w:tc>
+      </w:tr>
+      <w:tr>
+        <w:trPr>
+          <w:tblCellSpacing w:w="15" w:type="dxa"/>
+        </w:trPr>
+        <w:tc>
+          <w:tcPr>
+            <w:tcW w:w="0" w:type="auto"/>
+            <w:vAlign w:val="center"/>
+            <w:hideMark/>
+          </w:tcPr>
+          <w:p>
+            <w:r>
+              <w:t>P-4420</w:t>
+            </w:r>
+          </w:p>
+        </w:tc>
+        <w:tc>
+          <w:tcPr>
+            <w:tcW w:w="0" w:type="auto"/>
+            <w:vAlign w:val="center"/>
+            <w:hideMark/>
+          </w:tcPr>
+          <w:p>
+            <w:r>
+              <w:t>0.73</w:t>
+            </w:r>
+          </w:p>
+        </w:tc>
+        <w:tc>
+          <w:tcPr>
+            <w:tcW w:w="0" w:type="auto"/>
+            <w:vAlign w:val="center"/>
+            <w:hideMark/>
+          </w:tcPr>
+          <w:p>
+            <w:r>
+              <w:t>Cardiac</w:t>
+            </w:r>
+          </w:p>
+        </w:tc>
+        <w:tc>
+          <w:tcPr>
+            <w:tcW w:w="0" w:type="auto"/>
+            <w:vAlign w:val="center"/>
+            <w:hideMark/>
+          </w:tcPr>
+          <w:p>
+            <w:r>
+              <w:t>HR–BP dissociation + troponin↑</w:t>
+            </w:r>
+          </w:p>
+        </w:tc>
+        <w:tc>
+          <w:tcPr>
+            <w:tcW w:w="0" w:type="auto"/>
+            <w:vAlign w:val="center"/>
+            <w:hideMark/>
+          </w:tcPr>
+          <w:p>
+            <w:r>
+              <w:t>Cardiology</w:t>
+            </w:r>
+          </w:p>
+        </w:tc>
+      </w:tr>
+    </w:tbl>
+    <w:p>
+      <w:pPr>
+        <w:rPr>
+          <w:b/>
+          <w:bCs/>
+        </w:rPr>
+      </w:pPr>
+      <w:r>
+        <w:rPr>
+          <w:b/>
+          <w:bCs/>
+        </w:rPr>
+        <w:t>B. Patient explanation panel</w:t>
+      </w:r>
+    </w:p>
+    <w:p>
+      <w:r>
+        <w:t>For each patient:</w:t>
+      </w:r>
+    </w:p>
+    <w:p>
+      <w:r>
+        <w:t>Patient P-3011 was flagged because:</w:t>
+      </w:r>
+      <w:r>
+        <w:br/>
+        <w:t>- Lactate is high relative to glucose</w:t>
+      </w:r>
+      <w:r>
+        <w:br/>
+        <w:t>- SpO₂ is mildly low</w:t>
+      </w:r>
+      <w:r>
+        <w:br/>
+        <w:t>- Pattern differs from common infection/metabolic profiles</w:t>
+      </w:r>
+      <w:r>
+        <w:br/>
+        <w:t>- Notes mention recurrent fatigue and exercise intolerance</w:t>
+      </w:r>
+      <w:r>
+        <w:br/>
+        <w:t>- Similar records are rare in the hospital population</w:t>
+      </w:r>
+    </w:p>
+    <w:p>
+      <w:pPr>
+        <w:rPr>
+          <w:b/>
+          <w:bCs/>
+        </w:rPr>
+      </w:pPr>
+      <w:r>
+        <w:rPr>
+          <w:b/>
+          <w:bCs/>
+        </w:rPr>
+        <w:t>C. Model comparison panel</w:t>
+      </w:r>
+    </w:p>
+    <w:tbl>
+      <w:tblPr>
+        <w:tblW w:w="0" w:type="auto"/>
+        <w:tblCellSpacing w:w="15" w:type="dxa"/>
+        <w:tblCellMar>
+          <w:top w:w="15" w:type="dxa"/>
+          <w:left w:w="15" w:type="dxa"/>
+          <w:bottom w:w="15" w:type="dxa"/>
+          <w:right w:w="15" w:type="dxa"/>
+        </w:tblCellMar>
+        <w:tblLook w:val="04A0" w:firstRow="1" w:lastRow="0" w:firstColumn="1" w:lastColumn="0" w:noHBand="0" w:noVBand="1"/>
+      </w:tblPr>
+      <w:tblGrid>
+        <w:gridCol w:w="2180"/>
+        <w:gridCol w:w="3415"/>
+        <w:gridCol w:w="3198"/>
+      </w:tblGrid>
+      <w:tr>
+        <w:trPr>
+          <w:tblHeader/>
+          <w:tblCellSpacing w:w="15" w:type="dxa"/>
+        </w:trPr>
+        <w:tc>
+          <w:tcPr>
+            <w:tcW w:w="0" w:type="auto"/>
+            <w:vAlign w:val="center"/>
+            <w:hideMark/>
+          </w:tcPr>
+          <w:p>
+            <w:pPr>
+              <w:rPr>
+                <w:b/>
+                <w:bCs/>
+              </w:rPr>
+            </w:pPr>
+            <w:r>
+              <w:rPr>
+                <w:b/>
+                <w:bCs/>
+              </w:rPr>
+              <w:t>Model</w:t>
+            </w:r>
+          </w:p>
+        </w:tc>
+        <w:tc>
+          <w:tcPr>
+            <w:tcW w:w="0" w:type="auto"/>
+            <w:vAlign w:val="center"/>
+            <w:hideMark/>
+          </w:tcPr>
+          <w:p>
+            <w:pPr>
+              <w:rPr>
+                <w:b/>
+                <w:bCs/>
+              </w:rPr>
+            </w:pPr>
+            <w:r>
+              <w:rPr>
+                <w:b/>
+                <w:bCs/>
+              </w:rPr>
+              <w:t>Strength</w:t>
+            </w:r>
+          </w:p>
+        </w:tc>
+        <w:tc>
+          <w:tcPr>
+            <w:tcW w:w="0" w:type="auto"/>
+            <w:vAlign w:val="center"/>
+            <w:hideMark/>
+          </w:tcPr>
+          <w:p>
+            <w:pPr>
+              <w:rPr>
+                <w:b/>
+                <w:bCs/>
+              </w:rPr>
+            </w:pPr>
+            <w:r>
+              <w:rPr>
+                <w:b/>
+                <w:bCs/>
+              </w:rPr>
+              <w:t>Limitation</w:t>
+            </w:r>
+          </w:p>
+        </w:tc>
+      </w:tr>
+      <w:tr>
+        <w:trPr>
+          <w:tblCellSpacing w:w="15" w:type="dxa"/>
+        </w:trPr>
+        <w:tc>
+          <w:tcPr>
+            <w:tcW w:w="0" w:type="auto"/>
+            <w:vAlign w:val="center"/>
+            <w:hideMark/>
+          </w:tcPr>
+          <w:p>
+            <w:r>
+              <w:t>Rules</w:t>
+            </w:r>
+          </w:p>
+        </w:tc>
+        <w:tc>
+          <w:tcPr>
+            <w:tcW w:w="0" w:type="auto"/>
+            <w:vAlign w:val="center"/>
+            <w:hideMark/>
+          </w:tcPr>
+          <w:p>
+            <w:r>
+              <w:t>Easy to understand</w:t>
+            </w:r>
+          </w:p>
+        </w:tc>
+        <w:tc>
+          <w:tcPr>
+            <w:tcW w:w="0" w:type="auto"/>
+            <w:vAlign w:val="center"/>
+            <w:hideMark/>
+          </w:tcPr>
+          <w:p>
+            <w:r>
+              <w:t>Misses subtle cases</w:t>
+            </w:r>
+          </w:p>
+        </w:tc>
+      </w:tr>
+      <w:tr>
+        <w:trPr>
+          <w:tblCellSpacing w:w="15" w:type="dxa"/>
+        </w:trPr>
+        <w:tc>
+          <w:tcPr>
+            <w:tcW w:w="0" w:type="auto"/>
+            <w:vAlign w:val="center"/>
+            <w:hideMark/>
+          </w:tcPr>
+          <w:p>
+            <w:r>
+              <w:t>PCA</w:t>
+            </w:r>
+          </w:p>
+        </w:tc>
+        <w:tc>
+          <w:tcPr>
+            <w:tcW w:w="0" w:type="auto"/>
+            <w:vAlign w:val="center"/>
+            <w:hideMark/>
+          </w:tcPr>
+          <w:p>
+            <w:r>
+              <w:t>Finds correlation anomalies</w:t>
+            </w:r>
+          </w:p>
+        </w:tc>
+        <w:tc>
+          <w:tcPr>
+            <w:tcW w:w="0" w:type="auto"/>
+            <w:vAlign w:val="center"/>
+            <w:hideMark/>
+          </w:tcPr>
+          <w:p>
+            <w:r>
+              <w:t>Linear assumption</w:t>
+            </w:r>
+          </w:p>
+        </w:tc>
+      </w:tr>
+      <w:tr>
+        <w:trPr>
+          <w:tblCellSpacing w:w="15" w:type="dxa"/>
+        </w:trPr>
+        <w:tc>
+          <w:tcPr>
+            <w:tcW w:w="0" w:type="auto"/>
+            <w:vAlign w:val="center"/>
+            <w:hideMark/>
+          </w:tcPr>
+          <w:p>
+            <w:r>
+              <w:t>Isolation Forest</w:t>
+            </w:r>
+          </w:p>
+        </w:tc>
+        <w:tc>
+          <w:tcPr>
+            <w:tcW w:w="0" w:type="auto"/>
+            <w:vAlign w:val="center"/>
+            <w:hideMark/>
+          </w:tcPr>
+          <w:p>
+            <w:r>
+              <w:t>Strong general anomaly detector</w:t>
+            </w:r>
+          </w:p>
+        </w:tc>
+        <w:tc>
+          <w:tcPr>
+            <w:tcW w:w="0" w:type="auto"/>
+            <w:vAlign w:val="center"/>
+            <w:hideMark/>
+          </w:tcPr>
+          <w:p>
+            <w:r>
+              <w:t>Needs explanation layer</w:t>
+            </w:r>
+          </w:p>
+        </w:tc>
+      </w:tr>
+      <w:tr>
+        <w:trPr>
+          <w:tblCellSpacing w:w="15" w:type="dxa"/>
+        </w:trPr>
+        <w:tc>
+          <w:tcPr>
+            <w:tcW w:w="0" w:type="auto"/>
+            <w:vAlign w:val="center"/>
+            <w:hideMark/>
+          </w:tcPr>
+          <w:p>
+            <w:r>
+              <w:t>One-Class SVM</w:t>
+            </w:r>
+          </w:p>
+        </w:tc>
+        <w:tc>
+          <w:tcPr>
+            <w:tcW w:w="0" w:type="auto"/>
+            <w:vAlign w:val="center"/>
+            <w:hideMark/>
+          </w:tcPr>
+          <w:p>
+            <w:r>
+              <w:t>Learns normal boundary</w:t>
+            </w:r>
+          </w:p>
+        </w:tc>
+        <w:tc>
+          <w:tcPr>
+            <w:tcW w:w="0" w:type="auto"/>
+            <w:vAlign w:val="center"/>
+            <w:hideMark/>
+          </w:tcPr>
+          <w:p>
+            <w:r>
+              <w:t>Sensitive to scaling and tuning</w:t>
+            </w:r>
+          </w:p>
+        </w:tc>
+      </w:tr>
+      <w:tr>
+        <w:trPr>
+          <w:tblCellSpacing w:w="15" w:type="dxa"/>
+        </w:trPr>
+        <w:tc>
+          <w:tcPr>
+            <w:tcW w:w="0" w:type="auto"/>
+            <w:vAlign w:val="center"/>
+            <w:hideMark/>
+          </w:tcPr>
+          <w:p>
+            <w:r>
+              <w:t xml:space="preserve">Supervised </w:t>
+            </w:r>
+            <w:proofErr w:type="spellStart"/>
+            <w:r>
+              <w:t>XGBoost</w:t>
+            </w:r>
+            <w:proofErr w:type="spellEnd"/>
+          </w:p>
+        </w:tc>
+        <w:tc>
+          <w:tcPr>
+            <w:tcW w:w="0" w:type="auto"/>
+            <w:vAlign w:val="center"/>
+            <w:hideMark/>
+          </w:tcPr>
+          <w:p>
+            <w:r>
+              <w:t>Strong if labels available</w:t>
+            </w:r>
+          </w:p>
+        </w:tc>
+        <w:tc>
+          <w:tcPr>
+            <w:tcW w:w="0" w:type="auto"/>
+            <w:vAlign w:val="center"/>
+            <w:hideMark/>
+          </w:tcPr>
+          <w:p>
+            <w:r>
+              <w:t>May overfit synthetic patterns</w:t>
+            </w:r>
+          </w:p>
+        </w:tc>
+      </w:tr>
+    </w:tbl>
+    <w:p>
+      <w:r>
+        <w:pict w14:anchorId="4AA57CF1">
+          <v:rect id="_x0000_i1163" style="width:0;height:1.5pt" o:hralign="center" o:hrstd="t" o:hr="t" fillcolor="#a0a0a0" stroked="f"/>
+        </w:pict>
+      </w:r>
+    </w:p>
+    <w:p>
+      <w:pPr>
+        <w:rPr>
+          <w:b/>
+          <w:bCs/>
+        </w:rPr>
+      </w:pPr>
+      <w:r>
+        <w:rPr>
+          <w:b/>
+          <w:bCs/>
+        </w:rPr>
+        <w:t>13. Evaluation metrics</w:t>
+      </w:r>
+    </w:p>
+    <w:p>
+      <w:r>
+        <w:t>Because only 9% of records are rare, accuracy is misleading.</w:t>
+      </w:r>
+    </w:p>
+    <w:p>
+      <w:r>
+        <w:t>If a model predicts “not rare” for everyone, it gets 91% accuracy but is useless.</w:t>
+      </w:r>
+    </w:p>
+    <w:p>
+      <w:r>
+        <w:t>Participants should evaluate:</w:t>
+      </w:r>
+    </w:p>
+    <w:tbl>
+      <w:tblPr>
+        <w:tblW w:w="0" w:type="auto"/>
+        <w:tblCellSpacing w:w="15" w:type="dxa"/>
+        <w:tblCellMar>
+          <w:top w:w="15" w:type="dxa"/>
+          <w:left w:w="15" w:type="dxa"/>
+          <w:bottom w:w="15" w:type="dxa"/>
+          <w:right w:w="15" w:type="dxa"/>
+        </w:tblCellMar>
+        <w:tblLook w:val="04A0" w:firstRow="1" w:lastRow="0" w:firstColumn="1" w:lastColumn="0" w:noHBand="0" w:noVBand="1"/>
+      </w:tblPr>
+      <w:tblGrid>
+        <w:gridCol w:w="2164"/>
+        <w:gridCol w:w="4504"/>
+      </w:tblGrid>
+      <w:tr>
+        <w:trPr>
+          <w:tblHeader/>
+          <w:tblCellSpacing w:w="15" w:type="dxa"/>
+        </w:trPr>
+        <w:tc>
+          <w:tcPr>
+            <w:tcW w:w="0" w:type="auto"/>
+            <w:vAlign w:val="center"/>
+            <w:hideMark/>
+          </w:tcPr>
+          <w:p>
+            <w:pPr>
+              <w:rPr>
+                <w:b/>
+                <w:bCs/>
+              </w:rPr>
+            </w:pPr>
+            <w:r>
+              <w:rPr>
+                <w:b/>
+                <w:bCs/>
+              </w:rPr>
+              <w:lastRenderedPageBreak/>
+              <w:t>Metric</w:t>
+            </w:r>
+          </w:p>
+        </w:tc>
+        <w:tc>
+          <w:tcPr>
+            <w:tcW w:w="0" w:type="auto"/>
+            <w:vAlign w:val="center"/>
+            <w:hideMark/>
+          </w:tcPr>
+          <w:p>
+            <w:pPr>
+              <w:rPr>
+                <w:b/>
+                <w:bCs/>
+              </w:rPr>
+            </w:pPr>
+            <w:r>
+              <w:rPr>
+                <w:b/>
+                <w:bCs/>
+              </w:rPr>
+              <w:t>Why it matters</w:t>
+            </w:r>
+          </w:p>
+        </w:tc>
+      </w:tr>
+      <w:tr>
+        <w:trPr>
+          <w:tblCellSpacing w:w="15" w:type="dxa"/>
+        </w:trPr>
+        <w:tc>
+          <w:tcPr>
+            <w:tcW w:w="0" w:type="auto"/>
+            <w:vAlign w:val="center"/>
+            <w:hideMark/>
+          </w:tcPr>
+          <w:p>
+            <w:r>
+              <w:t>Recall for rare cases</w:t>
+            </w:r>
+          </w:p>
+        </w:tc>
+        <w:tc>
+          <w:tcPr>
+            <w:tcW w:w="0" w:type="auto"/>
+            <w:vAlign w:val="center"/>
+            <w:hideMark/>
+          </w:tcPr>
+          <w:p>
+            <w:r>
+              <w:t>How many rare cases were caught</w:t>
+            </w:r>
+          </w:p>
+        </w:tc>
+      </w:tr>
+      <w:tr>
+        <w:trPr>
+          <w:tblCellSpacing w:w="15" w:type="dxa"/>
+        </w:trPr>
+        <w:tc>
+          <w:tcPr>
+            <w:tcW w:w="0" w:type="auto"/>
+            <w:vAlign w:val="center"/>
+            <w:hideMark/>
+          </w:tcPr>
+          <w:p>
+            <w:r>
+              <w:t>Precision</w:t>
+            </w:r>
+          </w:p>
+        </w:tc>
+        <w:tc>
+          <w:tcPr>
+            <w:tcW w:w="0" w:type="auto"/>
+            <w:vAlign w:val="center"/>
+            <w:hideMark/>
+          </w:tcPr>
+          <w:p>
+            <w:r>
+              <w:t>How many flagged cases were actually rare</w:t>
+            </w:r>
+          </w:p>
+        </w:tc>
+      </w:tr>
+      <w:tr>
+        <w:trPr>
+          <w:tblCellSpacing w:w="15" w:type="dxa"/>
+        </w:trPr>
+        <w:tc>
+          <w:tcPr>
+            <w:tcW w:w="0" w:type="auto"/>
+            <w:vAlign w:val="center"/>
+            <w:hideMark/>
+          </w:tcPr>
+          <w:p>
+            <w:r>
+              <w:t>F1-score</w:t>
+            </w:r>
+          </w:p>
+        </w:tc>
+        <w:tc>
+          <w:tcPr>
+            <w:tcW w:w="0" w:type="auto"/>
+            <w:vAlign w:val="center"/>
+            <w:hideMark/>
+          </w:tcPr>
+          <w:p>
+            <w:r>
+              <w:t>Balance of precision and recall</w:t>
+            </w:r>
+          </w:p>
+        </w:tc>
+      </w:tr>
+      <w:tr>
+        <w:trPr>
+          <w:tblCellSpacing w:w="15" w:type="dxa"/>
+        </w:trPr>
+        <w:tc>
+          <w:tcPr>
+            <w:tcW w:w="0" w:type="auto"/>
+            <w:vAlign w:val="center"/>
+            <w:hideMark/>
+          </w:tcPr>
+          <w:p>
+            <w:r>
+              <w:t>PR-AUC</w:t>
+            </w:r>
+          </w:p>
+        </w:tc>
+        <w:tc>
+          <w:tcPr>
+            <w:tcW w:w="0" w:type="auto"/>
+            <w:vAlign w:val="center"/>
+            <w:hideMark/>
+          </w:tcPr>
+          <w:p>
+            <w:r>
+              <w:t>Better than ROC-AUC for imbalanced data</w:t>
+            </w:r>
+          </w:p>
+        </w:tc>
+      </w:tr>
+      <w:tr>
+        <w:trPr>
+          <w:tblCellSpacing w:w="15" w:type="dxa"/>
+        </w:trPr>
+        <w:tc>
+          <w:tcPr>
+            <w:tcW w:w="0" w:type="auto"/>
+            <w:vAlign w:val="center"/>
+            <w:hideMark/>
+          </w:tcPr>
+          <w:p>
+            <w:r>
+              <w:t>Confusion matrix</w:t>
+            </w:r>
+          </w:p>
+        </w:tc>
+        <w:tc>
+          <w:tcPr>
+            <w:tcW w:w="0" w:type="auto"/>
+            <w:vAlign w:val="center"/>
+            <w:hideMark/>
+          </w:tcPr>
+          <w:p>
+            <w:r>
+              <w:t>Shows false negatives and false positives</w:t>
+            </w:r>
+          </w:p>
+        </w:tc>
+      </w:tr>
+      <w:tr>
+        <w:trPr>
+          <w:tblCellSpacing w:w="15" w:type="dxa"/>
+        </w:trPr>
+        <w:tc>
+          <w:tcPr>
+            <w:tcW w:w="0" w:type="auto"/>
+            <w:vAlign w:val="center"/>
+            <w:hideMark/>
+          </w:tcPr>
+          <w:p>
+            <w:r>
+              <w:t>Top-k recall</w:t>
+            </w:r>
+          </w:p>
+        </w:tc>
+        <w:tc>
+          <w:tcPr>
+            <w:tcW w:w="0" w:type="auto"/>
+            <w:vAlign w:val="center"/>
+            <w:hideMark/>
+          </w:tcPr>
+          <w:p>
+            <w:r>
+              <w:t>Useful for clinical review queues</w:t>
+            </w:r>
+          </w:p>
+        </w:tc>
+      </w:tr>
+    </w:tbl>
+    <w:p>
+      <w:r>
+        <w:t xml:space="preserve">In this PoC, </w:t>
+      </w:r>
+      <w:r>
+        <w:rPr>
+          <w:b/>
+          <w:bCs/>
+        </w:rPr>
+        <w:t>false negatives are more serious</w:t>
+      </w:r>
+      <w:r>
+        <w:t xml:space="preserve"> than false positives.</w:t>
+      </w:r>
+    </w:p>
+    <w:p>
+      <w:r>
+        <w:t>A missed rare disease case may delay diagnosis.</w:t>
+      </w:r>
+      <w:r>
+        <w:br/>
+        <w:t>A false positive may only trigger extra review.</w:t>
+      </w:r>
+    </w:p>
+    <w:p>
+      <w:r>
+        <w:t>So the model should prioritize recall while keeping the review queue manageable.</w:t>
+      </w:r>
+    </w:p>
+    <w:p>
+      <w:r>
+        <w:pict w14:anchorId="49B6FB4C">
+          <v:rect id="_x0000_i1164" style="width:0;height:1.5pt" o:hralign="center" o:hrstd="t" o:hr="t" fillcolor="#a0a0a0" stroked="f"/>
+        </w:pict>
+      </w:r>
+    </w:p>
+    <w:p>
+      <w:pPr>
+        <w:rPr>
+          <w:b/>
+          <w:bCs/>
+        </w:rPr>
+      </w:pPr>
+      <w:r>
+        <w:rPr>
+          <w:b/>
+          <w:bCs/>
+        </w:rPr>
+        <w:t>14. How this improves current state</w:t>
+      </w:r>
+    </w:p>
+    <w:p>
+      <w:pPr>
+        <w:rPr>
+          <w:b/>
+          <w:bCs/>
+        </w:rPr>
+      </w:pPr>
+      <w:r>
+        <w:rPr>
+          <w:b/>
+          <w:bCs/>
+        </w:rPr>
+        <w:t>Current state</w:t>
+      </w:r>
+    </w:p>
+    <w:p>
+      <w:r>
+        <w:t>Rare disease suspicion depends heavily on clinician experience, manual review, and whether unusual patterns are noticed during a busy workflow. Since each individual lab value may appear normal or only mildly abnormal, patients can remain undiagnosed despite repeated visits and investigations.</w:t>
+      </w:r>
+    </w:p>
+    <w:p>
+      <w:pPr>
+        <w:rPr>
+          <w:b/>
+          <w:bCs/>
+        </w:rPr>
+      </w:pPr>
+      <w:r>
+        <w:rPr>
+          <w:b/>
+          <w:bCs/>
+        </w:rPr>
+        <w:t>AI-improved state</w:t>
+      </w:r>
+    </w:p>
+    <w:p>
+      <w:r>
+        <w:t>The AI system scans thousands of patient records and detects unusual multivariate patterns that may not be obvious from single lab thresholds. It combines structured anomaly detection with clinical-note signals and routes suspicious cases to the right specialist for review.</w:t>
+      </w:r>
+    </w:p>
+    <w:p>
+      <w:r>
+        <w:t>The goal is not automatic diagnosis.</w:t>
+      </w:r>
+      <w:r>
+        <w:br/>
+        <w:t xml:space="preserve">The goal is </w:t>
+      </w:r>
+      <w:r>
+        <w:rPr>
+          <w:b/>
+          <w:bCs/>
+        </w:rPr>
+        <w:t>earlier specialist review</w:t>
+      </w:r>
+      <w:r>
+        <w:t>.</w:t>
+      </w:r>
+    </w:p>
+    <w:p/>
     <w:p/>
     <w:sectPr>
       <w:pgSz w:w="11906" w:h="16838"/>
@@ -80,6 +6350,1575 @@
     </w:sectPr>
   </w:body>
 </w:document>
+</file>
+
+<file path=word/numbering.xml><?xml version="1.0" encoding="utf-8"?>
+<w:numbering xmlns:wpc="http://schemas.microsoft.com/office/word/2010/wordprocessingCanvas" xmlns:cx="http://schemas.microsoft.com/office/drawing/2014/chartex" xmlns:cx1="http://schemas.microsoft.com/office/drawing/2015/9/8/chartex" xmlns:cx2="http://schemas.microsoft.com/office/drawing/2015/10/21/chartex" xmlns:cx3="http://schemas.microsoft.com/office/drawing/2016/5/9/chartex" xmlns:cx4="http://schemas.microsoft.com/office/drawing/2016/5/10/chartex" xmlns:cx5="http://schemas.microsoft.com/office/drawing/2016/5/11/chartex" xmlns:cx6="http://schemas.microsoft.com/office/drawing/2016/5/12/chartex" xmlns:cx7="http://schemas.microsoft.com/office/drawing/2016/5/13/chartex" xmlns:cx8="http://schemas.microsoft.com/office/drawing/2016/5/14/chartex" xmlns:mc="http://schemas.openxmlformats.org/markup-compatibility/2006" xmlns:aink="http://schemas.microsoft.com/office/drawing/2016/ink" xmlns:am3d="http://schemas.microsoft.com/office/drawing/2017/model3d" xmlns:o="urn:schemas-microsoft-com:office:office" xmlns:oel="http://schemas.microsoft.com/office/2019/extlst" xmlns:r="http://schemas.openxmlformats.org/officeDocument/2006/relationships" xmlns:m="http://schemas.openxmlformats.org/officeDocument/2006/math" xmlns:v="urn:schemas-microsoft-com:vml" xmlns:wp14="http://schemas.microsoft.com/office/word/2010/wordprocessingDrawing" xmlns:wp="http://schemas.openxmlformats.org/drawingml/2006/wordprocessingDrawing" xmlns:w10="urn:schemas-microsoft-com:office:word" xmlns:w="http://schemas.openxmlformats.org/wordprocessingml/2006/main" xmlns:w14="http://schemas.microsoft.com/office/word/2010/wordml" xmlns:w15="http://schemas.microsoft.com/office/word/2012/wordml" xmlns:w16cex="http://schemas.microsoft.com/office/word/2018/wordml/cex" xmlns:w16cid="http://schemas.microsoft.com/office/word/2016/wordml/cid" xmlns:w16="http://schemas.microsoft.com/office/word/2018/wordml" xmlns:w16du="http://schemas.microsoft.com/office/word/2023/wordml/word16du" xmlns:w16sdtdh="http://schemas.microsoft.com/office/word/2020/wordml/sdtdatahash" xmlns:w16sdtfl="http://schemas.microsoft.com/office/word/2024/wordml/sdtformatlock" xmlns:w16se="http://schemas.microsoft.com/office/word/2015/wordml/symex" xmlns:wpg="http://schemas.microsoft.com/office/word/2010/wordprocessingGroup" xmlns:wpi="http://schemas.microsoft.com/office/word/2010/wordprocessingInk" xmlns:wne="http://schemas.microsoft.com/office/word/2006/wordml" xmlns:wps="http://schemas.microsoft.com/office/word/2010/wordprocessingShape" mc:Ignorable="w14 w15 w16se w16cid w16 w16cex w16sdtdh w16sdtfl w16du wp14">
+  <w:abstractNum w:abstractNumId="0" w15:restartNumberingAfterBreak="0">
+    <w:nsid w:val="20C976FF"/>
+    <w:multiLevelType w:val="multilevel"/>
+    <w:tmpl w:val="BC4E9932"/>
+    <w:lvl w:ilvl="0">
+      <w:start w:val="1"/>
+      <w:numFmt w:val="bullet"/>
+      <w:lvlText w:val=""/>
+      <w:lvlJc w:val="left"/>
+      <w:pPr>
+        <w:tabs>
+          <w:tab w:val="num" w:pos="720"/>
+        </w:tabs>
+        <w:ind w:left="720" w:hanging="360"/>
+      </w:pPr>
+      <w:rPr>
+        <w:rFonts w:ascii="Symbol" w:hAnsi="Symbol" w:hint="default"/>
+        <w:sz w:val="20"/>
+      </w:rPr>
+    </w:lvl>
+    <w:lvl w:ilvl="1" w:tentative="1">
+      <w:start w:val="1"/>
+      <w:numFmt w:val="bullet"/>
+      <w:lvlText w:val="o"/>
+      <w:lvlJc w:val="left"/>
+      <w:pPr>
+        <w:tabs>
+          <w:tab w:val="num" w:pos="1440"/>
+        </w:tabs>
+        <w:ind w:left="1440" w:hanging="360"/>
+      </w:pPr>
+      <w:rPr>
+        <w:rFonts w:ascii="Courier New" w:hAnsi="Courier New" w:hint="default"/>
+        <w:sz w:val="20"/>
+      </w:rPr>
+    </w:lvl>
+    <w:lvl w:ilvl="2" w:tentative="1">
+      <w:start w:val="1"/>
+      <w:numFmt w:val="bullet"/>
+      <w:lvlText w:val=""/>
+      <w:lvlJc w:val="left"/>
+      <w:pPr>
+        <w:tabs>
+          <w:tab w:val="num" w:pos="2160"/>
+        </w:tabs>
+        <w:ind w:left="2160" w:hanging="360"/>
+      </w:pPr>
+      <w:rPr>
+        <w:rFonts w:ascii="Wingdings" w:hAnsi="Wingdings" w:hint="default"/>
+        <w:sz w:val="20"/>
+      </w:rPr>
+    </w:lvl>
+    <w:lvl w:ilvl="3" w:tentative="1">
+      <w:start w:val="1"/>
+      <w:numFmt w:val="bullet"/>
+      <w:lvlText w:val=""/>
+      <w:lvlJc w:val="left"/>
+      <w:pPr>
+        <w:tabs>
+          <w:tab w:val="num" w:pos="2880"/>
+        </w:tabs>
+        <w:ind w:left="2880" w:hanging="360"/>
+      </w:pPr>
+      <w:rPr>
+        <w:rFonts w:ascii="Wingdings" w:hAnsi="Wingdings" w:hint="default"/>
+        <w:sz w:val="20"/>
+      </w:rPr>
+    </w:lvl>
+    <w:lvl w:ilvl="4" w:tentative="1">
+      <w:start w:val="1"/>
+      <w:numFmt w:val="bullet"/>
+      <w:lvlText w:val=""/>
+      <w:lvlJc w:val="left"/>
+      <w:pPr>
+        <w:tabs>
+          <w:tab w:val="num" w:pos="3600"/>
+        </w:tabs>
+        <w:ind w:left="3600" w:hanging="360"/>
+      </w:pPr>
+      <w:rPr>
+        <w:rFonts w:ascii="Wingdings" w:hAnsi="Wingdings" w:hint="default"/>
+        <w:sz w:val="20"/>
+      </w:rPr>
+    </w:lvl>
+    <w:lvl w:ilvl="5" w:tentative="1">
+      <w:start w:val="1"/>
+      <w:numFmt w:val="bullet"/>
+      <w:lvlText w:val=""/>
+      <w:lvlJc w:val="left"/>
+      <w:pPr>
+        <w:tabs>
+          <w:tab w:val="num" w:pos="4320"/>
+        </w:tabs>
+        <w:ind w:left="4320" w:hanging="360"/>
+      </w:pPr>
+      <w:rPr>
+        <w:rFonts w:ascii="Wingdings" w:hAnsi="Wingdings" w:hint="default"/>
+        <w:sz w:val="20"/>
+      </w:rPr>
+    </w:lvl>
+    <w:lvl w:ilvl="6" w:tentative="1">
+      <w:start w:val="1"/>
+      <w:numFmt w:val="bullet"/>
+      <w:lvlText w:val=""/>
+      <w:lvlJc w:val="left"/>
+      <w:pPr>
+        <w:tabs>
+          <w:tab w:val="num" w:pos="5040"/>
+        </w:tabs>
+        <w:ind w:left="5040" w:hanging="360"/>
+      </w:pPr>
+      <w:rPr>
+        <w:rFonts w:ascii="Wingdings" w:hAnsi="Wingdings" w:hint="default"/>
+        <w:sz w:val="20"/>
+      </w:rPr>
+    </w:lvl>
+    <w:lvl w:ilvl="7" w:tentative="1">
+      <w:start w:val="1"/>
+      <w:numFmt w:val="bullet"/>
+      <w:lvlText w:val=""/>
+      <w:lvlJc w:val="left"/>
+      <w:pPr>
+        <w:tabs>
+          <w:tab w:val="num" w:pos="5760"/>
+        </w:tabs>
+        <w:ind w:left="5760" w:hanging="360"/>
+      </w:pPr>
+      <w:rPr>
+        <w:rFonts w:ascii="Wingdings" w:hAnsi="Wingdings" w:hint="default"/>
+        <w:sz w:val="20"/>
+      </w:rPr>
+    </w:lvl>
+    <w:lvl w:ilvl="8" w:tentative="1">
+      <w:start w:val="1"/>
+      <w:numFmt w:val="bullet"/>
+      <w:lvlText w:val=""/>
+      <w:lvlJc w:val="left"/>
+      <w:pPr>
+        <w:tabs>
+          <w:tab w:val="num" w:pos="6480"/>
+        </w:tabs>
+        <w:ind w:left="6480" w:hanging="360"/>
+      </w:pPr>
+      <w:rPr>
+        <w:rFonts w:ascii="Wingdings" w:hAnsi="Wingdings" w:hint="default"/>
+        <w:sz w:val="20"/>
+      </w:rPr>
+    </w:lvl>
+  </w:abstractNum>
+  <w:abstractNum w:abstractNumId="1" w15:restartNumberingAfterBreak="0">
+    <w:nsid w:val="224A25CA"/>
+    <w:multiLevelType w:val="multilevel"/>
+    <w:tmpl w:val="E8686ED4"/>
+    <w:lvl w:ilvl="0">
+      <w:start w:val="1"/>
+      <w:numFmt w:val="bullet"/>
+      <w:lvlText w:val=""/>
+      <w:lvlJc w:val="left"/>
+      <w:pPr>
+        <w:tabs>
+          <w:tab w:val="num" w:pos="720"/>
+        </w:tabs>
+        <w:ind w:left="720" w:hanging="360"/>
+      </w:pPr>
+      <w:rPr>
+        <w:rFonts w:ascii="Symbol" w:hAnsi="Symbol" w:hint="default"/>
+        <w:sz w:val="20"/>
+      </w:rPr>
+    </w:lvl>
+    <w:lvl w:ilvl="1" w:tentative="1">
+      <w:start w:val="1"/>
+      <w:numFmt w:val="bullet"/>
+      <w:lvlText w:val="o"/>
+      <w:lvlJc w:val="left"/>
+      <w:pPr>
+        <w:tabs>
+          <w:tab w:val="num" w:pos="1440"/>
+        </w:tabs>
+        <w:ind w:left="1440" w:hanging="360"/>
+      </w:pPr>
+      <w:rPr>
+        <w:rFonts w:ascii="Courier New" w:hAnsi="Courier New" w:hint="default"/>
+        <w:sz w:val="20"/>
+      </w:rPr>
+    </w:lvl>
+    <w:lvl w:ilvl="2" w:tentative="1">
+      <w:start w:val="1"/>
+      <w:numFmt w:val="bullet"/>
+      <w:lvlText w:val=""/>
+      <w:lvlJc w:val="left"/>
+      <w:pPr>
+        <w:tabs>
+          <w:tab w:val="num" w:pos="2160"/>
+        </w:tabs>
+        <w:ind w:left="2160" w:hanging="360"/>
+      </w:pPr>
+      <w:rPr>
+        <w:rFonts w:ascii="Wingdings" w:hAnsi="Wingdings" w:hint="default"/>
+        <w:sz w:val="20"/>
+      </w:rPr>
+    </w:lvl>
+    <w:lvl w:ilvl="3" w:tentative="1">
+      <w:start w:val="1"/>
+      <w:numFmt w:val="bullet"/>
+      <w:lvlText w:val=""/>
+      <w:lvlJc w:val="left"/>
+      <w:pPr>
+        <w:tabs>
+          <w:tab w:val="num" w:pos="2880"/>
+        </w:tabs>
+        <w:ind w:left="2880" w:hanging="360"/>
+      </w:pPr>
+      <w:rPr>
+        <w:rFonts w:ascii="Wingdings" w:hAnsi="Wingdings" w:hint="default"/>
+        <w:sz w:val="20"/>
+      </w:rPr>
+    </w:lvl>
+    <w:lvl w:ilvl="4" w:tentative="1">
+      <w:start w:val="1"/>
+      <w:numFmt w:val="bullet"/>
+      <w:lvlText w:val=""/>
+      <w:lvlJc w:val="left"/>
+      <w:pPr>
+        <w:tabs>
+          <w:tab w:val="num" w:pos="3600"/>
+        </w:tabs>
+        <w:ind w:left="3600" w:hanging="360"/>
+      </w:pPr>
+      <w:rPr>
+        <w:rFonts w:ascii="Wingdings" w:hAnsi="Wingdings" w:hint="default"/>
+        <w:sz w:val="20"/>
+      </w:rPr>
+    </w:lvl>
+    <w:lvl w:ilvl="5" w:tentative="1">
+      <w:start w:val="1"/>
+      <w:numFmt w:val="bullet"/>
+      <w:lvlText w:val=""/>
+      <w:lvlJc w:val="left"/>
+      <w:pPr>
+        <w:tabs>
+          <w:tab w:val="num" w:pos="4320"/>
+        </w:tabs>
+        <w:ind w:left="4320" w:hanging="360"/>
+      </w:pPr>
+      <w:rPr>
+        <w:rFonts w:ascii="Wingdings" w:hAnsi="Wingdings" w:hint="default"/>
+        <w:sz w:val="20"/>
+      </w:rPr>
+    </w:lvl>
+    <w:lvl w:ilvl="6" w:tentative="1">
+      <w:start w:val="1"/>
+      <w:numFmt w:val="bullet"/>
+      <w:lvlText w:val=""/>
+      <w:lvlJc w:val="left"/>
+      <w:pPr>
+        <w:tabs>
+          <w:tab w:val="num" w:pos="5040"/>
+        </w:tabs>
+        <w:ind w:left="5040" w:hanging="360"/>
+      </w:pPr>
+      <w:rPr>
+        <w:rFonts w:ascii="Wingdings" w:hAnsi="Wingdings" w:hint="default"/>
+        <w:sz w:val="20"/>
+      </w:rPr>
+    </w:lvl>
+    <w:lvl w:ilvl="7" w:tentative="1">
+      <w:start w:val="1"/>
+      <w:numFmt w:val="bullet"/>
+      <w:lvlText w:val=""/>
+      <w:lvlJc w:val="left"/>
+      <w:pPr>
+        <w:tabs>
+          <w:tab w:val="num" w:pos="5760"/>
+        </w:tabs>
+        <w:ind w:left="5760" w:hanging="360"/>
+      </w:pPr>
+      <w:rPr>
+        <w:rFonts w:ascii="Wingdings" w:hAnsi="Wingdings" w:hint="default"/>
+        <w:sz w:val="20"/>
+      </w:rPr>
+    </w:lvl>
+    <w:lvl w:ilvl="8" w:tentative="1">
+      <w:start w:val="1"/>
+      <w:numFmt w:val="bullet"/>
+      <w:lvlText w:val=""/>
+      <w:lvlJc w:val="left"/>
+      <w:pPr>
+        <w:tabs>
+          <w:tab w:val="num" w:pos="6480"/>
+        </w:tabs>
+        <w:ind w:left="6480" w:hanging="360"/>
+      </w:pPr>
+      <w:rPr>
+        <w:rFonts w:ascii="Wingdings" w:hAnsi="Wingdings" w:hint="default"/>
+        <w:sz w:val="20"/>
+      </w:rPr>
+    </w:lvl>
+  </w:abstractNum>
+  <w:abstractNum w:abstractNumId="2" w15:restartNumberingAfterBreak="0">
+    <w:nsid w:val="259A4B50"/>
+    <w:multiLevelType w:val="multilevel"/>
+    <w:tmpl w:val="05DC21E2"/>
+    <w:lvl w:ilvl="0">
+      <w:start w:val="1"/>
+      <w:numFmt w:val="decimal"/>
+      <w:lvlText w:val="%1."/>
+      <w:lvlJc w:val="left"/>
+      <w:pPr>
+        <w:tabs>
+          <w:tab w:val="num" w:pos="720"/>
+        </w:tabs>
+        <w:ind w:left="720" w:hanging="360"/>
+      </w:pPr>
+    </w:lvl>
+    <w:lvl w:ilvl="1" w:tentative="1">
+      <w:start w:val="1"/>
+      <w:numFmt w:val="decimal"/>
+      <w:lvlText w:val="%2."/>
+      <w:lvlJc w:val="left"/>
+      <w:pPr>
+        <w:tabs>
+          <w:tab w:val="num" w:pos="1440"/>
+        </w:tabs>
+        <w:ind w:left="1440" w:hanging="360"/>
+      </w:pPr>
+    </w:lvl>
+    <w:lvl w:ilvl="2" w:tentative="1">
+      <w:start w:val="1"/>
+      <w:numFmt w:val="decimal"/>
+      <w:lvlText w:val="%3."/>
+      <w:lvlJc w:val="left"/>
+      <w:pPr>
+        <w:tabs>
+          <w:tab w:val="num" w:pos="2160"/>
+        </w:tabs>
+        <w:ind w:left="2160" w:hanging="360"/>
+      </w:pPr>
+    </w:lvl>
+    <w:lvl w:ilvl="3" w:tentative="1">
+      <w:start w:val="1"/>
+      <w:numFmt w:val="decimal"/>
+      <w:lvlText w:val="%4."/>
+      <w:lvlJc w:val="left"/>
+      <w:pPr>
+        <w:tabs>
+          <w:tab w:val="num" w:pos="2880"/>
+        </w:tabs>
+        <w:ind w:left="2880" w:hanging="360"/>
+      </w:pPr>
+    </w:lvl>
+    <w:lvl w:ilvl="4" w:tentative="1">
+      <w:start w:val="1"/>
+      <w:numFmt w:val="decimal"/>
+      <w:lvlText w:val="%5."/>
+      <w:lvlJc w:val="left"/>
+      <w:pPr>
+        <w:tabs>
+          <w:tab w:val="num" w:pos="3600"/>
+        </w:tabs>
+        <w:ind w:left="3600" w:hanging="360"/>
+      </w:pPr>
+    </w:lvl>
+    <w:lvl w:ilvl="5" w:tentative="1">
+      <w:start w:val="1"/>
+      <w:numFmt w:val="decimal"/>
+      <w:lvlText w:val="%6."/>
+      <w:lvlJc w:val="left"/>
+      <w:pPr>
+        <w:tabs>
+          <w:tab w:val="num" w:pos="4320"/>
+        </w:tabs>
+        <w:ind w:left="4320" w:hanging="360"/>
+      </w:pPr>
+    </w:lvl>
+    <w:lvl w:ilvl="6" w:tentative="1">
+      <w:start w:val="1"/>
+      <w:numFmt w:val="decimal"/>
+      <w:lvlText w:val="%7."/>
+      <w:lvlJc w:val="left"/>
+      <w:pPr>
+        <w:tabs>
+          <w:tab w:val="num" w:pos="5040"/>
+        </w:tabs>
+        <w:ind w:left="5040" w:hanging="360"/>
+      </w:pPr>
+    </w:lvl>
+    <w:lvl w:ilvl="7" w:tentative="1">
+      <w:start w:val="1"/>
+      <w:numFmt w:val="decimal"/>
+      <w:lvlText w:val="%8."/>
+      <w:lvlJc w:val="left"/>
+      <w:pPr>
+        <w:tabs>
+          <w:tab w:val="num" w:pos="5760"/>
+        </w:tabs>
+        <w:ind w:left="5760" w:hanging="360"/>
+      </w:pPr>
+    </w:lvl>
+    <w:lvl w:ilvl="8" w:tentative="1">
+      <w:start w:val="1"/>
+      <w:numFmt w:val="decimal"/>
+      <w:lvlText w:val="%9."/>
+      <w:lvlJc w:val="left"/>
+      <w:pPr>
+        <w:tabs>
+          <w:tab w:val="num" w:pos="6480"/>
+        </w:tabs>
+        <w:ind w:left="6480" w:hanging="360"/>
+      </w:pPr>
+    </w:lvl>
+  </w:abstractNum>
+  <w:abstractNum w:abstractNumId="3" w15:restartNumberingAfterBreak="0">
+    <w:nsid w:val="31956888"/>
+    <w:multiLevelType w:val="multilevel"/>
+    <w:tmpl w:val="D80CFB16"/>
+    <w:lvl w:ilvl="0">
+      <w:start w:val="1"/>
+      <w:numFmt w:val="bullet"/>
+      <w:lvlText w:val=""/>
+      <w:lvlJc w:val="left"/>
+      <w:pPr>
+        <w:tabs>
+          <w:tab w:val="num" w:pos="720"/>
+        </w:tabs>
+        <w:ind w:left="720" w:hanging="360"/>
+      </w:pPr>
+      <w:rPr>
+        <w:rFonts w:ascii="Symbol" w:hAnsi="Symbol" w:hint="default"/>
+        <w:sz w:val="20"/>
+      </w:rPr>
+    </w:lvl>
+    <w:lvl w:ilvl="1" w:tentative="1">
+      <w:start w:val="1"/>
+      <w:numFmt w:val="bullet"/>
+      <w:lvlText w:val="o"/>
+      <w:lvlJc w:val="left"/>
+      <w:pPr>
+        <w:tabs>
+          <w:tab w:val="num" w:pos="1440"/>
+        </w:tabs>
+        <w:ind w:left="1440" w:hanging="360"/>
+      </w:pPr>
+      <w:rPr>
+        <w:rFonts w:ascii="Courier New" w:hAnsi="Courier New" w:hint="default"/>
+        <w:sz w:val="20"/>
+      </w:rPr>
+    </w:lvl>
+    <w:lvl w:ilvl="2" w:tentative="1">
+      <w:start w:val="1"/>
+      <w:numFmt w:val="bullet"/>
+      <w:lvlText w:val=""/>
+      <w:lvlJc w:val="left"/>
+      <w:pPr>
+        <w:tabs>
+          <w:tab w:val="num" w:pos="2160"/>
+        </w:tabs>
+        <w:ind w:left="2160" w:hanging="360"/>
+      </w:pPr>
+      <w:rPr>
+        <w:rFonts w:ascii="Wingdings" w:hAnsi="Wingdings" w:hint="default"/>
+        <w:sz w:val="20"/>
+      </w:rPr>
+    </w:lvl>
+    <w:lvl w:ilvl="3" w:tentative="1">
+      <w:start w:val="1"/>
+      <w:numFmt w:val="bullet"/>
+      <w:lvlText w:val=""/>
+      <w:lvlJc w:val="left"/>
+      <w:pPr>
+        <w:tabs>
+          <w:tab w:val="num" w:pos="2880"/>
+        </w:tabs>
+        <w:ind w:left="2880" w:hanging="360"/>
+      </w:pPr>
+      <w:rPr>
+        <w:rFonts w:ascii="Wingdings" w:hAnsi="Wingdings" w:hint="default"/>
+        <w:sz w:val="20"/>
+      </w:rPr>
+    </w:lvl>
+    <w:lvl w:ilvl="4" w:tentative="1">
+      <w:start w:val="1"/>
+      <w:numFmt w:val="bullet"/>
+      <w:lvlText w:val=""/>
+      <w:lvlJc w:val="left"/>
+      <w:pPr>
+        <w:tabs>
+          <w:tab w:val="num" w:pos="3600"/>
+        </w:tabs>
+        <w:ind w:left="3600" w:hanging="360"/>
+      </w:pPr>
+      <w:rPr>
+        <w:rFonts w:ascii="Wingdings" w:hAnsi="Wingdings" w:hint="default"/>
+        <w:sz w:val="20"/>
+      </w:rPr>
+    </w:lvl>
+    <w:lvl w:ilvl="5" w:tentative="1">
+      <w:start w:val="1"/>
+      <w:numFmt w:val="bullet"/>
+      <w:lvlText w:val=""/>
+      <w:lvlJc w:val="left"/>
+      <w:pPr>
+        <w:tabs>
+          <w:tab w:val="num" w:pos="4320"/>
+        </w:tabs>
+        <w:ind w:left="4320" w:hanging="360"/>
+      </w:pPr>
+      <w:rPr>
+        <w:rFonts w:ascii="Wingdings" w:hAnsi="Wingdings" w:hint="default"/>
+        <w:sz w:val="20"/>
+      </w:rPr>
+    </w:lvl>
+    <w:lvl w:ilvl="6" w:tentative="1">
+      <w:start w:val="1"/>
+      <w:numFmt w:val="bullet"/>
+      <w:lvlText w:val=""/>
+      <w:lvlJc w:val="left"/>
+      <w:pPr>
+        <w:tabs>
+          <w:tab w:val="num" w:pos="5040"/>
+        </w:tabs>
+        <w:ind w:left="5040" w:hanging="360"/>
+      </w:pPr>
+      <w:rPr>
+        <w:rFonts w:ascii="Wingdings" w:hAnsi="Wingdings" w:hint="default"/>
+        <w:sz w:val="20"/>
+      </w:rPr>
+    </w:lvl>
+    <w:lvl w:ilvl="7" w:tentative="1">
+      <w:start w:val="1"/>
+      <w:numFmt w:val="bullet"/>
+      <w:lvlText w:val=""/>
+      <w:lvlJc w:val="left"/>
+      <w:pPr>
+        <w:tabs>
+          <w:tab w:val="num" w:pos="5760"/>
+        </w:tabs>
+        <w:ind w:left="5760" w:hanging="360"/>
+      </w:pPr>
+      <w:rPr>
+        <w:rFonts w:ascii="Wingdings" w:hAnsi="Wingdings" w:hint="default"/>
+        <w:sz w:val="20"/>
+      </w:rPr>
+    </w:lvl>
+    <w:lvl w:ilvl="8" w:tentative="1">
+      <w:start w:val="1"/>
+      <w:numFmt w:val="bullet"/>
+      <w:lvlText w:val=""/>
+      <w:lvlJc w:val="left"/>
+      <w:pPr>
+        <w:tabs>
+          <w:tab w:val="num" w:pos="6480"/>
+        </w:tabs>
+        <w:ind w:left="6480" w:hanging="360"/>
+      </w:pPr>
+      <w:rPr>
+        <w:rFonts w:ascii="Wingdings" w:hAnsi="Wingdings" w:hint="default"/>
+        <w:sz w:val="20"/>
+      </w:rPr>
+    </w:lvl>
+  </w:abstractNum>
+  <w:abstractNum w:abstractNumId="4" w15:restartNumberingAfterBreak="0">
+    <w:nsid w:val="36B1693F"/>
+    <w:multiLevelType w:val="multilevel"/>
+    <w:tmpl w:val="AA0409A2"/>
+    <w:lvl w:ilvl="0">
+      <w:start w:val="1"/>
+      <w:numFmt w:val="decimal"/>
+      <w:lvlText w:val="%1."/>
+      <w:lvlJc w:val="left"/>
+      <w:pPr>
+        <w:tabs>
+          <w:tab w:val="num" w:pos="720"/>
+        </w:tabs>
+        <w:ind w:left="720" w:hanging="360"/>
+      </w:pPr>
+    </w:lvl>
+    <w:lvl w:ilvl="1" w:tentative="1">
+      <w:start w:val="1"/>
+      <w:numFmt w:val="decimal"/>
+      <w:lvlText w:val="%2."/>
+      <w:lvlJc w:val="left"/>
+      <w:pPr>
+        <w:tabs>
+          <w:tab w:val="num" w:pos="1440"/>
+        </w:tabs>
+        <w:ind w:left="1440" w:hanging="360"/>
+      </w:pPr>
+    </w:lvl>
+    <w:lvl w:ilvl="2" w:tentative="1">
+      <w:start w:val="1"/>
+      <w:numFmt w:val="decimal"/>
+      <w:lvlText w:val="%3."/>
+      <w:lvlJc w:val="left"/>
+      <w:pPr>
+        <w:tabs>
+          <w:tab w:val="num" w:pos="2160"/>
+        </w:tabs>
+        <w:ind w:left="2160" w:hanging="360"/>
+      </w:pPr>
+    </w:lvl>
+    <w:lvl w:ilvl="3" w:tentative="1">
+      <w:start w:val="1"/>
+      <w:numFmt w:val="decimal"/>
+      <w:lvlText w:val="%4."/>
+      <w:lvlJc w:val="left"/>
+      <w:pPr>
+        <w:tabs>
+          <w:tab w:val="num" w:pos="2880"/>
+        </w:tabs>
+        <w:ind w:left="2880" w:hanging="360"/>
+      </w:pPr>
+    </w:lvl>
+    <w:lvl w:ilvl="4" w:tentative="1">
+      <w:start w:val="1"/>
+      <w:numFmt w:val="decimal"/>
+      <w:lvlText w:val="%5."/>
+      <w:lvlJc w:val="left"/>
+      <w:pPr>
+        <w:tabs>
+          <w:tab w:val="num" w:pos="3600"/>
+        </w:tabs>
+        <w:ind w:left="3600" w:hanging="360"/>
+      </w:pPr>
+    </w:lvl>
+    <w:lvl w:ilvl="5" w:tentative="1">
+      <w:start w:val="1"/>
+      <w:numFmt w:val="decimal"/>
+      <w:lvlText w:val="%6."/>
+      <w:lvlJc w:val="left"/>
+      <w:pPr>
+        <w:tabs>
+          <w:tab w:val="num" w:pos="4320"/>
+        </w:tabs>
+        <w:ind w:left="4320" w:hanging="360"/>
+      </w:pPr>
+    </w:lvl>
+    <w:lvl w:ilvl="6" w:tentative="1">
+      <w:start w:val="1"/>
+      <w:numFmt w:val="decimal"/>
+      <w:lvlText w:val="%7."/>
+      <w:lvlJc w:val="left"/>
+      <w:pPr>
+        <w:tabs>
+          <w:tab w:val="num" w:pos="5040"/>
+        </w:tabs>
+        <w:ind w:left="5040" w:hanging="360"/>
+      </w:pPr>
+    </w:lvl>
+    <w:lvl w:ilvl="7" w:tentative="1">
+      <w:start w:val="1"/>
+      <w:numFmt w:val="decimal"/>
+      <w:lvlText w:val="%8."/>
+      <w:lvlJc w:val="left"/>
+      <w:pPr>
+        <w:tabs>
+          <w:tab w:val="num" w:pos="5760"/>
+        </w:tabs>
+        <w:ind w:left="5760" w:hanging="360"/>
+      </w:pPr>
+    </w:lvl>
+    <w:lvl w:ilvl="8" w:tentative="1">
+      <w:start w:val="1"/>
+      <w:numFmt w:val="decimal"/>
+      <w:lvlText w:val="%9."/>
+      <w:lvlJc w:val="left"/>
+      <w:pPr>
+        <w:tabs>
+          <w:tab w:val="num" w:pos="6480"/>
+        </w:tabs>
+        <w:ind w:left="6480" w:hanging="360"/>
+      </w:pPr>
+    </w:lvl>
+  </w:abstractNum>
+  <w:abstractNum w:abstractNumId="5" w15:restartNumberingAfterBreak="0">
+    <w:nsid w:val="5DC06814"/>
+    <w:multiLevelType w:val="multilevel"/>
+    <w:tmpl w:val="2960C52E"/>
+    <w:lvl w:ilvl="0">
+      <w:start w:val="1"/>
+      <w:numFmt w:val="bullet"/>
+      <w:lvlText w:val=""/>
+      <w:lvlJc w:val="left"/>
+      <w:pPr>
+        <w:tabs>
+          <w:tab w:val="num" w:pos="720"/>
+        </w:tabs>
+        <w:ind w:left="720" w:hanging="360"/>
+      </w:pPr>
+      <w:rPr>
+        <w:rFonts w:ascii="Symbol" w:hAnsi="Symbol" w:hint="default"/>
+        <w:sz w:val="20"/>
+      </w:rPr>
+    </w:lvl>
+    <w:lvl w:ilvl="1" w:tentative="1">
+      <w:start w:val="1"/>
+      <w:numFmt w:val="bullet"/>
+      <w:lvlText w:val="o"/>
+      <w:lvlJc w:val="left"/>
+      <w:pPr>
+        <w:tabs>
+          <w:tab w:val="num" w:pos="1440"/>
+        </w:tabs>
+        <w:ind w:left="1440" w:hanging="360"/>
+      </w:pPr>
+      <w:rPr>
+        <w:rFonts w:ascii="Courier New" w:hAnsi="Courier New" w:hint="default"/>
+        <w:sz w:val="20"/>
+      </w:rPr>
+    </w:lvl>
+    <w:lvl w:ilvl="2" w:tentative="1">
+      <w:start w:val="1"/>
+      <w:numFmt w:val="bullet"/>
+      <w:lvlText w:val=""/>
+      <w:lvlJc w:val="left"/>
+      <w:pPr>
+        <w:tabs>
+          <w:tab w:val="num" w:pos="2160"/>
+        </w:tabs>
+        <w:ind w:left="2160" w:hanging="360"/>
+      </w:pPr>
+      <w:rPr>
+        <w:rFonts w:ascii="Wingdings" w:hAnsi="Wingdings" w:hint="default"/>
+        <w:sz w:val="20"/>
+      </w:rPr>
+    </w:lvl>
+    <w:lvl w:ilvl="3" w:tentative="1">
+      <w:start w:val="1"/>
+      <w:numFmt w:val="bullet"/>
+      <w:lvlText w:val=""/>
+      <w:lvlJc w:val="left"/>
+      <w:pPr>
+        <w:tabs>
+          <w:tab w:val="num" w:pos="2880"/>
+        </w:tabs>
+        <w:ind w:left="2880" w:hanging="360"/>
+      </w:pPr>
+      <w:rPr>
+        <w:rFonts w:ascii="Wingdings" w:hAnsi="Wingdings" w:hint="default"/>
+        <w:sz w:val="20"/>
+      </w:rPr>
+    </w:lvl>
+    <w:lvl w:ilvl="4" w:tentative="1">
+      <w:start w:val="1"/>
+      <w:numFmt w:val="bullet"/>
+      <w:lvlText w:val=""/>
+      <w:lvlJc w:val="left"/>
+      <w:pPr>
+        <w:tabs>
+          <w:tab w:val="num" w:pos="3600"/>
+        </w:tabs>
+        <w:ind w:left="3600" w:hanging="360"/>
+      </w:pPr>
+      <w:rPr>
+        <w:rFonts w:ascii="Wingdings" w:hAnsi="Wingdings" w:hint="default"/>
+        <w:sz w:val="20"/>
+      </w:rPr>
+    </w:lvl>
+    <w:lvl w:ilvl="5" w:tentative="1">
+      <w:start w:val="1"/>
+      <w:numFmt w:val="bullet"/>
+      <w:lvlText w:val=""/>
+      <w:lvlJc w:val="left"/>
+      <w:pPr>
+        <w:tabs>
+          <w:tab w:val="num" w:pos="4320"/>
+        </w:tabs>
+        <w:ind w:left="4320" w:hanging="360"/>
+      </w:pPr>
+      <w:rPr>
+        <w:rFonts w:ascii="Wingdings" w:hAnsi="Wingdings" w:hint="default"/>
+        <w:sz w:val="20"/>
+      </w:rPr>
+    </w:lvl>
+    <w:lvl w:ilvl="6" w:tentative="1">
+      <w:start w:val="1"/>
+      <w:numFmt w:val="bullet"/>
+      <w:lvlText w:val=""/>
+      <w:lvlJc w:val="left"/>
+      <w:pPr>
+        <w:tabs>
+          <w:tab w:val="num" w:pos="5040"/>
+        </w:tabs>
+        <w:ind w:left="5040" w:hanging="360"/>
+      </w:pPr>
+      <w:rPr>
+        <w:rFonts w:ascii="Wingdings" w:hAnsi="Wingdings" w:hint="default"/>
+        <w:sz w:val="20"/>
+      </w:rPr>
+    </w:lvl>
+    <w:lvl w:ilvl="7" w:tentative="1">
+      <w:start w:val="1"/>
+      <w:numFmt w:val="bullet"/>
+      <w:lvlText w:val=""/>
+      <w:lvlJc w:val="left"/>
+      <w:pPr>
+        <w:tabs>
+          <w:tab w:val="num" w:pos="5760"/>
+        </w:tabs>
+        <w:ind w:left="5760" w:hanging="360"/>
+      </w:pPr>
+      <w:rPr>
+        <w:rFonts w:ascii="Wingdings" w:hAnsi="Wingdings" w:hint="default"/>
+        <w:sz w:val="20"/>
+      </w:rPr>
+    </w:lvl>
+    <w:lvl w:ilvl="8" w:tentative="1">
+      <w:start w:val="1"/>
+      <w:numFmt w:val="bullet"/>
+      <w:lvlText w:val=""/>
+      <w:lvlJc w:val="left"/>
+      <w:pPr>
+        <w:tabs>
+          <w:tab w:val="num" w:pos="6480"/>
+        </w:tabs>
+        <w:ind w:left="6480" w:hanging="360"/>
+      </w:pPr>
+      <w:rPr>
+        <w:rFonts w:ascii="Wingdings" w:hAnsi="Wingdings" w:hint="default"/>
+        <w:sz w:val="20"/>
+      </w:rPr>
+    </w:lvl>
+  </w:abstractNum>
+  <w:abstractNum w:abstractNumId="6" w15:restartNumberingAfterBreak="0">
+    <w:nsid w:val="65540933"/>
+    <w:multiLevelType w:val="multilevel"/>
+    <w:tmpl w:val="45AE7996"/>
+    <w:lvl w:ilvl="0">
+      <w:start w:val="1"/>
+      <w:numFmt w:val="bullet"/>
+      <w:lvlText w:val=""/>
+      <w:lvlJc w:val="left"/>
+      <w:pPr>
+        <w:tabs>
+          <w:tab w:val="num" w:pos="720"/>
+        </w:tabs>
+        <w:ind w:left="720" w:hanging="360"/>
+      </w:pPr>
+      <w:rPr>
+        <w:rFonts w:ascii="Symbol" w:hAnsi="Symbol" w:hint="default"/>
+        <w:sz w:val="20"/>
+      </w:rPr>
+    </w:lvl>
+    <w:lvl w:ilvl="1" w:tentative="1">
+      <w:start w:val="1"/>
+      <w:numFmt w:val="bullet"/>
+      <w:lvlText w:val="o"/>
+      <w:lvlJc w:val="left"/>
+      <w:pPr>
+        <w:tabs>
+          <w:tab w:val="num" w:pos="1440"/>
+        </w:tabs>
+        <w:ind w:left="1440" w:hanging="360"/>
+      </w:pPr>
+      <w:rPr>
+        <w:rFonts w:ascii="Courier New" w:hAnsi="Courier New" w:hint="default"/>
+        <w:sz w:val="20"/>
+      </w:rPr>
+    </w:lvl>
+    <w:lvl w:ilvl="2" w:tentative="1">
+      <w:start w:val="1"/>
+      <w:numFmt w:val="bullet"/>
+      <w:lvlText w:val=""/>
+      <w:lvlJc w:val="left"/>
+      <w:pPr>
+        <w:tabs>
+          <w:tab w:val="num" w:pos="2160"/>
+        </w:tabs>
+        <w:ind w:left="2160" w:hanging="360"/>
+      </w:pPr>
+      <w:rPr>
+        <w:rFonts w:ascii="Wingdings" w:hAnsi="Wingdings" w:hint="default"/>
+        <w:sz w:val="20"/>
+      </w:rPr>
+    </w:lvl>
+    <w:lvl w:ilvl="3" w:tentative="1">
+      <w:start w:val="1"/>
+      <w:numFmt w:val="bullet"/>
+      <w:lvlText w:val=""/>
+      <w:lvlJc w:val="left"/>
+      <w:pPr>
+        <w:tabs>
+          <w:tab w:val="num" w:pos="2880"/>
+        </w:tabs>
+        <w:ind w:left="2880" w:hanging="360"/>
+      </w:pPr>
+      <w:rPr>
+        <w:rFonts w:ascii="Wingdings" w:hAnsi="Wingdings" w:hint="default"/>
+        <w:sz w:val="20"/>
+      </w:rPr>
+    </w:lvl>
+    <w:lvl w:ilvl="4" w:tentative="1">
+      <w:start w:val="1"/>
+      <w:numFmt w:val="bullet"/>
+      <w:lvlText w:val=""/>
+      <w:lvlJc w:val="left"/>
+      <w:pPr>
+        <w:tabs>
+          <w:tab w:val="num" w:pos="3600"/>
+        </w:tabs>
+        <w:ind w:left="3600" w:hanging="360"/>
+      </w:pPr>
+      <w:rPr>
+        <w:rFonts w:ascii="Wingdings" w:hAnsi="Wingdings" w:hint="default"/>
+        <w:sz w:val="20"/>
+      </w:rPr>
+    </w:lvl>
+    <w:lvl w:ilvl="5" w:tentative="1">
+      <w:start w:val="1"/>
+      <w:numFmt w:val="bullet"/>
+      <w:lvlText w:val=""/>
+      <w:lvlJc w:val="left"/>
+      <w:pPr>
+        <w:tabs>
+          <w:tab w:val="num" w:pos="4320"/>
+        </w:tabs>
+        <w:ind w:left="4320" w:hanging="360"/>
+      </w:pPr>
+      <w:rPr>
+        <w:rFonts w:ascii="Wingdings" w:hAnsi="Wingdings" w:hint="default"/>
+        <w:sz w:val="20"/>
+      </w:rPr>
+    </w:lvl>
+    <w:lvl w:ilvl="6" w:tentative="1">
+      <w:start w:val="1"/>
+      <w:numFmt w:val="bullet"/>
+      <w:lvlText w:val=""/>
+      <w:lvlJc w:val="left"/>
+      <w:pPr>
+        <w:tabs>
+          <w:tab w:val="num" w:pos="5040"/>
+        </w:tabs>
+        <w:ind w:left="5040" w:hanging="360"/>
+      </w:pPr>
+      <w:rPr>
+        <w:rFonts w:ascii="Wingdings" w:hAnsi="Wingdings" w:hint="default"/>
+        <w:sz w:val="20"/>
+      </w:rPr>
+    </w:lvl>
+    <w:lvl w:ilvl="7" w:tentative="1">
+      <w:start w:val="1"/>
+      <w:numFmt w:val="bullet"/>
+      <w:lvlText w:val=""/>
+      <w:lvlJc w:val="left"/>
+      <w:pPr>
+        <w:tabs>
+          <w:tab w:val="num" w:pos="5760"/>
+        </w:tabs>
+        <w:ind w:left="5760" w:hanging="360"/>
+      </w:pPr>
+      <w:rPr>
+        <w:rFonts w:ascii="Wingdings" w:hAnsi="Wingdings" w:hint="default"/>
+        <w:sz w:val="20"/>
+      </w:rPr>
+    </w:lvl>
+    <w:lvl w:ilvl="8" w:tentative="1">
+      <w:start w:val="1"/>
+      <w:numFmt w:val="bullet"/>
+      <w:lvlText w:val=""/>
+      <w:lvlJc w:val="left"/>
+      <w:pPr>
+        <w:tabs>
+          <w:tab w:val="num" w:pos="6480"/>
+        </w:tabs>
+        <w:ind w:left="6480" w:hanging="360"/>
+      </w:pPr>
+      <w:rPr>
+        <w:rFonts w:ascii="Wingdings" w:hAnsi="Wingdings" w:hint="default"/>
+        <w:sz w:val="20"/>
+      </w:rPr>
+    </w:lvl>
+  </w:abstractNum>
+  <w:abstractNum w:abstractNumId="7" w15:restartNumberingAfterBreak="0">
+    <w:nsid w:val="6B7D7A66"/>
+    <w:multiLevelType w:val="multilevel"/>
+    <w:tmpl w:val="F432B374"/>
+    <w:lvl w:ilvl="0">
+      <w:start w:val="1"/>
+      <w:numFmt w:val="bullet"/>
+      <w:lvlText w:val=""/>
+      <w:lvlJc w:val="left"/>
+      <w:pPr>
+        <w:tabs>
+          <w:tab w:val="num" w:pos="720"/>
+        </w:tabs>
+        <w:ind w:left="720" w:hanging="360"/>
+      </w:pPr>
+      <w:rPr>
+        <w:rFonts w:ascii="Symbol" w:hAnsi="Symbol" w:hint="default"/>
+        <w:sz w:val="20"/>
+      </w:rPr>
+    </w:lvl>
+    <w:lvl w:ilvl="1" w:tentative="1">
+      <w:start w:val="1"/>
+      <w:numFmt w:val="bullet"/>
+      <w:lvlText w:val="o"/>
+      <w:lvlJc w:val="left"/>
+      <w:pPr>
+        <w:tabs>
+          <w:tab w:val="num" w:pos="1440"/>
+        </w:tabs>
+        <w:ind w:left="1440" w:hanging="360"/>
+      </w:pPr>
+      <w:rPr>
+        <w:rFonts w:ascii="Courier New" w:hAnsi="Courier New" w:hint="default"/>
+        <w:sz w:val="20"/>
+      </w:rPr>
+    </w:lvl>
+    <w:lvl w:ilvl="2" w:tentative="1">
+      <w:start w:val="1"/>
+      <w:numFmt w:val="bullet"/>
+      <w:lvlText w:val=""/>
+      <w:lvlJc w:val="left"/>
+      <w:pPr>
+        <w:tabs>
+          <w:tab w:val="num" w:pos="2160"/>
+        </w:tabs>
+        <w:ind w:left="2160" w:hanging="360"/>
+      </w:pPr>
+      <w:rPr>
+        <w:rFonts w:ascii="Wingdings" w:hAnsi="Wingdings" w:hint="default"/>
+        <w:sz w:val="20"/>
+      </w:rPr>
+    </w:lvl>
+    <w:lvl w:ilvl="3" w:tentative="1">
+      <w:start w:val="1"/>
+      <w:numFmt w:val="bullet"/>
+      <w:lvlText w:val=""/>
+      <w:lvlJc w:val="left"/>
+      <w:pPr>
+        <w:tabs>
+          <w:tab w:val="num" w:pos="2880"/>
+        </w:tabs>
+        <w:ind w:left="2880" w:hanging="360"/>
+      </w:pPr>
+      <w:rPr>
+        <w:rFonts w:ascii="Wingdings" w:hAnsi="Wingdings" w:hint="default"/>
+        <w:sz w:val="20"/>
+      </w:rPr>
+    </w:lvl>
+    <w:lvl w:ilvl="4" w:tentative="1">
+      <w:start w:val="1"/>
+      <w:numFmt w:val="bullet"/>
+      <w:lvlText w:val=""/>
+      <w:lvlJc w:val="left"/>
+      <w:pPr>
+        <w:tabs>
+          <w:tab w:val="num" w:pos="3600"/>
+        </w:tabs>
+        <w:ind w:left="3600" w:hanging="360"/>
+      </w:pPr>
+      <w:rPr>
+        <w:rFonts w:ascii="Wingdings" w:hAnsi="Wingdings" w:hint="default"/>
+        <w:sz w:val="20"/>
+      </w:rPr>
+    </w:lvl>
+    <w:lvl w:ilvl="5" w:tentative="1">
+      <w:start w:val="1"/>
+      <w:numFmt w:val="bullet"/>
+      <w:lvlText w:val=""/>
+      <w:lvlJc w:val="left"/>
+      <w:pPr>
+        <w:tabs>
+          <w:tab w:val="num" w:pos="4320"/>
+        </w:tabs>
+        <w:ind w:left="4320" w:hanging="360"/>
+      </w:pPr>
+      <w:rPr>
+        <w:rFonts w:ascii="Wingdings" w:hAnsi="Wingdings" w:hint="default"/>
+        <w:sz w:val="20"/>
+      </w:rPr>
+    </w:lvl>
+    <w:lvl w:ilvl="6" w:tentative="1">
+      <w:start w:val="1"/>
+      <w:numFmt w:val="bullet"/>
+      <w:lvlText w:val=""/>
+      <w:lvlJc w:val="left"/>
+      <w:pPr>
+        <w:tabs>
+          <w:tab w:val="num" w:pos="5040"/>
+        </w:tabs>
+        <w:ind w:left="5040" w:hanging="360"/>
+      </w:pPr>
+      <w:rPr>
+        <w:rFonts w:ascii="Wingdings" w:hAnsi="Wingdings" w:hint="default"/>
+        <w:sz w:val="20"/>
+      </w:rPr>
+    </w:lvl>
+    <w:lvl w:ilvl="7" w:tentative="1">
+      <w:start w:val="1"/>
+      <w:numFmt w:val="bullet"/>
+      <w:lvlText w:val=""/>
+      <w:lvlJc w:val="left"/>
+      <w:pPr>
+        <w:tabs>
+          <w:tab w:val="num" w:pos="5760"/>
+        </w:tabs>
+        <w:ind w:left="5760" w:hanging="360"/>
+      </w:pPr>
+      <w:rPr>
+        <w:rFonts w:ascii="Wingdings" w:hAnsi="Wingdings" w:hint="default"/>
+        <w:sz w:val="20"/>
+      </w:rPr>
+    </w:lvl>
+    <w:lvl w:ilvl="8" w:tentative="1">
+      <w:start w:val="1"/>
+      <w:numFmt w:val="bullet"/>
+      <w:lvlText w:val=""/>
+      <w:lvlJc w:val="left"/>
+      <w:pPr>
+        <w:tabs>
+          <w:tab w:val="num" w:pos="6480"/>
+        </w:tabs>
+        <w:ind w:left="6480" w:hanging="360"/>
+      </w:pPr>
+      <w:rPr>
+        <w:rFonts w:ascii="Wingdings" w:hAnsi="Wingdings" w:hint="default"/>
+        <w:sz w:val="20"/>
+      </w:rPr>
+    </w:lvl>
+  </w:abstractNum>
+  <w:abstractNum w:abstractNumId="8" w15:restartNumberingAfterBreak="0">
+    <w:nsid w:val="6D5E7302"/>
+    <w:multiLevelType w:val="multilevel"/>
+    <w:tmpl w:val="AA8092B2"/>
+    <w:lvl w:ilvl="0">
+      <w:start w:val="1"/>
+      <w:numFmt w:val="decimal"/>
+      <w:lvlText w:val="%1."/>
+      <w:lvlJc w:val="left"/>
+      <w:pPr>
+        <w:tabs>
+          <w:tab w:val="num" w:pos="720"/>
+        </w:tabs>
+        <w:ind w:left="720" w:hanging="360"/>
+      </w:pPr>
+    </w:lvl>
+    <w:lvl w:ilvl="1" w:tentative="1">
+      <w:start w:val="1"/>
+      <w:numFmt w:val="decimal"/>
+      <w:lvlText w:val="%2."/>
+      <w:lvlJc w:val="left"/>
+      <w:pPr>
+        <w:tabs>
+          <w:tab w:val="num" w:pos="1440"/>
+        </w:tabs>
+        <w:ind w:left="1440" w:hanging="360"/>
+      </w:pPr>
+    </w:lvl>
+    <w:lvl w:ilvl="2" w:tentative="1">
+      <w:start w:val="1"/>
+      <w:numFmt w:val="decimal"/>
+      <w:lvlText w:val="%3."/>
+      <w:lvlJc w:val="left"/>
+      <w:pPr>
+        <w:tabs>
+          <w:tab w:val="num" w:pos="2160"/>
+        </w:tabs>
+        <w:ind w:left="2160" w:hanging="360"/>
+      </w:pPr>
+    </w:lvl>
+    <w:lvl w:ilvl="3" w:tentative="1">
+      <w:start w:val="1"/>
+      <w:numFmt w:val="decimal"/>
+      <w:lvlText w:val="%4."/>
+      <w:lvlJc w:val="left"/>
+      <w:pPr>
+        <w:tabs>
+          <w:tab w:val="num" w:pos="2880"/>
+        </w:tabs>
+        <w:ind w:left="2880" w:hanging="360"/>
+      </w:pPr>
+    </w:lvl>
+    <w:lvl w:ilvl="4" w:tentative="1">
+      <w:start w:val="1"/>
+      <w:numFmt w:val="decimal"/>
+      <w:lvlText w:val="%5."/>
+      <w:lvlJc w:val="left"/>
+      <w:pPr>
+        <w:tabs>
+          <w:tab w:val="num" w:pos="3600"/>
+        </w:tabs>
+        <w:ind w:left="3600" w:hanging="360"/>
+      </w:pPr>
+    </w:lvl>
+    <w:lvl w:ilvl="5" w:tentative="1">
+      <w:start w:val="1"/>
+      <w:numFmt w:val="decimal"/>
+      <w:lvlText w:val="%6."/>
+      <w:lvlJc w:val="left"/>
+      <w:pPr>
+        <w:tabs>
+          <w:tab w:val="num" w:pos="4320"/>
+        </w:tabs>
+        <w:ind w:left="4320" w:hanging="360"/>
+      </w:pPr>
+    </w:lvl>
+    <w:lvl w:ilvl="6" w:tentative="1">
+      <w:start w:val="1"/>
+      <w:numFmt w:val="decimal"/>
+      <w:lvlText w:val="%7."/>
+      <w:lvlJc w:val="left"/>
+      <w:pPr>
+        <w:tabs>
+          <w:tab w:val="num" w:pos="5040"/>
+        </w:tabs>
+        <w:ind w:left="5040" w:hanging="360"/>
+      </w:pPr>
+    </w:lvl>
+    <w:lvl w:ilvl="7" w:tentative="1">
+      <w:start w:val="1"/>
+      <w:numFmt w:val="decimal"/>
+      <w:lvlText w:val="%8."/>
+      <w:lvlJc w:val="left"/>
+      <w:pPr>
+        <w:tabs>
+          <w:tab w:val="num" w:pos="5760"/>
+        </w:tabs>
+        <w:ind w:left="5760" w:hanging="360"/>
+      </w:pPr>
+    </w:lvl>
+    <w:lvl w:ilvl="8" w:tentative="1">
+      <w:start w:val="1"/>
+      <w:numFmt w:val="decimal"/>
+      <w:lvlText w:val="%9."/>
+      <w:lvlJc w:val="left"/>
+      <w:pPr>
+        <w:tabs>
+          <w:tab w:val="num" w:pos="6480"/>
+        </w:tabs>
+        <w:ind w:left="6480" w:hanging="360"/>
+      </w:pPr>
+    </w:lvl>
+  </w:abstractNum>
+  <w:abstractNum w:abstractNumId="9" w15:restartNumberingAfterBreak="0">
+    <w:nsid w:val="6EC3022D"/>
+    <w:multiLevelType w:val="multilevel"/>
+    <w:tmpl w:val="6A804E14"/>
+    <w:lvl w:ilvl="0">
+      <w:start w:val="1"/>
+      <w:numFmt w:val="bullet"/>
+      <w:lvlText w:val=""/>
+      <w:lvlJc w:val="left"/>
+      <w:pPr>
+        <w:tabs>
+          <w:tab w:val="num" w:pos="720"/>
+        </w:tabs>
+        <w:ind w:left="720" w:hanging="360"/>
+      </w:pPr>
+      <w:rPr>
+        <w:rFonts w:ascii="Symbol" w:hAnsi="Symbol" w:hint="default"/>
+        <w:sz w:val="20"/>
+      </w:rPr>
+    </w:lvl>
+    <w:lvl w:ilvl="1" w:tentative="1">
+      <w:start w:val="1"/>
+      <w:numFmt w:val="bullet"/>
+      <w:lvlText w:val="o"/>
+      <w:lvlJc w:val="left"/>
+      <w:pPr>
+        <w:tabs>
+          <w:tab w:val="num" w:pos="1440"/>
+        </w:tabs>
+        <w:ind w:left="1440" w:hanging="360"/>
+      </w:pPr>
+      <w:rPr>
+        <w:rFonts w:ascii="Courier New" w:hAnsi="Courier New" w:hint="default"/>
+        <w:sz w:val="20"/>
+      </w:rPr>
+    </w:lvl>
+    <w:lvl w:ilvl="2" w:tentative="1">
+      <w:start w:val="1"/>
+      <w:numFmt w:val="bullet"/>
+      <w:lvlText w:val=""/>
+      <w:lvlJc w:val="left"/>
+      <w:pPr>
+        <w:tabs>
+          <w:tab w:val="num" w:pos="2160"/>
+        </w:tabs>
+        <w:ind w:left="2160" w:hanging="360"/>
+      </w:pPr>
+      <w:rPr>
+        <w:rFonts w:ascii="Wingdings" w:hAnsi="Wingdings" w:hint="default"/>
+        <w:sz w:val="20"/>
+      </w:rPr>
+    </w:lvl>
+    <w:lvl w:ilvl="3" w:tentative="1">
+      <w:start w:val="1"/>
+      <w:numFmt w:val="bullet"/>
+      <w:lvlText w:val=""/>
+      <w:lvlJc w:val="left"/>
+      <w:pPr>
+        <w:tabs>
+          <w:tab w:val="num" w:pos="2880"/>
+        </w:tabs>
+        <w:ind w:left="2880" w:hanging="360"/>
+      </w:pPr>
+      <w:rPr>
+        <w:rFonts w:ascii="Wingdings" w:hAnsi="Wingdings" w:hint="default"/>
+        <w:sz w:val="20"/>
+      </w:rPr>
+    </w:lvl>
+    <w:lvl w:ilvl="4" w:tentative="1">
+      <w:start w:val="1"/>
+      <w:numFmt w:val="bullet"/>
+      <w:lvlText w:val=""/>
+      <w:lvlJc w:val="left"/>
+      <w:pPr>
+        <w:tabs>
+          <w:tab w:val="num" w:pos="3600"/>
+        </w:tabs>
+        <w:ind w:left="3600" w:hanging="360"/>
+      </w:pPr>
+      <w:rPr>
+        <w:rFonts w:ascii="Wingdings" w:hAnsi="Wingdings" w:hint="default"/>
+        <w:sz w:val="20"/>
+      </w:rPr>
+    </w:lvl>
+    <w:lvl w:ilvl="5" w:tentative="1">
+      <w:start w:val="1"/>
+      <w:numFmt w:val="bullet"/>
+      <w:lvlText w:val=""/>
+      <w:lvlJc w:val="left"/>
+      <w:pPr>
+        <w:tabs>
+          <w:tab w:val="num" w:pos="4320"/>
+        </w:tabs>
+        <w:ind w:left="4320" w:hanging="360"/>
+      </w:pPr>
+      <w:rPr>
+        <w:rFonts w:ascii="Wingdings" w:hAnsi="Wingdings" w:hint="default"/>
+        <w:sz w:val="20"/>
+      </w:rPr>
+    </w:lvl>
+    <w:lvl w:ilvl="6" w:tentative="1">
+      <w:start w:val="1"/>
+      <w:numFmt w:val="bullet"/>
+      <w:lvlText w:val=""/>
+      <w:lvlJc w:val="left"/>
+      <w:pPr>
+        <w:tabs>
+          <w:tab w:val="num" w:pos="5040"/>
+        </w:tabs>
+        <w:ind w:left="5040" w:hanging="360"/>
+      </w:pPr>
+      <w:rPr>
+        <w:rFonts w:ascii="Wingdings" w:hAnsi="Wingdings" w:hint="default"/>
+        <w:sz w:val="20"/>
+      </w:rPr>
+    </w:lvl>
+    <w:lvl w:ilvl="7" w:tentative="1">
+      <w:start w:val="1"/>
+      <w:numFmt w:val="bullet"/>
+      <w:lvlText w:val=""/>
+      <w:lvlJc w:val="left"/>
+      <w:pPr>
+        <w:tabs>
+          <w:tab w:val="num" w:pos="5760"/>
+        </w:tabs>
+        <w:ind w:left="5760" w:hanging="360"/>
+      </w:pPr>
+      <w:rPr>
+        <w:rFonts w:ascii="Wingdings" w:hAnsi="Wingdings" w:hint="default"/>
+        <w:sz w:val="20"/>
+      </w:rPr>
+    </w:lvl>
+    <w:lvl w:ilvl="8" w:tentative="1">
+      <w:start w:val="1"/>
+      <w:numFmt w:val="bullet"/>
+      <w:lvlText w:val=""/>
+      <w:lvlJc w:val="left"/>
+      <w:pPr>
+        <w:tabs>
+          <w:tab w:val="num" w:pos="6480"/>
+        </w:tabs>
+        <w:ind w:left="6480" w:hanging="360"/>
+      </w:pPr>
+      <w:rPr>
+        <w:rFonts w:ascii="Wingdings" w:hAnsi="Wingdings" w:hint="default"/>
+        <w:sz w:val="20"/>
+      </w:rPr>
+    </w:lvl>
+  </w:abstractNum>
+  <w:abstractNum w:abstractNumId="10" w15:restartNumberingAfterBreak="0">
+    <w:nsid w:val="7F3F7752"/>
+    <w:multiLevelType w:val="multilevel"/>
+    <w:tmpl w:val="BF468D68"/>
+    <w:lvl w:ilvl="0">
+      <w:start w:val="1"/>
+      <w:numFmt w:val="bullet"/>
+      <w:lvlText w:val=""/>
+      <w:lvlJc w:val="left"/>
+      <w:pPr>
+        <w:tabs>
+          <w:tab w:val="num" w:pos="720"/>
+        </w:tabs>
+        <w:ind w:left="720" w:hanging="360"/>
+      </w:pPr>
+      <w:rPr>
+        <w:rFonts w:ascii="Symbol" w:hAnsi="Symbol" w:hint="default"/>
+        <w:sz w:val="20"/>
+      </w:rPr>
+    </w:lvl>
+    <w:lvl w:ilvl="1" w:tentative="1">
+      <w:start w:val="1"/>
+      <w:numFmt w:val="bullet"/>
+      <w:lvlText w:val="o"/>
+      <w:lvlJc w:val="left"/>
+      <w:pPr>
+        <w:tabs>
+          <w:tab w:val="num" w:pos="1440"/>
+        </w:tabs>
+        <w:ind w:left="1440" w:hanging="360"/>
+      </w:pPr>
+      <w:rPr>
+        <w:rFonts w:ascii="Courier New" w:hAnsi="Courier New" w:hint="default"/>
+        <w:sz w:val="20"/>
+      </w:rPr>
+    </w:lvl>
+    <w:lvl w:ilvl="2" w:tentative="1">
+      <w:start w:val="1"/>
+      <w:numFmt w:val="bullet"/>
+      <w:lvlText w:val=""/>
+      <w:lvlJc w:val="left"/>
+      <w:pPr>
+        <w:tabs>
+          <w:tab w:val="num" w:pos="2160"/>
+        </w:tabs>
+        <w:ind w:left="2160" w:hanging="360"/>
+      </w:pPr>
+      <w:rPr>
+        <w:rFonts w:ascii="Wingdings" w:hAnsi="Wingdings" w:hint="default"/>
+        <w:sz w:val="20"/>
+      </w:rPr>
+    </w:lvl>
+    <w:lvl w:ilvl="3" w:tentative="1">
+      <w:start w:val="1"/>
+      <w:numFmt w:val="bullet"/>
+      <w:lvlText w:val=""/>
+      <w:lvlJc w:val="left"/>
+      <w:pPr>
+        <w:tabs>
+          <w:tab w:val="num" w:pos="2880"/>
+        </w:tabs>
+        <w:ind w:left="2880" w:hanging="360"/>
+      </w:pPr>
+      <w:rPr>
+        <w:rFonts w:ascii="Wingdings" w:hAnsi="Wingdings" w:hint="default"/>
+        <w:sz w:val="20"/>
+      </w:rPr>
+    </w:lvl>
+    <w:lvl w:ilvl="4" w:tentative="1">
+      <w:start w:val="1"/>
+      <w:numFmt w:val="bullet"/>
+      <w:lvlText w:val=""/>
+      <w:lvlJc w:val="left"/>
+      <w:pPr>
+        <w:tabs>
+          <w:tab w:val="num" w:pos="3600"/>
+        </w:tabs>
+        <w:ind w:left="3600" w:hanging="360"/>
+      </w:pPr>
+      <w:rPr>
+        <w:rFonts w:ascii="Wingdings" w:hAnsi="Wingdings" w:hint="default"/>
+        <w:sz w:val="20"/>
+      </w:rPr>
+    </w:lvl>
+    <w:lvl w:ilvl="5" w:tentative="1">
+      <w:start w:val="1"/>
+      <w:numFmt w:val="bullet"/>
+      <w:lvlText w:val=""/>
+      <w:lvlJc w:val="left"/>
+      <w:pPr>
+        <w:tabs>
+          <w:tab w:val="num" w:pos="4320"/>
+        </w:tabs>
+        <w:ind w:left="4320" w:hanging="360"/>
+      </w:pPr>
+      <w:rPr>
+        <w:rFonts w:ascii="Wingdings" w:hAnsi="Wingdings" w:hint="default"/>
+        <w:sz w:val="20"/>
+      </w:rPr>
+    </w:lvl>
+    <w:lvl w:ilvl="6" w:tentative="1">
+      <w:start w:val="1"/>
+      <w:numFmt w:val="bullet"/>
+      <w:lvlText w:val=""/>
+      <w:lvlJc w:val="left"/>
+      <w:pPr>
+        <w:tabs>
+          <w:tab w:val="num" w:pos="5040"/>
+        </w:tabs>
+        <w:ind w:left="5040" w:hanging="360"/>
+      </w:pPr>
+      <w:rPr>
+        <w:rFonts w:ascii="Wingdings" w:hAnsi="Wingdings" w:hint="default"/>
+        <w:sz w:val="20"/>
+      </w:rPr>
+    </w:lvl>
+    <w:lvl w:ilvl="7" w:tentative="1">
+      <w:start w:val="1"/>
+      <w:numFmt w:val="bullet"/>
+      <w:lvlText w:val=""/>
+      <w:lvlJc w:val="left"/>
+      <w:pPr>
+        <w:tabs>
+          <w:tab w:val="num" w:pos="5760"/>
+        </w:tabs>
+        <w:ind w:left="5760" w:hanging="360"/>
+      </w:pPr>
+      <w:rPr>
+        <w:rFonts w:ascii="Wingdings" w:hAnsi="Wingdings" w:hint="default"/>
+        <w:sz w:val="20"/>
+      </w:rPr>
+    </w:lvl>
+    <w:lvl w:ilvl="8" w:tentative="1">
+      <w:start w:val="1"/>
+      <w:numFmt w:val="bullet"/>
+      <w:lvlText w:val=""/>
+      <w:lvlJc w:val="left"/>
+      <w:pPr>
+        <w:tabs>
+          <w:tab w:val="num" w:pos="6480"/>
+        </w:tabs>
+        <w:ind w:left="6480" w:hanging="360"/>
+      </w:pPr>
+      <w:rPr>
+        <w:rFonts w:ascii="Wingdings" w:hAnsi="Wingdings" w:hint="default"/>
+        <w:sz w:val="20"/>
+      </w:rPr>
+    </w:lvl>
+  </w:abstractNum>
+  <w:num w:numId="1" w16cid:durableId="496503727">
+    <w:abstractNumId w:val="3"/>
+  </w:num>
+  <w:num w:numId="2" w16cid:durableId="1709916297">
+    <w:abstractNumId w:val="6"/>
+  </w:num>
+  <w:num w:numId="3" w16cid:durableId="673843211">
+    <w:abstractNumId w:val="10"/>
+  </w:num>
+  <w:num w:numId="4" w16cid:durableId="292181078">
+    <w:abstractNumId w:val="5"/>
+  </w:num>
+  <w:num w:numId="5" w16cid:durableId="684329703">
+    <w:abstractNumId w:val="2"/>
+  </w:num>
+  <w:num w:numId="6" w16cid:durableId="1113088552">
+    <w:abstractNumId w:val="0"/>
+  </w:num>
+  <w:num w:numId="7" w16cid:durableId="709762290">
+    <w:abstractNumId w:val="8"/>
+  </w:num>
+  <w:num w:numId="8" w16cid:durableId="266233341">
+    <w:abstractNumId w:val="1"/>
+  </w:num>
+  <w:num w:numId="9" w16cid:durableId="1690135748">
+    <w:abstractNumId w:val="9"/>
+  </w:num>
+  <w:num w:numId="10" w16cid:durableId="81145906">
+    <w:abstractNumId w:val="7"/>
+  </w:num>
+  <w:num w:numId="11" w16cid:durableId="1672565883">
+    <w:abstractNumId w:val="4"/>
+  </w:num>
+</w:numbering>
 </file>
 
 <file path=word/styles.xml><?xml version="1.0" encoding="utf-8"?>
@@ -510,7 +8349,6 @@
     <w:next w:val="Normal"/>
     <w:link w:val="Heading2Char"/>
     <w:uiPriority w:val="9"/>
-    <w:semiHidden/>
     <w:unhideWhenUsed/>
     <w:qFormat/>
     <w:rsid w:val="00FC3388"/>
@@ -726,7 +8564,6 @@
     <w:basedOn w:val="DefaultParagraphFont"/>
     <w:link w:val="Heading2"/>
     <w:uiPriority w:val="9"/>
-    <w:semiHidden/>
     <w:rsid w:val="00FC3388"/>
     <w:rPr>
       <w:rFonts w:asciiTheme="majorHAnsi" w:eastAsiaTheme="majorEastAsia" w:hAnsiTheme="majorHAnsi" w:cstheme="majorBidi"/>
